--- a/assignments/FIN-220-F25-HW2_Savage.docx
+++ b/assignments/FIN-220-F25-HW2_Savage.docx
@@ -42,6 +42,46 @@
           <w:sz w:val="29"/>
         </w:rPr>
         <w:t>Due on October 6, 2025</w:t>
+      </w:r>
+    </w:p>
+    <w:p>
+      <w:pPr>
+        <w:spacing w:after="250"/>
+        <w:ind w:left="-5"/>
+      </w:pPr>
+      <w:r>
+        <w:t xml:space="preserve">In my </w:t>
+      </w:r>
+      <w:proofErr w:type="spellStart"/>
+      <w:r>
+        <w:t>Git</w:t>
+      </w:r>
+      <w:r>
+        <w:t>hub</w:t>
+      </w:r>
+      <w:proofErr w:type="spellEnd"/>
+      <w:r>
+        <w:t>:</w:t>
+      </w:r>
+      <w:r>
+        <w:t xml:space="preserve"> </w:t>
+      </w:r>
+    </w:p>
+    <w:p>
+      <w:pPr>
+        <w:spacing w:after="250"/>
+        <w:ind w:left="-5"/>
+        <w:rPr>
+          <w:sz w:val="20"/>
+          <w:szCs w:val="20"/>
+        </w:rPr>
+      </w:pPr>
+      <w:r>
+        <w:rPr>
+          <w:sz w:val="20"/>
+          <w:szCs w:val="20"/>
+        </w:rPr>
+        <w:t>https://github.com/McSavage/FIN220/blob/main/assignments/HW2_Question123.ipynb</w:t>
       </w:r>
     </w:p>
     <w:p>
@@ -71,9 +111,22 @@
       </w:r>
       <w:proofErr w:type="spellEnd"/>
       <w:r>
-        <w:t>) with various hyperparameters, such as kernel=“linear” (with various values for the C hyperparameter) or kernel=“</w:t>
-      </w:r>
-      <w:proofErr w:type="spellStart"/>
+        <w:t>) with various hyperparameters, such as kernel</w:t>
+      </w:r>
+      <w:proofErr w:type="gramStart"/>
+      <w:r>
+        <w:t>=“</w:t>
+      </w:r>
+      <w:proofErr w:type="gramEnd"/>
+      <w:r>
+        <w:t>linear” (with various values for the C hyperparameter) or kernel</w:t>
+      </w:r>
+      <w:proofErr w:type="gramStart"/>
+      <w:r>
+        <w:t>=“</w:t>
+      </w:r>
+      <w:proofErr w:type="spellStart"/>
+      <w:proofErr w:type="gramEnd"/>
       <w:r>
         <w:t>rbf</w:t>
       </w:r>
@@ -98,10 +151,26 @@
         <w:t xml:space="preserve">Starting with </w:t>
       </w:r>
       <w:r>
-        <w:t>preprocessing = ColumnTransformer(</w:t>
-      </w:r>
-      <w:r>
-        <w:t xml:space="preserve"> from the 02_end_to_end_etc., notebook</w:t>
+        <w:t>preprocessing =</w:t>
+      </w:r>
+      <w:proofErr w:type="gramStart"/>
+      <w:r>
+        <w:t>ColumnTransformer(</w:t>
+      </w:r>
+      <w:proofErr w:type="gramEnd"/>
+      <w:r>
+        <w:t xml:space="preserve"> </w:t>
+      </w:r>
+    </w:p>
+    <w:p>
+      <w:pPr>
+        <w:ind w:left="309"/>
+      </w:pPr>
+      <w:r>
+        <w:t>from the 02_end_to_end_etc., notebook</w:t>
+      </w:r>
+      <w:r>
+        <w:t>…</w:t>
       </w:r>
     </w:p>
     <w:p>
@@ -226,16 +295,29 @@
         <w:t xml:space="preserve"> </w:t>
       </w:r>
       <w:proofErr w:type="spellStart"/>
-      <w:r>
-        <w:rPr>
-          <w:rFonts w:ascii="Consolas" w:eastAsia="Times New Roman" w:hAnsi="Consolas" w:cs="Times New Roman"/>
-          <w:color w:val="CCCCCC"/>
-          <w:kern w:val="0"/>
-          <w:sz w:val="16"/>
-          <w:szCs w:val="16"/>
-          <w14:ligatures w14:val="none"/>
-        </w:rPr>
-        <w:t>sklearn.model_selection</w:t>
+      <w:proofErr w:type="gramStart"/>
+      <w:r>
+        <w:rPr>
+          <w:rFonts w:ascii="Consolas" w:eastAsia="Times New Roman" w:hAnsi="Consolas" w:cs="Times New Roman"/>
+          <w:color w:val="CCCCCC"/>
+          <w:kern w:val="0"/>
+          <w:sz w:val="16"/>
+          <w:szCs w:val="16"/>
+          <w14:ligatures w14:val="none"/>
+        </w:rPr>
+        <w:t>sklearn.model</w:t>
+      </w:r>
+      <w:proofErr w:type="gramEnd"/>
+      <w:r>
+        <w:rPr>
+          <w:rFonts w:ascii="Consolas" w:eastAsia="Times New Roman" w:hAnsi="Consolas" w:cs="Times New Roman"/>
+          <w:color w:val="CCCCCC"/>
+          <w:kern w:val="0"/>
+          <w:sz w:val="16"/>
+          <w:szCs w:val="16"/>
+          <w14:ligatures w14:val="none"/>
+        </w:rPr>
+        <w:t>_selection</w:t>
       </w:r>
       <w:proofErr w:type="spellEnd"/>
       <w:r>
@@ -399,20 +481,57 @@
           <w:szCs w:val="16"/>
           <w14:ligatures w14:val="none"/>
         </w:rPr>
-        <w:t>make_pipeline</w:t>
-      </w:r>
-      <w:proofErr w:type="spellEnd"/>
-      <w:r>
-        <w:rPr>
-          <w:rFonts w:ascii="Consolas" w:eastAsia="Times New Roman" w:hAnsi="Consolas" w:cs="Times New Roman"/>
-          <w:color w:val="CCCCCC"/>
-          <w:kern w:val="0"/>
-          <w:sz w:val="16"/>
-          <w:szCs w:val="16"/>
-          <w14:ligatures w14:val="none"/>
-        </w:rPr>
-        <w:t>(preprocessing, SVR(</w:t>
-      </w:r>
+        <w:t>make_</w:t>
+      </w:r>
+      <w:proofErr w:type="gramStart"/>
+      <w:r>
+        <w:rPr>
+          <w:rFonts w:ascii="Consolas" w:eastAsia="Times New Roman" w:hAnsi="Consolas" w:cs="Times New Roman"/>
+          <w:color w:val="CCCCCC"/>
+          <w:kern w:val="0"/>
+          <w:sz w:val="16"/>
+          <w:szCs w:val="16"/>
+          <w14:ligatures w14:val="none"/>
+        </w:rPr>
+        <w:t>pipeline</w:t>
+      </w:r>
+      <w:proofErr w:type="spellEnd"/>
+      <w:r>
+        <w:rPr>
+          <w:rFonts w:ascii="Consolas" w:eastAsia="Times New Roman" w:hAnsi="Consolas" w:cs="Times New Roman"/>
+          <w:color w:val="CCCCCC"/>
+          <w:kern w:val="0"/>
+          <w:sz w:val="16"/>
+          <w:szCs w:val="16"/>
+          <w14:ligatures w14:val="none"/>
+        </w:rPr>
+        <w:t>(</w:t>
+      </w:r>
+      <w:proofErr w:type="gramEnd"/>
+      <w:r>
+        <w:rPr>
+          <w:rFonts w:ascii="Consolas" w:eastAsia="Times New Roman" w:hAnsi="Consolas" w:cs="Times New Roman"/>
+          <w:color w:val="CCCCCC"/>
+          <w:kern w:val="0"/>
+          <w:sz w:val="16"/>
+          <w:szCs w:val="16"/>
+          <w14:ligatures w14:val="none"/>
+        </w:rPr>
+        <w:t xml:space="preserve">preprocessing, </w:t>
+      </w:r>
+      <w:proofErr w:type="gramStart"/>
+      <w:r>
+        <w:rPr>
+          <w:rFonts w:ascii="Consolas" w:eastAsia="Times New Roman" w:hAnsi="Consolas" w:cs="Times New Roman"/>
+          <w:color w:val="CCCCCC"/>
+          <w:kern w:val="0"/>
+          <w:sz w:val="16"/>
+          <w:szCs w:val="16"/>
+          <w14:ligatures w14:val="none"/>
+        </w:rPr>
+        <w:t>SVR(</w:t>
+      </w:r>
+      <w:proofErr w:type="gramEnd"/>
       <w:r>
         <w:rPr>
           <w:rFonts w:ascii="Consolas" w:eastAsia="Times New Roman" w:hAnsi="Consolas" w:cs="Times New Roman"/>
@@ -630,6 +749,7 @@
         </w:rPr>
       </w:pPr>
       <w:proofErr w:type="spellStart"/>
+      <w:proofErr w:type="gramStart"/>
       <w:r>
         <w:rPr>
           <w:rFonts w:ascii="Consolas" w:eastAsia="Times New Roman" w:hAnsi="Consolas" w:cs="Times New Roman"/>
@@ -651,7 +771,19 @@
           <w:szCs w:val="16"/>
           <w14:ligatures w14:val="none"/>
         </w:rPr>
-        <w:t xml:space="preserve">(housing, </w:t>
+        <w:t>(</w:t>
+      </w:r>
+      <w:proofErr w:type="gramEnd"/>
+      <w:r>
+        <w:rPr>
+          <w:rFonts w:ascii="Consolas" w:eastAsia="Times New Roman" w:hAnsi="Consolas" w:cs="Times New Roman"/>
+          <w:color w:val="CCCCCC"/>
+          <w:kern w:val="0"/>
+          <w:sz w:val="16"/>
+          <w:szCs w:val="16"/>
+          <w14:ligatures w14:val="none"/>
+        </w:rPr>
+        <w:t xml:space="preserve">housing, </w:t>
       </w:r>
       <w:proofErr w:type="spellStart"/>
       <w:r>
@@ -721,6 +853,9 @@
       </w:pPr>
       <w:r>
         <w:t>Improvement: -35.6%</w:t>
+      </w:r>
+      <w:r>
+        <w:t xml:space="preserve"> - Worse</w:t>
       </w:r>
     </w:p>
     <w:p>
@@ -780,16 +915,29 @@
         <w:t xml:space="preserve"> </w:t>
       </w:r>
       <w:proofErr w:type="spellStart"/>
-      <w:r>
-        <w:rPr>
-          <w:rFonts w:ascii="Consolas" w:eastAsia="Times New Roman" w:hAnsi="Consolas" w:cs="Times New Roman"/>
-          <w:color w:val="CCCCCC"/>
-          <w:kern w:val="0"/>
-          <w:sz w:val="16"/>
-          <w:szCs w:val="16"/>
-          <w14:ligatures w14:val="none"/>
-        </w:rPr>
-        <w:t>sklearn.model_selection</w:t>
+      <w:proofErr w:type="gramStart"/>
+      <w:r>
+        <w:rPr>
+          <w:rFonts w:ascii="Consolas" w:eastAsia="Times New Roman" w:hAnsi="Consolas" w:cs="Times New Roman"/>
+          <w:color w:val="CCCCCC"/>
+          <w:kern w:val="0"/>
+          <w:sz w:val="16"/>
+          <w:szCs w:val="16"/>
+          <w14:ligatures w14:val="none"/>
+        </w:rPr>
+        <w:t>sklearn.model</w:t>
+      </w:r>
+      <w:proofErr w:type="gramEnd"/>
+      <w:r>
+        <w:rPr>
+          <w:rFonts w:ascii="Consolas" w:eastAsia="Times New Roman" w:hAnsi="Consolas" w:cs="Times New Roman"/>
+          <w:color w:val="CCCCCC"/>
+          <w:kern w:val="0"/>
+          <w:sz w:val="16"/>
+          <w:szCs w:val="16"/>
+          <w14:ligatures w14:val="none"/>
+        </w:rPr>
+        <w:t>_selection</w:t>
       </w:r>
       <w:proofErr w:type="spellEnd"/>
       <w:r>
@@ -844,9 +992,14 @@
         <w:ind w:left="0" w:firstLine="720"/>
       </w:pPr>
       <w:r>
-        <w:t>with the kernels ‘linear’, ‘</w:t>
-      </w:r>
-      <w:proofErr w:type="spellStart"/>
+        <w:t>with the kernels ‘linear</w:t>
+      </w:r>
+      <w:proofErr w:type="gramStart"/>
+      <w:r>
+        <w:t>’, ‘</w:t>
+      </w:r>
+      <w:proofErr w:type="spellStart"/>
+      <w:proofErr w:type="gramEnd"/>
       <w:r>
         <w:t>rbf</w:t>
       </w:r>
@@ -854,6 +1007,15 @@
       <w:r>
         <w:t xml:space="preserve">, and ‘ply’ </w:t>
       </w:r>
+      <w:r>
+        <w:t>-</w:t>
+      </w:r>
+    </w:p>
+    <w:p>
+      <w:pPr>
+        <w:ind w:left="0" w:firstLine="720"/>
+      </w:pPr>
+      <w:proofErr w:type="gramStart"/>
       <w:r>
         <w:rPr>
           <w:b/>
@@ -861,6 +1023,7 @@
         </w:rPr>
         <w:t>linear</w:t>
       </w:r>
+      <w:proofErr w:type="gramEnd"/>
       <w:r>
         <w:t xml:space="preserve"> returns the smallest RMSE</w:t>
       </w:r>
@@ -916,16 +1079,29 @@
         <w:t xml:space="preserve"> </w:t>
       </w:r>
       <w:proofErr w:type="spellStart"/>
-      <w:r>
-        <w:rPr>
-          <w:rFonts w:ascii="Consolas" w:eastAsia="Times New Roman" w:hAnsi="Consolas" w:cs="Times New Roman"/>
-          <w:color w:val="CCCCCC"/>
-          <w:kern w:val="0"/>
-          <w:sz w:val="16"/>
-          <w:szCs w:val="16"/>
-          <w14:ligatures w14:val="none"/>
-        </w:rPr>
-        <w:t>sklearn.model_selection</w:t>
+      <w:proofErr w:type="gramStart"/>
+      <w:r>
+        <w:rPr>
+          <w:rFonts w:ascii="Consolas" w:eastAsia="Times New Roman" w:hAnsi="Consolas" w:cs="Times New Roman"/>
+          <w:color w:val="CCCCCC"/>
+          <w:kern w:val="0"/>
+          <w:sz w:val="16"/>
+          <w:szCs w:val="16"/>
+          <w14:ligatures w14:val="none"/>
+        </w:rPr>
+        <w:t>sklearn.model</w:t>
+      </w:r>
+      <w:proofErr w:type="gramEnd"/>
+      <w:r>
+        <w:rPr>
+          <w:rFonts w:ascii="Consolas" w:eastAsia="Times New Roman" w:hAnsi="Consolas" w:cs="Times New Roman"/>
+          <w:color w:val="CCCCCC"/>
+          <w:kern w:val="0"/>
+          <w:sz w:val="16"/>
+          <w:szCs w:val="16"/>
+          <w14:ligatures w14:val="none"/>
+        </w:rPr>
+        <w:t>_selection</w:t>
       </w:r>
       <w:proofErr w:type="spellEnd"/>
       <w:r>
@@ -979,6 +1155,14 @@
       <w:pPr>
         <w:ind w:left="309"/>
       </w:pPr>
+      <w:r>
+        <w:t xml:space="preserve">specifying the ‘linear’ </w:t>
+      </w:r>
+      <w:proofErr w:type="gramStart"/>
+      <w:r>
+        <w:t>model;</w:t>
+      </w:r>
+      <w:proofErr w:type="gramEnd"/>
     </w:p>
     <w:p>
       <w:pPr>
@@ -1080,6 +1264,7 @@
         <w:t>'</w:t>
       </w:r>
       <w:proofErr w:type="spellStart"/>
+      <w:proofErr w:type="gramStart"/>
       <w:r>
         <w:rPr>
           <w:rFonts w:ascii="Consolas" w:eastAsia="Times New Roman" w:hAnsi="Consolas" w:cs="Times New Roman"/>
@@ -1092,6 +1277,7 @@
         <w:t>svr</w:t>
       </w:r>
       <w:proofErr w:type="spellEnd"/>
+      <w:proofErr w:type="gramEnd"/>
       <w:r>
         <w:rPr>
           <w:rFonts w:ascii="Consolas" w:eastAsia="Times New Roman" w:hAnsi="Consolas" w:cs="Times New Roman"/>
@@ -1219,6 +1405,7 @@
         <w:t>'</w:t>
       </w:r>
       <w:proofErr w:type="spellStart"/>
+      <w:proofErr w:type="gramStart"/>
       <w:r>
         <w:rPr>
           <w:rFonts w:ascii="Consolas" w:eastAsia="Times New Roman" w:hAnsi="Consolas" w:cs="Times New Roman"/>
@@ -1231,6 +1418,7 @@
         <w:t>svr</w:t>
       </w:r>
       <w:proofErr w:type="spellEnd"/>
+      <w:proofErr w:type="gramEnd"/>
       <w:r>
         <w:rPr>
           <w:rFonts w:ascii="Consolas" w:eastAsia="Times New Roman" w:hAnsi="Consolas" w:cs="Times New Roman"/>
@@ -1402,6 +1590,7 @@
         <w:t>'</w:t>
       </w:r>
       <w:proofErr w:type="spellStart"/>
+      <w:proofErr w:type="gramStart"/>
       <w:r>
         <w:rPr>
           <w:rFonts w:ascii="Consolas" w:eastAsia="Times New Roman" w:hAnsi="Consolas" w:cs="Times New Roman"/>
@@ -1414,6 +1603,7 @@
         <w:t>svr</w:t>
       </w:r>
       <w:proofErr w:type="spellEnd"/>
+      <w:proofErr w:type="gramEnd"/>
       <w:r>
         <w:rPr>
           <w:rFonts w:ascii="Consolas" w:eastAsia="Times New Roman" w:hAnsi="Consolas" w:cs="Times New Roman"/>
@@ -1617,20 +1807,57 @@
           <w:szCs w:val="21"/>
           <w14:ligatures w14:val="none"/>
         </w:rPr>
-        <w:t>make_pipeline</w:t>
-      </w:r>
-      <w:proofErr w:type="spellEnd"/>
-      <w:r>
-        <w:rPr>
-          <w:rFonts w:ascii="Consolas" w:eastAsia="Times New Roman" w:hAnsi="Consolas" w:cs="Times New Roman"/>
-          <w:color w:val="CCCCCC"/>
-          <w:kern w:val="0"/>
-          <w:sz w:val="21"/>
-          <w:szCs w:val="21"/>
-          <w14:ligatures w14:val="none"/>
-        </w:rPr>
-        <w:t>(preprocessing, SVR(</w:t>
-      </w:r>
+        <w:t>make_</w:t>
+      </w:r>
+      <w:proofErr w:type="gramStart"/>
+      <w:r>
+        <w:rPr>
+          <w:rFonts w:ascii="Consolas" w:eastAsia="Times New Roman" w:hAnsi="Consolas" w:cs="Times New Roman"/>
+          <w:color w:val="CCCCCC"/>
+          <w:kern w:val="0"/>
+          <w:sz w:val="21"/>
+          <w:szCs w:val="21"/>
+          <w14:ligatures w14:val="none"/>
+        </w:rPr>
+        <w:t>pipeline</w:t>
+      </w:r>
+      <w:proofErr w:type="spellEnd"/>
+      <w:r>
+        <w:rPr>
+          <w:rFonts w:ascii="Consolas" w:eastAsia="Times New Roman" w:hAnsi="Consolas" w:cs="Times New Roman"/>
+          <w:color w:val="CCCCCC"/>
+          <w:kern w:val="0"/>
+          <w:sz w:val="21"/>
+          <w:szCs w:val="21"/>
+          <w14:ligatures w14:val="none"/>
+        </w:rPr>
+        <w:t>(</w:t>
+      </w:r>
+      <w:proofErr w:type="gramEnd"/>
+      <w:r>
+        <w:rPr>
+          <w:rFonts w:ascii="Consolas" w:eastAsia="Times New Roman" w:hAnsi="Consolas" w:cs="Times New Roman"/>
+          <w:color w:val="CCCCCC"/>
+          <w:kern w:val="0"/>
+          <w:sz w:val="21"/>
+          <w:szCs w:val="21"/>
+          <w14:ligatures w14:val="none"/>
+        </w:rPr>
+        <w:t xml:space="preserve">preprocessing, </w:t>
+      </w:r>
+      <w:proofErr w:type="gramStart"/>
+      <w:r>
+        <w:rPr>
+          <w:rFonts w:ascii="Consolas" w:eastAsia="Times New Roman" w:hAnsi="Consolas" w:cs="Times New Roman"/>
+          <w:color w:val="CCCCCC"/>
+          <w:kern w:val="0"/>
+          <w:sz w:val="21"/>
+          <w:szCs w:val="21"/>
+          <w14:ligatures w14:val="none"/>
+        </w:rPr>
+        <w:t>SVR(</w:t>
+      </w:r>
+      <w:proofErr w:type="gramEnd"/>
       <w:r>
         <w:rPr>
           <w:rFonts w:ascii="Consolas" w:eastAsia="Times New Roman" w:hAnsi="Consolas" w:cs="Times New Roman"/>
@@ -1781,6 +2008,7 @@
         <w:t xml:space="preserve"> </w:t>
       </w:r>
       <w:proofErr w:type="spellStart"/>
+      <w:proofErr w:type="gramStart"/>
       <w:r>
         <w:rPr>
           <w:rFonts w:ascii="Consolas" w:eastAsia="Times New Roman" w:hAnsi="Consolas" w:cs="Times New Roman"/>
@@ -1804,6 +2032,7 @@
         </w:rPr>
         <w:t>(</w:t>
       </w:r>
+      <w:proofErr w:type="gramEnd"/>
     </w:p>
     <w:p>
       <w:pPr>
@@ -2194,6 +2423,7 @@
         </w:rPr>
         <w:t>=-</w:t>
       </w:r>
+      <w:proofErr w:type="gramStart"/>
       <w:r>
         <w:rPr>
           <w:rFonts w:ascii="Consolas" w:eastAsia="Times New Roman" w:hAnsi="Consolas" w:cs="Times New Roman"/>
@@ -2225,7 +2455,19 @@
           <w:szCs w:val="21"/>
           <w14:ligatures w14:val="none"/>
         </w:rPr>
-        <w:t># Use all available cores</w:t>
+        <w:t>#</w:t>
+      </w:r>
+      <w:proofErr w:type="gramEnd"/>
+      <w:r>
+        <w:rPr>
+          <w:rFonts w:ascii="Consolas" w:eastAsia="Times New Roman" w:hAnsi="Consolas" w:cs="Times New Roman"/>
+          <w:color w:val="6A9955"/>
+          <w:kern w:val="0"/>
+          <w:sz w:val="21"/>
+          <w:szCs w:val="21"/>
+          <w14:ligatures w14:val="none"/>
+        </w:rPr>
+        <w:t xml:space="preserve"> Use all available cores</w:t>
       </w:r>
     </w:p>
     <w:p>
@@ -2287,6 +2529,7 @@
         </w:rPr>
       </w:pPr>
       <w:proofErr w:type="spellStart"/>
+      <w:proofErr w:type="gramStart"/>
       <w:r>
         <w:rPr>
           <w:rFonts w:ascii="Consolas" w:eastAsia="Times New Roman" w:hAnsi="Consolas" w:cs="Times New Roman"/>
@@ -2308,7 +2551,19 @@
           <w:szCs w:val="21"/>
           <w14:ligatures w14:val="none"/>
         </w:rPr>
-        <w:t xml:space="preserve">(housing, </w:t>
+        <w:t>(</w:t>
+      </w:r>
+      <w:proofErr w:type="gramEnd"/>
+      <w:r>
+        <w:rPr>
+          <w:rFonts w:ascii="Consolas" w:eastAsia="Times New Roman" w:hAnsi="Consolas" w:cs="Times New Roman"/>
+          <w:color w:val="CCCCCC"/>
+          <w:kern w:val="0"/>
+          <w:sz w:val="21"/>
+          <w:szCs w:val="21"/>
+          <w14:ligatures w14:val="none"/>
+        </w:rPr>
+        <w:t xml:space="preserve">housing, </w:t>
       </w:r>
       <w:proofErr w:type="spellStart"/>
       <w:r>
@@ -2393,8 +2648,13 @@
       </w:r>
       <w:proofErr w:type="spellEnd"/>
       <w:r>
-        <w:t>__gamma': 'scale'}</w:t>
-      </w:r>
+        <w:t>__gamma': '</w:t>
+      </w:r>
+      <w:proofErr w:type="gramStart"/>
+      <w:r>
+        <w:t>scale'}</w:t>
+      </w:r>
+      <w:proofErr w:type="gramEnd"/>
     </w:p>
     <w:p>
       <w:pPr>
@@ -2460,8 +2720,29 @@
       </w:r>
       <w:proofErr w:type="spellEnd"/>
       <w:r>
-        <w:t>.</w:t>
-      </w:r>
+        <w:t xml:space="preserve"> </w:t>
+      </w:r>
+    </w:p>
+    <w:p>
+      <w:pPr>
+        <w:ind w:left="299" w:firstLine="0"/>
+      </w:pPr>
+      <w:r>
+        <w:t>Using the ‘</w:t>
+      </w:r>
+      <w:proofErr w:type="spellStart"/>
+      <w:r>
+        <w:t>rbf</w:t>
+      </w:r>
+      <w:proofErr w:type="spellEnd"/>
+      <w:r>
+        <w:t xml:space="preserve">’ </w:t>
+      </w:r>
+      <w:proofErr w:type="gramStart"/>
+      <w:r>
+        <w:t>kernel;</w:t>
+      </w:r>
+      <w:proofErr w:type="gramEnd"/>
     </w:p>
     <w:p>
       <w:pPr>
@@ -2571,6 +2852,7 @@
         <w:t>'</w:t>
       </w:r>
       <w:proofErr w:type="spellStart"/>
+      <w:proofErr w:type="gramStart"/>
       <w:r>
         <w:rPr>
           <w:rFonts w:ascii="Consolas" w:eastAsia="Times New Roman" w:hAnsi="Consolas" w:cs="Times New Roman"/>
@@ -2583,6 +2865,7 @@
         <w:t>svr</w:t>
       </w:r>
       <w:proofErr w:type="spellEnd"/>
+      <w:proofErr w:type="gramEnd"/>
       <w:r>
         <w:rPr>
           <w:rFonts w:ascii="Consolas" w:eastAsia="Times New Roman" w:hAnsi="Consolas" w:cs="Times New Roman"/>
@@ -2606,6 +2889,7 @@
         <w:t xml:space="preserve">: </w:t>
       </w:r>
       <w:proofErr w:type="spellStart"/>
+      <w:proofErr w:type="gramStart"/>
       <w:r>
         <w:rPr>
           <w:rFonts w:ascii="Consolas" w:eastAsia="Times New Roman" w:hAnsi="Consolas" w:cs="Times New Roman"/>
@@ -2629,6 +2913,7 @@
         </w:rPr>
         <w:t>(</w:t>
       </w:r>
+      <w:proofErr w:type="gramEnd"/>
       <w:r>
         <w:rPr>
           <w:rFonts w:ascii="Consolas" w:eastAsia="Times New Roman" w:hAnsi="Consolas" w:cs="Times New Roman"/>
@@ -2662,16 +2947,29 @@
         </w:rPr>
         <w:t>1000</w:t>
       </w:r>
-      <w:r>
-        <w:rPr>
-          <w:rFonts w:ascii="Consolas" w:eastAsia="Times New Roman" w:hAnsi="Consolas" w:cs="Times New Roman"/>
-          <w:color w:val="CCCCCC"/>
-          <w:kern w:val="0"/>
-          <w:sz w:val="16"/>
-          <w:szCs w:val="16"/>
-          <w14:ligatures w14:val="none"/>
-        </w:rPr>
-        <w:t>),          </w:t>
+      <w:proofErr w:type="gramStart"/>
+      <w:r>
+        <w:rPr>
+          <w:rFonts w:ascii="Consolas" w:eastAsia="Times New Roman" w:hAnsi="Consolas" w:cs="Times New Roman"/>
+          <w:color w:val="CCCCCC"/>
+          <w:kern w:val="0"/>
+          <w:sz w:val="16"/>
+          <w:szCs w:val="16"/>
+          <w14:ligatures w14:val="none"/>
+        </w:rPr>
+        <w:t xml:space="preserve">),   </w:t>
+      </w:r>
+      <w:proofErr w:type="gramEnd"/>
+      <w:r>
+        <w:rPr>
+          <w:rFonts w:ascii="Consolas" w:eastAsia="Times New Roman" w:hAnsi="Consolas" w:cs="Times New Roman"/>
+          <w:color w:val="CCCCCC"/>
+          <w:kern w:val="0"/>
+          <w:sz w:val="16"/>
+          <w:szCs w:val="16"/>
+          <w14:ligatures w14:val="none"/>
+        </w:rPr>
+        <w:t>       </w:t>
       </w:r>
       <w:r>
         <w:rPr>
@@ -2727,6 +3025,7 @@
         <w:t>'</w:t>
       </w:r>
       <w:proofErr w:type="spellStart"/>
+      <w:proofErr w:type="gramStart"/>
       <w:r>
         <w:rPr>
           <w:rFonts w:ascii="Consolas" w:eastAsia="Times New Roman" w:hAnsi="Consolas" w:cs="Times New Roman"/>
@@ -2739,6 +3038,7 @@
         <w:t>svr</w:t>
       </w:r>
       <w:proofErr w:type="spellEnd"/>
+      <w:proofErr w:type="gramEnd"/>
       <w:r>
         <w:rPr>
           <w:rFonts w:ascii="Consolas" w:eastAsia="Times New Roman" w:hAnsi="Consolas" w:cs="Times New Roman"/>
@@ -2762,6 +3062,7 @@
         <w:t xml:space="preserve">: </w:t>
       </w:r>
       <w:proofErr w:type="spellStart"/>
+      <w:proofErr w:type="gramStart"/>
       <w:r>
         <w:rPr>
           <w:rFonts w:ascii="Consolas" w:eastAsia="Times New Roman" w:hAnsi="Consolas" w:cs="Times New Roman"/>
@@ -2785,6 +3086,7 @@
         </w:rPr>
         <w:t>(</w:t>
       </w:r>
+      <w:proofErr w:type="gramEnd"/>
       <w:r>
         <w:rPr>
           <w:rFonts w:ascii="Consolas" w:eastAsia="Times New Roman" w:hAnsi="Consolas" w:cs="Times New Roman"/>
@@ -2818,16 +3120,29 @@
         </w:rPr>
         <w:t>1</w:t>
       </w:r>
-      <w:r>
-        <w:rPr>
-          <w:rFonts w:ascii="Consolas" w:eastAsia="Times New Roman" w:hAnsi="Consolas" w:cs="Times New Roman"/>
-          <w:color w:val="CCCCCC"/>
-          <w:kern w:val="0"/>
-          <w:sz w:val="16"/>
-          <w:szCs w:val="16"/>
-          <w14:ligatures w14:val="none"/>
-        </w:rPr>
-        <w:t>),    </w:t>
+      <w:proofErr w:type="gramStart"/>
+      <w:r>
+        <w:rPr>
+          <w:rFonts w:ascii="Consolas" w:eastAsia="Times New Roman" w:hAnsi="Consolas" w:cs="Times New Roman"/>
+          <w:color w:val="CCCCCC"/>
+          <w:kern w:val="0"/>
+          <w:sz w:val="16"/>
+          <w:szCs w:val="16"/>
+          <w14:ligatures w14:val="none"/>
+        </w:rPr>
+        <w:t xml:space="preserve">),   </w:t>
+      </w:r>
+      <w:proofErr w:type="gramEnd"/>
+      <w:r>
+        <w:rPr>
+          <w:rFonts w:ascii="Consolas" w:eastAsia="Times New Roman" w:hAnsi="Consolas" w:cs="Times New Roman"/>
+          <w:color w:val="CCCCCC"/>
+          <w:kern w:val="0"/>
+          <w:sz w:val="16"/>
+          <w:szCs w:val="16"/>
+          <w14:ligatures w14:val="none"/>
+        </w:rPr>
+        <w:t> </w:t>
       </w:r>
       <w:r>
         <w:rPr>
@@ -2883,6 +3198,7 @@
         <w:t>'</w:t>
       </w:r>
       <w:proofErr w:type="spellStart"/>
+      <w:proofErr w:type="gramStart"/>
       <w:r>
         <w:rPr>
           <w:rFonts w:ascii="Consolas" w:eastAsia="Times New Roman" w:hAnsi="Consolas" w:cs="Times New Roman"/>
@@ -2895,6 +3211,7 @@
         <w:t>svr</w:t>
       </w:r>
       <w:proofErr w:type="spellEnd"/>
+      <w:proofErr w:type="gramEnd"/>
       <w:r>
         <w:rPr>
           <w:rFonts w:ascii="Consolas" w:eastAsia="Times New Roman" w:hAnsi="Consolas" w:cs="Times New Roman"/>
@@ -2915,8 +3232,21 @@
           <w:szCs w:val="16"/>
           <w14:ligatures w14:val="none"/>
         </w:rPr>
-        <w:t>: uniform(</w:t>
-      </w:r>
+        <w:t xml:space="preserve">: </w:t>
+      </w:r>
+      <w:proofErr w:type="gramStart"/>
+      <w:r>
+        <w:rPr>
+          <w:rFonts w:ascii="Consolas" w:eastAsia="Times New Roman" w:hAnsi="Consolas" w:cs="Times New Roman"/>
+          <w:color w:val="CCCCCC"/>
+          <w:kern w:val="0"/>
+          <w:sz w:val="16"/>
+          <w:szCs w:val="16"/>
+          <w14:ligatures w14:val="none"/>
+        </w:rPr>
+        <w:t>uniform(</w:t>
+      </w:r>
+      <w:proofErr w:type="gramEnd"/>
       <w:r>
         <w:rPr>
           <w:rFonts w:ascii="Consolas" w:eastAsia="Times New Roman" w:hAnsi="Consolas" w:cs="Times New Roman"/>
@@ -2950,16 +3280,29 @@
         </w:rPr>
         <w:t>0.5</w:t>
       </w:r>
-      <w:r>
-        <w:rPr>
-          <w:rFonts w:ascii="Consolas" w:eastAsia="Times New Roman" w:hAnsi="Consolas" w:cs="Times New Roman"/>
-          <w:color w:val="CCCCCC"/>
-          <w:kern w:val="0"/>
-          <w:sz w:val="16"/>
-          <w:szCs w:val="16"/>
-          <w14:ligatures w14:val="none"/>
-        </w:rPr>
-        <w:t xml:space="preserve">),     </w:t>
+      <w:proofErr w:type="gramStart"/>
+      <w:r>
+        <w:rPr>
+          <w:rFonts w:ascii="Consolas" w:eastAsia="Times New Roman" w:hAnsi="Consolas" w:cs="Times New Roman"/>
+          <w:color w:val="CCCCCC"/>
+          <w:kern w:val="0"/>
+          <w:sz w:val="16"/>
+          <w:szCs w:val="16"/>
+          <w14:ligatures w14:val="none"/>
+        </w:rPr>
+        <w:t xml:space="preserve">),   </w:t>
+      </w:r>
+      <w:proofErr w:type="gramEnd"/>
+      <w:r>
+        <w:rPr>
+          <w:rFonts w:ascii="Consolas" w:eastAsia="Times New Roman" w:hAnsi="Consolas" w:cs="Times New Roman"/>
+          <w:color w:val="CCCCCC"/>
+          <w:kern w:val="0"/>
+          <w:sz w:val="16"/>
+          <w:szCs w:val="16"/>
+          <w14:ligatures w14:val="none"/>
+        </w:rPr>
+        <w:t xml:space="preserve">  </w:t>
       </w:r>
       <w:r>
         <w:rPr>
@@ -3130,20 +3473,57 @@
           <w:szCs w:val="16"/>
           <w14:ligatures w14:val="none"/>
         </w:rPr>
-        <w:t>make_pipeline</w:t>
-      </w:r>
-      <w:proofErr w:type="spellEnd"/>
-      <w:r>
-        <w:rPr>
-          <w:rFonts w:ascii="Consolas" w:eastAsia="Times New Roman" w:hAnsi="Consolas" w:cs="Times New Roman"/>
-          <w:color w:val="CCCCCC"/>
-          <w:kern w:val="0"/>
-          <w:sz w:val="16"/>
-          <w:szCs w:val="16"/>
-          <w14:ligatures w14:val="none"/>
-        </w:rPr>
-        <w:t>(preprocessing, SVR(</w:t>
-      </w:r>
+        <w:t>make_</w:t>
+      </w:r>
+      <w:proofErr w:type="gramStart"/>
+      <w:r>
+        <w:rPr>
+          <w:rFonts w:ascii="Consolas" w:eastAsia="Times New Roman" w:hAnsi="Consolas" w:cs="Times New Roman"/>
+          <w:color w:val="CCCCCC"/>
+          <w:kern w:val="0"/>
+          <w:sz w:val="16"/>
+          <w:szCs w:val="16"/>
+          <w14:ligatures w14:val="none"/>
+        </w:rPr>
+        <w:t>pipeline</w:t>
+      </w:r>
+      <w:proofErr w:type="spellEnd"/>
+      <w:r>
+        <w:rPr>
+          <w:rFonts w:ascii="Consolas" w:eastAsia="Times New Roman" w:hAnsi="Consolas" w:cs="Times New Roman"/>
+          <w:color w:val="CCCCCC"/>
+          <w:kern w:val="0"/>
+          <w:sz w:val="16"/>
+          <w:szCs w:val="16"/>
+          <w14:ligatures w14:val="none"/>
+        </w:rPr>
+        <w:t>(</w:t>
+      </w:r>
+      <w:proofErr w:type="gramEnd"/>
+      <w:r>
+        <w:rPr>
+          <w:rFonts w:ascii="Consolas" w:eastAsia="Times New Roman" w:hAnsi="Consolas" w:cs="Times New Roman"/>
+          <w:color w:val="CCCCCC"/>
+          <w:kern w:val="0"/>
+          <w:sz w:val="16"/>
+          <w:szCs w:val="16"/>
+          <w14:ligatures w14:val="none"/>
+        </w:rPr>
+        <w:t xml:space="preserve">preprocessing, </w:t>
+      </w:r>
+      <w:proofErr w:type="gramStart"/>
+      <w:r>
+        <w:rPr>
+          <w:rFonts w:ascii="Consolas" w:eastAsia="Times New Roman" w:hAnsi="Consolas" w:cs="Times New Roman"/>
+          <w:color w:val="CCCCCC"/>
+          <w:kern w:val="0"/>
+          <w:sz w:val="16"/>
+          <w:szCs w:val="16"/>
+          <w14:ligatures w14:val="none"/>
+        </w:rPr>
+        <w:t>SVR(</w:t>
+      </w:r>
+      <w:proofErr w:type="gramEnd"/>
       <w:r>
         <w:rPr>
           <w:rFonts w:ascii="Consolas" w:eastAsia="Times New Roman" w:hAnsi="Consolas" w:cs="Times New Roman"/>
@@ -3354,6 +3734,7 @@
         <w:t xml:space="preserve"> </w:t>
       </w:r>
       <w:proofErr w:type="spellStart"/>
+      <w:proofErr w:type="gramStart"/>
       <w:r>
         <w:rPr>
           <w:rFonts w:ascii="Consolas" w:eastAsia="Times New Roman" w:hAnsi="Consolas" w:cs="Times New Roman"/>
@@ -3366,6 +3747,7 @@
         <w:t>time.time</w:t>
       </w:r>
       <w:proofErr w:type="spellEnd"/>
+      <w:proofErr w:type="gramEnd"/>
       <w:r>
         <w:rPr>
           <w:rFonts w:ascii="Consolas" w:eastAsia="Times New Roman" w:hAnsi="Consolas" w:cs="Times New Roman"/>
@@ -3464,6 +3846,7 @@
         <w:t xml:space="preserve"> </w:t>
       </w:r>
       <w:proofErr w:type="spellStart"/>
+      <w:proofErr w:type="gramStart"/>
       <w:r>
         <w:rPr>
           <w:rFonts w:ascii="Consolas" w:eastAsia="Times New Roman" w:hAnsi="Consolas" w:cs="Times New Roman"/>
@@ -3487,6 +3870,7 @@
         </w:rPr>
         <w:t>(</w:t>
       </w:r>
+      <w:proofErr w:type="gramEnd"/>
     </w:p>
     <w:p>
       <w:pPr>
@@ -3676,6 +4060,7 @@
         </w:rPr>
         <w:t>=</w:t>
       </w:r>
+      <w:proofErr w:type="gramStart"/>
       <w:r>
         <w:rPr>
           <w:rFonts w:ascii="Consolas" w:eastAsia="Times New Roman" w:hAnsi="Consolas" w:cs="Times New Roman"/>
@@ -3707,7 +4092,19 @@
           <w:szCs w:val="16"/>
           <w14:ligatures w14:val="none"/>
         </w:rPr>
-        <w:t># Number of parameter settings to sample</w:t>
+        <w:t>#</w:t>
+      </w:r>
+      <w:proofErr w:type="gramEnd"/>
+      <w:r>
+        <w:rPr>
+          <w:rFonts w:ascii="Consolas" w:eastAsia="Times New Roman" w:hAnsi="Consolas" w:cs="Times New Roman"/>
+          <w:color w:val="6A9955"/>
+          <w:kern w:val="0"/>
+          <w:sz w:val="16"/>
+          <w:szCs w:val="16"/>
+          <w14:ligatures w14:val="none"/>
+        </w:rPr>
+        <w:t xml:space="preserve"> Number of parameter settings to sample</w:t>
       </w:r>
     </w:p>
     <w:p>
@@ -4090,6 +4487,7 @@
         </w:rPr>
         <w:t>=</w:t>
       </w:r>
+      <w:proofErr w:type="gramStart"/>
       <w:r>
         <w:rPr>
           <w:rFonts w:ascii="Consolas" w:eastAsia="Times New Roman" w:hAnsi="Consolas" w:cs="Times New Roman"/>
@@ -4121,7 +4519,19 @@
           <w:szCs w:val="16"/>
           <w14:ligatures w14:val="none"/>
         </w:rPr>
-        <w:t># For reproducibility</w:t>
+        <w:t>#</w:t>
+      </w:r>
+      <w:proofErr w:type="gramEnd"/>
+      <w:r>
+        <w:rPr>
+          <w:rFonts w:ascii="Consolas" w:eastAsia="Times New Roman" w:hAnsi="Consolas" w:cs="Times New Roman"/>
+          <w:color w:val="6A9955"/>
+          <w:kern w:val="0"/>
+          <w:sz w:val="16"/>
+          <w:szCs w:val="16"/>
+          <w14:ligatures w14:val="none"/>
+        </w:rPr>
+        <w:t xml:space="preserve"> For reproducibility</w:t>
       </w:r>
     </w:p>
     <w:p>
@@ -4195,6 +4605,7 @@
         </w:rPr>
       </w:pPr>
       <w:proofErr w:type="spellStart"/>
+      <w:proofErr w:type="gramStart"/>
       <w:r>
         <w:rPr>
           <w:rFonts w:ascii="Consolas" w:eastAsia="Times New Roman" w:hAnsi="Consolas" w:cs="Times New Roman"/>
@@ -4216,7 +4627,19 @@
           <w:szCs w:val="16"/>
           <w14:ligatures w14:val="none"/>
         </w:rPr>
-        <w:t xml:space="preserve">(housing, </w:t>
+        <w:t>(</w:t>
+      </w:r>
+      <w:proofErr w:type="gramEnd"/>
+      <w:r>
+        <w:rPr>
+          <w:rFonts w:ascii="Consolas" w:eastAsia="Times New Roman" w:hAnsi="Consolas" w:cs="Times New Roman"/>
+          <w:color w:val="CCCCCC"/>
+          <w:kern w:val="0"/>
+          <w:sz w:val="16"/>
+          <w:szCs w:val="16"/>
+          <w14:ligatures w14:val="none"/>
+        </w:rPr>
+        <w:t xml:space="preserve">housing, </w:t>
       </w:r>
       <w:proofErr w:type="spellStart"/>
       <w:r>
@@ -4336,16 +4759,29 @@
         <w:t xml:space="preserve"> </w:t>
       </w:r>
       <w:proofErr w:type="spellStart"/>
-      <w:r>
-        <w:rPr>
-          <w:rFonts w:ascii="Consolas" w:eastAsia="Times New Roman" w:hAnsi="Consolas" w:cs="Times New Roman"/>
-          <w:color w:val="CCCCCC"/>
-          <w:kern w:val="0"/>
-          <w:sz w:val="16"/>
-          <w:szCs w:val="16"/>
-          <w14:ligatures w14:val="none"/>
-        </w:rPr>
-        <w:t>sklearn.feature_selection</w:t>
+      <w:proofErr w:type="gramStart"/>
+      <w:r>
+        <w:rPr>
+          <w:rFonts w:ascii="Consolas" w:eastAsia="Times New Roman" w:hAnsi="Consolas" w:cs="Times New Roman"/>
+          <w:color w:val="CCCCCC"/>
+          <w:kern w:val="0"/>
+          <w:sz w:val="16"/>
+          <w:szCs w:val="16"/>
+          <w14:ligatures w14:val="none"/>
+        </w:rPr>
+        <w:t>sklearn.feature</w:t>
+      </w:r>
+      <w:proofErr w:type="gramEnd"/>
+      <w:r>
+        <w:rPr>
+          <w:rFonts w:ascii="Consolas" w:eastAsia="Times New Roman" w:hAnsi="Consolas" w:cs="Times New Roman"/>
+          <w:color w:val="CCCCCC"/>
+          <w:kern w:val="0"/>
+          <w:sz w:val="16"/>
+          <w:szCs w:val="16"/>
+          <w14:ligatures w14:val="none"/>
+        </w:rPr>
+        <w:t>_selection</w:t>
       </w:r>
       <w:proofErr w:type="spellEnd"/>
       <w:r>
@@ -4433,6 +4869,7 @@
         <w:t xml:space="preserve"> </w:t>
       </w:r>
       <w:proofErr w:type="spellStart"/>
+      <w:proofErr w:type="gramStart"/>
       <w:r>
         <w:rPr>
           <w:rFonts w:ascii="Consolas" w:eastAsia="Times New Roman" w:hAnsi="Consolas" w:cs="Times New Roman"/>
@@ -4445,6 +4882,7 @@
         <w:t>sklearn.ensemble</w:t>
       </w:r>
       <w:proofErr w:type="spellEnd"/>
+      <w:proofErr w:type="gramEnd"/>
       <w:r>
         <w:rPr>
           <w:rFonts w:ascii="Consolas" w:eastAsia="Times New Roman" w:hAnsi="Consolas" w:cs="Times New Roman"/>
@@ -4551,7 +4989,31 @@
           <w:szCs w:val="16"/>
           <w14:ligatures w14:val="none"/>
         </w:rPr>
-        <w:t xml:space="preserve"> Pipeline([</w:t>
+        <w:t xml:space="preserve"> </w:t>
+      </w:r>
+      <w:proofErr w:type="gramStart"/>
+      <w:r>
+        <w:rPr>
+          <w:rFonts w:ascii="Consolas" w:eastAsia="Times New Roman" w:hAnsi="Consolas" w:cs="Times New Roman"/>
+          <w:color w:val="CCCCCC"/>
+          <w:kern w:val="0"/>
+          <w:sz w:val="16"/>
+          <w:szCs w:val="16"/>
+          <w14:ligatures w14:val="none"/>
+        </w:rPr>
+        <w:t>Pipeline(</w:t>
+      </w:r>
+      <w:proofErr w:type="gramEnd"/>
+      <w:r>
+        <w:rPr>
+          <w:rFonts w:ascii="Consolas" w:eastAsia="Times New Roman" w:hAnsi="Consolas" w:cs="Times New Roman"/>
+          <w:color w:val="CCCCCC"/>
+          <w:kern w:val="0"/>
+          <w:sz w:val="16"/>
+          <w:szCs w:val="16"/>
+          <w14:ligatures w14:val="none"/>
+        </w:rPr>
+        <w:t>[</w:t>
       </w:r>
     </w:p>
     <w:p>
@@ -4652,6 +5114,7 @@
         <w:t xml:space="preserve">, </w:t>
       </w:r>
       <w:proofErr w:type="spellStart"/>
+      <w:proofErr w:type="gramStart"/>
       <w:r>
         <w:rPr>
           <w:rFonts w:ascii="Consolas" w:eastAsia="Times New Roman" w:hAnsi="Consolas" w:cs="Times New Roman"/>
@@ -4676,6 +5139,7 @@
         <w:t>(</w:t>
       </w:r>
       <w:proofErr w:type="spellStart"/>
+      <w:proofErr w:type="gramEnd"/>
       <w:r>
         <w:rPr>
           <w:rFonts w:ascii="Consolas" w:eastAsia="Times New Roman" w:hAnsi="Consolas" w:cs="Times New Roman"/>
@@ -4814,7 +5278,19 @@
           <w:szCs w:val="16"/>
           <w14:ligatures w14:val="none"/>
         </w:rPr>
-        <w:t>)),  </w:t>
+        <w:t>)</w:t>
+      </w:r>
+      <w:proofErr w:type="gramStart"/>
+      <w:r>
+        <w:rPr>
+          <w:rFonts w:ascii="Consolas" w:eastAsia="Times New Roman" w:hAnsi="Consolas" w:cs="Times New Roman"/>
+          <w:color w:val="CCCCCC"/>
+          <w:kern w:val="0"/>
+          <w:sz w:val="16"/>
+          <w:szCs w:val="16"/>
+          <w14:ligatures w14:val="none"/>
+        </w:rPr>
+        <w:t>),  </w:t>
       </w:r>
       <w:r>
         <w:rPr>
@@ -4825,7 +5301,19 @@
           <w:szCs w:val="16"/>
           <w14:ligatures w14:val="none"/>
         </w:rPr>
-        <w:t># min feature importance</w:t>
+        <w:t>#</w:t>
+      </w:r>
+      <w:proofErr w:type="gramEnd"/>
+      <w:r>
+        <w:rPr>
+          <w:rFonts w:ascii="Consolas" w:eastAsia="Times New Roman" w:hAnsi="Consolas" w:cs="Times New Roman"/>
+          <w:color w:val="6A9955"/>
+          <w:kern w:val="0"/>
+          <w:sz w:val="16"/>
+          <w:szCs w:val="16"/>
+          <w14:ligatures w14:val="none"/>
+        </w:rPr>
+        <w:t xml:space="preserve"> min feature importance</w:t>
       </w:r>
     </w:p>
     <w:p>
@@ -4932,7 +5420,31 @@
           <w:szCs w:val="16"/>
           <w14:ligatures w14:val="none"/>
         </w:rPr>
-        <w:t>random_search.best_params</w:t>
+        <w:t>random_</w:t>
+      </w:r>
+      <w:proofErr w:type="gramStart"/>
+      <w:r>
+        <w:rPr>
+          <w:rFonts w:ascii="Consolas" w:eastAsia="Times New Roman" w:hAnsi="Consolas" w:cs="Times New Roman"/>
+          <w:color w:val="CCCCCC"/>
+          <w:kern w:val="0"/>
+          <w:sz w:val="16"/>
+          <w:szCs w:val="16"/>
+          <w14:ligatures w14:val="none"/>
+        </w:rPr>
+        <w:t>search.best</w:t>
+      </w:r>
+      <w:proofErr w:type="gramEnd"/>
+      <w:r>
+        <w:rPr>
+          <w:rFonts w:ascii="Consolas" w:eastAsia="Times New Roman" w:hAnsi="Consolas" w:cs="Times New Roman"/>
+          <w:color w:val="CCCCCC"/>
+          <w:kern w:val="0"/>
+          <w:sz w:val="16"/>
+          <w:szCs w:val="16"/>
+          <w14:ligatures w14:val="none"/>
+        </w:rPr>
+        <w:t>_params</w:t>
       </w:r>
       <w:proofErr w:type="spellEnd"/>
       <w:r>
@@ -5051,7 +5563,31 @@
           <w:szCs w:val="16"/>
           <w14:ligatures w14:val="none"/>
         </w:rPr>
-        <w:t>random_search.best_params</w:t>
+        <w:t>random_</w:t>
+      </w:r>
+      <w:proofErr w:type="gramStart"/>
+      <w:r>
+        <w:rPr>
+          <w:rFonts w:ascii="Consolas" w:eastAsia="Times New Roman" w:hAnsi="Consolas" w:cs="Times New Roman"/>
+          <w:color w:val="CCCCCC"/>
+          <w:kern w:val="0"/>
+          <w:sz w:val="16"/>
+          <w:szCs w:val="16"/>
+          <w14:ligatures w14:val="none"/>
+        </w:rPr>
+        <w:t>search.best</w:t>
+      </w:r>
+      <w:proofErr w:type="gramEnd"/>
+      <w:r>
+        <w:rPr>
+          <w:rFonts w:ascii="Consolas" w:eastAsia="Times New Roman" w:hAnsi="Consolas" w:cs="Times New Roman"/>
+          <w:color w:val="CCCCCC"/>
+          <w:kern w:val="0"/>
+          <w:sz w:val="16"/>
+          <w:szCs w:val="16"/>
+          <w14:ligatures w14:val="none"/>
+        </w:rPr>
+        <w:t>_params</w:t>
       </w:r>
       <w:proofErr w:type="spellEnd"/>
       <w:r>
@@ -5169,18 +5705,42 @@
           <w:szCs w:val="16"/>
           <w14:ligatures w14:val="none"/>
         </w:rPr>
-        <w:t>"linear"</w:t>
-      </w:r>
-      <w:r>
-        <w:rPr>
-          <w:rFonts w:ascii="Consolas" w:eastAsia="Times New Roman" w:hAnsi="Consolas" w:cs="Times New Roman"/>
-          <w:color w:val="CCCCCC"/>
-          <w:kern w:val="0"/>
-          <w:sz w:val="16"/>
-          <w:szCs w:val="16"/>
-          <w14:ligatures w14:val="none"/>
-        </w:rPr>
-        <w:t>)),</w:t>
+        <w:t>"</w:t>
+      </w:r>
+      <w:proofErr w:type="gramStart"/>
+      <w:r>
+        <w:rPr>
+          <w:rFonts w:ascii="Consolas" w:eastAsia="Times New Roman" w:hAnsi="Consolas" w:cs="Times New Roman"/>
+          <w:color w:val="CE9178"/>
+          <w:kern w:val="0"/>
+          <w:sz w:val="16"/>
+          <w:szCs w:val="16"/>
+          <w14:ligatures w14:val="none"/>
+        </w:rPr>
+        <w:t>linear"</w:t>
+      </w:r>
+      <w:r>
+        <w:rPr>
+          <w:rFonts w:ascii="Consolas" w:eastAsia="Times New Roman" w:hAnsi="Consolas" w:cs="Times New Roman"/>
+          <w:color w:val="CCCCCC"/>
+          <w:kern w:val="0"/>
+          <w:sz w:val="16"/>
+          <w:szCs w:val="16"/>
+          <w14:ligatures w14:val="none"/>
+        </w:rPr>
+        <w:t>)</w:t>
+      </w:r>
+      <w:proofErr w:type="gramEnd"/>
+      <w:r>
+        <w:rPr>
+          <w:rFonts w:ascii="Consolas" w:eastAsia="Times New Roman" w:hAnsi="Consolas" w:cs="Times New Roman"/>
+          <w:color w:val="CCCCCC"/>
+          <w:kern w:val="0"/>
+          <w:sz w:val="16"/>
+          <w:szCs w:val="16"/>
+          <w14:ligatures w14:val="none"/>
+        </w:rPr>
+        <w:t>),</w:t>
       </w:r>
     </w:p>
     <w:p>
@@ -5224,7 +5784,7 @@
         <w:jc w:val="left"/>
       </w:pPr>
       <w:r>
-        <w:t>Using Select from Model Random Search RMSE is  78,2445</w:t>
+        <w:t>Using Select from Model Random Search RMSE is 78,2445</w:t>
       </w:r>
     </w:p>
     <w:sectPr>

--- a/assignments/FIN-220-F25-HW2_Savage.docx
+++ b/assignments/FIN-220-F25-HW2_Savage.docx
@@ -50,18 +50,10 @@
         <w:ind w:left="-5"/>
       </w:pPr>
       <w:r>
-        <w:t xml:space="preserve">In my </w:t>
-      </w:r>
-      <w:proofErr w:type="spellStart"/>
-      <w:r>
-        <w:t>Git</w:t>
-      </w:r>
-      <w:r>
-        <w:t>hub</w:t>
-      </w:r>
-      <w:proofErr w:type="spellEnd"/>
-      <w:r>
-        <w:t>:</w:t>
+        <w:t>In my Git</w:t>
+      </w:r>
+      <w:r>
+        <w:t>hub:</w:t>
       </w:r>
       <w:r>
         <w:t xml:space="preserve"> </w:t>
@@ -103,36 +95,7 @@
         <w:ind w:hanging="299"/>
       </w:pPr>
       <w:r>
-        <w:t>Try a support vector machine regressor (</w:t>
-      </w:r>
-      <w:proofErr w:type="spellStart"/>
-      <w:r>
-        <w:t>sklearn.svm.SVR</w:t>
-      </w:r>
-      <w:proofErr w:type="spellEnd"/>
-      <w:r>
-        <w:t>) with various hyperparameters, such as kernel</w:t>
-      </w:r>
-      <w:proofErr w:type="gramStart"/>
-      <w:r>
-        <w:t>=“</w:t>
-      </w:r>
-      <w:proofErr w:type="gramEnd"/>
-      <w:r>
-        <w:t>linear” (with various values for the C hyperparameter) or kernel</w:t>
-      </w:r>
-      <w:proofErr w:type="gramStart"/>
-      <w:r>
-        <w:t>=“</w:t>
-      </w:r>
-      <w:proofErr w:type="spellStart"/>
-      <w:proofErr w:type="gramEnd"/>
-      <w:r>
-        <w:t>rbf</w:t>
-      </w:r>
-      <w:proofErr w:type="spellEnd"/>
-      <w:r>
-        <w:t>” (with various values for the C and gamma hyperparameters). Note that support vector machines don’t scale well to large datasets, so you should probably train your model on just the first 5,000 instances of the training set and use only 3-fold cross-validation, or else it will take hours. We will discuss hyperparameters in Chapter</w:t>
+        <w:t>Try a support vector machine regressor (sklearn.svm.SVR) with various hyperparameters, such as kernel=“linear” (with various values for the C hyperparameter) or kernel=“rbf” (with various values for the C and gamma hyperparameters). Note that support vector machines don’t scale well to large datasets, so you should probably train your model on just the first 5,000 instances of the training set and use only 3-fold cross-validation, or else it will take hours. We will discuss hyperparameters in Chapter</w:t>
       </w:r>
     </w:p>
     <w:p>
@@ -151,13 +114,8 @@
         <w:t xml:space="preserve">Starting with </w:t>
       </w:r>
       <w:r>
-        <w:t>preprocessing =</w:t>
-      </w:r>
-      <w:proofErr w:type="gramStart"/>
-      <w:r>
-        <w:t>ColumnTransformer(</w:t>
-      </w:r>
-      <w:proofErr w:type="gramEnd"/>
+        <w:t>preprocessing =ColumnTransformer(</w:t>
+      </w:r>
       <w:r>
         <w:t xml:space="preserve"> </w:t>
       </w:r>
@@ -208,31 +166,7 @@
           <w:szCs w:val="16"/>
           <w14:ligatures w14:val="none"/>
         </w:rPr>
-        <w:t xml:space="preserve"> </w:t>
-      </w:r>
-      <w:proofErr w:type="spellStart"/>
-      <w:r>
-        <w:rPr>
-          <w:rFonts w:ascii="Consolas" w:eastAsia="Times New Roman" w:hAnsi="Consolas" w:cs="Times New Roman"/>
-          <w:color w:val="CCCCCC"/>
-          <w:kern w:val="0"/>
-          <w:sz w:val="16"/>
-          <w:szCs w:val="16"/>
-          <w14:ligatures w14:val="none"/>
-        </w:rPr>
-        <w:t>sklearn.svm</w:t>
-      </w:r>
-      <w:proofErr w:type="spellEnd"/>
-      <w:r>
-        <w:rPr>
-          <w:rFonts w:ascii="Consolas" w:eastAsia="Times New Roman" w:hAnsi="Consolas" w:cs="Times New Roman"/>
-          <w:color w:val="CCCCCC"/>
-          <w:kern w:val="0"/>
-          <w:sz w:val="16"/>
-          <w:szCs w:val="16"/>
-          <w14:ligatures w14:val="none"/>
-        </w:rPr>
-        <w:t xml:space="preserve"> </w:t>
+        <w:t xml:space="preserve"> sklearn.svm </w:t>
       </w:r>
       <w:r>
         <w:rPr>
@@ -292,44 +226,7 @@
           <w:szCs w:val="16"/>
           <w14:ligatures w14:val="none"/>
         </w:rPr>
-        <w:t xml:space="preserve"> </w:t>
-      </w:r>
-      <w:proofErr w:type="spellStart"/>
-      <w:proofErr w:type="gramStart"/>
-      <w:r>
-        <w:rPr>
-          <w:rFonts w:ascii="Consolas" w:eastAsia="Times New Roman" w:hAnsi="Consolas" w:cs="Times New Roman"/>
-          <w:color w:val="CCCCCC"/>
-          <w:kern w:val="0"/>
-          <w:sz w:val="16"/>
-          <w:szCs w:val="16"/>
-          <w14:ligatures w14:val="none"/>
-        </w:rPr>
-        <w:t>sklearn.model</w:t>
-      </w:r>
-      <w:proofErr w:type="gramEnd"/>
-      <w:r>
-        <w:rPr>
-          <w:rFonts w:ascii="Consolas" w:eastAsia="Times New Roman" w:hAnsi="Consolas" w:cs="Times New Roman"/>
-          <w:color w:val="CCCCCC"/>
-          <w:kern w:val="0"/>
-          <w:sz w:val="16"/>
-          <w:szCs w:val="16"/>
-          <w14:ligatures w14:val="none"/>
-        </w:rPr>
-        <w:t>_selection</w:t>
-      </w:r>
-      <w:proofErr w:type="spellEnd"/>
-      <w:r>
-        <w:rPr>
-          <w:rFonts w:ascii="Consolas" w:eastAsia="Times New Roman" w:hAnsi="Consolas" w:cs="Times New Roman"/>
-          <w:color w:val="CCCCCC"/>
-          <w:kern w:val="0"/>
-          <w:sz w:val="16"/>
-          <w:szCs w:val="16"/>
-          <w14:ligatures w14:val="none"/>
-        </w:rPr>
-        <w:t xml:space="preserve"> </w:t>
+        <w:t xml:space="preserve"> sklearn.model_selection </w:t>
       </w:r>
       <w:r>
         <w:rPr>
@@ -351,21 +248,8 @@
           <w:szCs w:val="16"/>
           <w14:ligatures w14:val="none"/>
         </w:rPr>
-        <w:t xml:space="preserve"> </w:t>
-      </w:r>
-      <w:proofErr w:type="spellStart"/>
-      <w:r>
-        <w:rPr>
-          <w:rFonts w:ascii="Consolas" w:eastAsia="Times New Roman" w:hAnsi="Consolas" w:cs="Times New Roman"/>
-          <w:color w:val="CCCCCC"/>
-          <w:kern w:val="0"/>
-          <w:sz w:val="16"/>
-          <w:szCs w:val="16"/>
-          <w14:ligatures w14:val="none"/>
-        </w:rPr>
-        <w:t>cross_val_score</w:t>
-      </w:r>
-      <w:proofErr w:type="spellEnd"/>
+        <w:t xml:space="preserve"> cross_val_score</w:t>
+      </w:r>
     </w:p>
     <w:p>
       <w:pPr>
@@ -425,29 +309,16 @@
           <w14:ligatures w14:val="none"/>
         </w:rPr>
       </w:pPr>
-      <w:proofErr w:type="spellStart"/>
-      <w:r>
-        <w:rPr>
-          <w:rFonts w:ascii="Consolas" w:eastAsia="Times New Roman" w:hAnsi="Consolas" w:cs="Times New Roman"/>
-          <w:color w:val="CCCCCC"/>
-          <w:kern w:val="0"/>
-          <w:sz w:val="16"/>
-          <w:szCs w:val="16"/>
-          <w14:ligatures w14:val="none"/>
-        </w:rPr>
-        <w:t>svr_reg</w:t>
-      </w:r>
-      <w:proofErr w:type="spellEnd"/>
-      <w:r>
-        <w:rPr>
-          <w:rFonts w:ascii="Consolas" w:eastAsia="Times New Roman" w:hAnsi="Consolas" w:cs="Times New Roman"/>
-          <w:color w:val="CCCCCC"/>
-          <w:kern w:val="0"/>
-          <w:sz w:val="16"/>
-          <w:szCs w:val="16"/>
-          <w14:ligatures w14:val="none"/>
-        </w:rPr>
-        <w:t xml:space="preserve"> </w:t>
+      <w:r>
+        <w:rPr>
+          <w:rFonts w:ascii="Consolas" w:eastAsia="Times New Roman" w:hAnsi="Consolas" w:cs="Times New Roman"/>
+          <w:color w:val="CCCCCC"/>
+          <w:kern w:val="0"/>
+          <w:sz w:val="16"/>
+          <w:szCs w:val="16"/>
+          <w14:ligatures w14:val="none"/>
+        </w:rPr>
+        <w:t xml:space="preserve">svr_reg </w:t>
       </w:r>
       <w:r>
         <w:rPr>
@@ -469,69 +340,8 @@
           <w:szCs w:val="16"/>
           <w14:ligatures w14:val="none"/>
         </w:rPr>
-        <w:t xml:space="preserve"> </w:t>
-      </w:r>
-      <w:proofErr w:type="spellStart"/>
-      <w:r>
-        <w:rPr>
-          <w:rFonts w:ascii="Consolas" w:eastAsia="Times New Roman" w:hAnsi="Consolas" w:cs="Times New Roman"/>
-          <w:color w:val="CCCCCC"/>
-          <w:kern w:val="0"/>
-          <w:sz w:val="16"/>
-          <w:szCs w:val="16"/>
-          <w14:ligatures w14:val="none"/>
-        </w:rPr>
-        <w:t>make_</w:t>
-      </w:r>
-      <w:proofErr w:type="gramStart"/>
-      <w:r>
-        <w:rPr>
-          <w:rFonts w:ascii="Consolas" w:eastAsia="Times New Roman" w:hAnsi="Consolas" w:cs="Times New Roman"/>
-          <w:color w:val="CCCCCC"/>
-          <w:kern w:val="0"/>
-          <w:sz w:val="16"/>
-          <w:szCs w:val="16"/>
-          <w14:ligatures w14:val="none"/>
-        </w:rPr>
-        <w:t>pipeline</w:t>
-      </w:r>
-      <w:proofErr w:type="spellEnd"/>
-      <w:r>
-        <w:rPr>
-          <w:rFonts w:ascii="Consolas" w:eastAsia="Times New Roman" w:hAnsi="Consolas" w:cs="Times New Roman"/>
-          <w:color w:val="CCCCCC"/>
-          <w:kern w:val="0"/>
-          <w:sz w:val="16"/>
-          <w:szCs w:val="16"/>
-          <w14:ligatures w14:val="none"/>
-        </w:rPr>
-        <w:t>(</w:t>
-      </w:r>
-      <w:proofErr w:type="gramEnd"/>
-      <w:r>
-        <w:rPr>
-          <w:rFonts w:ascii="Consolas" w:eastAsia="Times New Roman" w:hAnsi="Consolas" w:cs="Times New Roman"/>
-          <w:color w:val="CCCCCC"/>
-          <w:kern w:val="0"/>
-          <w:sz w:val="16"/>
-          <w:szCs w:val="16"/>
-          <w14:ligatures w14:val="none"/>
-        </w:rPr>
-        <w:t xml:space="preserve">preprocessing, </w:t>
-      </w:r>
-      <w:proofErr w:type="gramStart"/>
-      <w:r>
-        <w:rPr>
-          <w:rFonts w:ascii="Consolas" w:eastAsia="Times New Roman" w:hAnsi="Consolas" w:cs="Times New Roman"/>
-          <w:color w:val="CCCCCC"/>
-          <w:kern w:val="0"/>
-          <w:sz w:val="16"/>
-          <w:szCs w:val="16"/>
-          <w14:ligatures w14:val="none"/>
-        </w:rPr>
-        <w:t>SVR(</w:t>
-      </w:r>
-      <w:proofErr w:type="gramEnd"/>
+        <w:t xml:space="preserve"> make_pipeline(preprocessing, SVR(</w:t>
+      </w:r>
       <w:r>
         <w:rPr>
           <w:rFonts w:ascii="Consolas" w:eastAsia="Times New Roman" w:hAnsi="Consolas" w:cs="Times New Roman"/>
@@ -563,9 +373,85 @@
           <w:szCs w:val="16"/>
           <w14:ligatures w14:val="none"/>
         </w:rPr>
-        <w:t>'</w:t>
-      </w:r>
-      <w:proofErr w:type="spellStart"/>
+        <w:t>'rbf'</w:t>
+      </w:r>
+      <w:r>
+        <w:rPr>
+          <w:rFonts w:ascii="Consolas" w:eastAsia="Times New Roman" w:hAnsi="Consolas" w:cs="Times New Roman"/>
+          <w:color w:val="CCCCCC"/>
+          <w:kern w:val="0"/>
+          <w:sz w:val="16"/>
+          <w:szCs w:val="16"/>
+          <w14:ligatures w14:val="none"/>
+        </w:rPr>
+        <w:t xml:space="preserve">, </w:t>
+      </w:r>
+      <w:r>
+        <w:rPr>
+          <w:rFonts w:ascii="Consolas" w:eastAsia="Times New Roman" w:hAnsi="Consolas" w:cs="Times New Roman"/>
+          <w:color w:val="9CDCFE"/>
+          <w:kern w:val="0"/>
+          <w:sz w:val="16"/>
+          <w:szCs w:val="16"/>
+          <w14:ligatures w14:val="none"/>
+        </w:rPr>
+        <w:t>C</w:t>
+      </w:r>
+      <w:r>
+        <w:rPr>
+          <w:rFonts w:ascii="Consolas" w:eastAsia="Times New Roman" w:hAnsi="Consolas" w:cs="Times New Roman"/>
+          <w:color w:val="D4D4D4"/>
+          <w:kern w:val="0"/>
+          <w:sz w:val="16"/>
+          <w:szCs w:val="16"/>
+          <w14:ligatures w14:val="none"/>
+        </w:rPr>
+        <w:t>=</w:t>
+      </w:r>
+      <w:r>
+        <w:rPr>
+          <w:rFonts w:ascii="Consolas" w:eastAsia="Times New Roman" w:hAnsi="Consolas" w:cs="Times New Roman"/>
+          <w:color w:val="B5CEA8"/>
+          <w:kern w:val="0"/>
+          <w:sz w:val="16"/>
+          <w:szCs w:val="16"/>
+          <w14:ligatures w14:val="none"/>
+        </w:rPr>
+        <w:t>100</w:t>
+      </w:r>
+      <w:r>
+        <w:rPr>
+          <w:rFonts w:ascii="Consolas" w:eastAsia="Times New Roman" w:hAnsi="Consolas" w:cs="Times New Roman"/>
+          <w:color w:val="CCCCCC"/>
+          <w:kern w:val="0"/>
+          <w:sz w:val="16"/>
+          <w:szCs w:val="16"/>
+          <w14:ligatures w14:val="none"/>
+        </w:rPr>
+        <w:t xml:space="preserve">, </w:t>
+      </w:r>
+      <w:r>
+        <w:rPr>
+          <w:rFonts w:ascii="Consolas" w:eastAsia="Times New Roman" w:hAnsi="Consolas" w:cs="Times New Roman"/>
+          <w:color w:val="9CDCFE"/>
+          <w:kern w:val="0"/>
+          <w:sz w:val="16"/>
+          <w:szCs w:val="16"/>
+          <w14:ligatures w14:val="none"/>
+        </w:rPr>
+        <w:t>gamma</w:t>
+      </w:r>
+      <w:r>
+        <w:rPr>
+          <w:rFonts w:ascii="Consolas" w:eastAsia="Times New Roman" w:hAnsi="Consolas" w:cs="Times New Roman"/>
+          <w:color w:val="D4D4D4"/>
+          <w:kern w:val="0"/>
+          <w:sz w:val="16"/>
+          <w:szCs w:val="16"/>
+          <w14:ligatures w14:val="none"/>
+        </w:rPr>
+        <w:t>=</w:t>
+      </w:r>
       <w:r>
         <w:rPr>
           <w:rFonts w:ascii="Consolas" w:eastAsia="Times New Roman" w:hAnsi="Consolas" w:cs="Times New Roman"/>
@@ -575,19 +461,7 @@
           <w:szCs w:val="16"/>
           <w14:ligatures w14:val="none"/>
         </w:rPr>
-        <w:t>rbf</w:t>
-      </w:r>
-      <w:proofErr w:type="spellEnd"/>
-      <w:r>
-        <w:rPr>
-          <w:rFonts w:ascii="Consolas" w:eastAsia="Times New Roman" w:hAnsi="Consolas" w:cs="Times New Roman"/>
-          <w:color w:val="CE9178"/>
-          <w:kern w:val="0"/>
-          <w:sz w:val="16"/>
-          <w:szCs w:val="16"/>
-          <w14:ligatures w14:val="none"/>
-        </w:rPr>
-        <w:t>'</w:t>
+        <w:t>'scale'</w:t>
       </w:r>
       <w:r>
         <w:rPr>
@@ -609,7 +483,7 @@
           <w:szCs w:val="16"/>
           <w14:ligatures w14:val="none"/>
         </w:rPr>
-        <w:t>C</w:t>
+        <w:t>epsilon</w:t>
       </w:r>
       <w:r>
         <w:rPr>
@@ -631,94 +505,6 @@
           <w:szCs w:val="16"/>
           <w14:ligatures w14:val="none"/>
         </w:rPr>
-        <w:t>100</w:t>
-      </w:r>
-      <w:r>
-        <w:rPr>
-          <w:rFonts w:ascii="Consolas" w:eastAsia="Times New Roman" w:hAnsi="Consolas" w:cs="Times New Roman"/>
-          <w:color w:val="CCCCCC"/>
-          <w:kern w:val="0"/>
-          <w:sz w:val="16"/>
-          <w:szCs w:val="16"/>
-          <w14:ligatures w14:val="none"/>
-        </w:rPr>
-        <w:t xml:space="preserve">, </w:t>
-      </w:r>
-      <w:r>
-        <w:rPr>
-          <w:rFonts w:ascii="Consolas" w:eastAsia="Times New Roman" w:hAnsi="Consolas" w:cs="Times New Roman"/>
-          <w:color w:val="9CDCFE"/>
-          <w:kern w:val="0"/>
-          <w:sz w:val="16"/>
-          <w:szCs w:val="16"/>
-          <w14:ligatures w14:val="none"/>
-        </w:rPr>
-        <w:t>gamma</w:t>
-      </w:r>
-      <w:r>
-        <w:rPr>
-          <w:rFonts w:ascii="Consolas" w:eastAsia="Times New Roman" w:hAnsi="Consolas" w:cs="Times New Roman"/>
-          <w:color w:val="D4D4D4"/>
-          <w:kern w:val="0"/>
-          <w:sz w:val="16"/>
-          <w:szCs w:val="16"/>
-          <w14:ligatures w14:val="none"/>
-        </w:rPr>
-        <w:t>=</w:t>
-      </w:r>
-      <w:r>
-        <w:rPr>
-          <w:rFonts w:ascii="Consolas" w:eastAsia="Times New Roman" w:hAnsi="Consolas" w:cs="Times New Roman"/>
-          <w:color w:val="CE9178"/>
-          <w:kern w:val="0"/>
-          <w:sz w:val="16"/>
-          <w:szCs w:val="16"/>
-          <w14:ligatures w14:val="none"/>
-        </w:rPr>
-        <w:t>'scale'</w:t>
-      </w:r>
-      <w:r>
-        <w:rPr>
-          <w:rFonts w:ascii="Consolas" w:eastAsia="Times New Roman" w:hAnsi="Consolas" w:cs="Times New Roman"/>
-          <w:color w:val="CCCCCC"/>
-          <w:kern w:val="0"/>
-          <w:sz w:val="16"/>
-          <w:szCs w:val="16"/>
-          <w14:ligatures w14:val="none"/>
-        </w:rPr>
-        <w:t xml:space="preserve">, </w:t>
-      </w:r>
-      <w:r>
-        <w:rPr>
-          <w:rFonts w:ascii="Consolas" w:eastAsia="Times New Roman" w:hAnsi="Consolas" w:cs="Times New Roman"/>
-          <w:color w:val="9CDCFE"/>
-          <w:kern w:val="0"/>
-          <w:sz w:val="16"/>
-          <w:szCs w:val="16"/>
-          <w14:ligatures w14:val="none"/>
-        </w:rPr>
-        <w:t>epsilon</w:t>
-      </w:r>
-      <w:r>
-        <w:rPr>
-          <w:rFonts w:ascii="Consolas" w:eastAsia="Times New Roman" w:hAnsi="Consolas" w:cs="Times New Roman"/>
-          <w:color w:val="D4D4D4"/>
-          <w:kern w:val="0"/>
-          <w:sz w:val="16"/>
-          <w:szCs w:val="16"/>
-          <w14:ligatures w14:val="none"/>
-        </w:rPr>
-        <w:t>=</w:t>
-      </w:r>
-      <w:r>
-        <w:rPr>
-          <w:rFonts w:ascii="Consolas" w:eastAsia="Times New Roman" w:hAnsi="Consolas" w:cs="Times New Roman"/>
-          <w:color w:val="B5CEA8"/>
-          <w:kern w:val="0"/>
-          <w:sz w:val="16"/>
-          <w:szCs w:val="16"/>
-          <w14:ligatures w14:val="none"/>
-        </w:rPr>
         <w:t>0.1</w:t>
       </w:r>
       <w:r>
@@ -748,66 +534,16 @@
           <w14:ligatures w14:val="none"/>
         </w:rPr>
       </w:pPr>
-      <w:proofErr w:type="spellStart"/>
-      <w:proofErr w:type="gramStart"/>
-      <w:r>
-        <w:rPr>
-          <w:rFonts w:ascii="Consolas" w:eastAsia="Times New Roman" w:hAnsi="Consolas" w:cs="Times New Roman"/>
-          <w:color w:val="CCCCCC"/>
-          <w:kern w:val="0"/>
-          <w:sz w:val="16"/>
-          <w:szCs w:val="16"/>
-          <w14:ligatures w14:val="none"/>
-        </w:rPr>
-        <w:t>svr_reg.fit</w:t>
-      </w:r>
-      <w:proofErr w:type="spellEnd"/>
-      <w:r>
-        <w:rPr>
-          <w:rFonts w:ascii="Consolas" w:eastAsia="Times New Roman" w:hAnsi="Consolas" w:cs="Times New Roman"/>
-          <w:color w:val="CCCCCC"/>
-          <w:kern w:val="0"/>
-          <w:sz w:val="16"/>
-          <w:szCs w:val="16"/>
-          <w14:ligatures w14:val="none"/>
-        </w:rPr>
-        <w:t>(</w:t>
-      </w:r>
-      <w:proofErr w:type="gramEnd"/>
-      <w:r>
-        <w:rPr>
-          <w:rFonts w:ascii="Consolas" w:eastAsia="Times New Roman" w:hAnsi="Consolas" w:cs="Times New Roman"/>
-          <w:color w:val="CCCCCC"/>
-          <w:kern w:val="0"/>
-          <w:sz w:val="16"/>
-          <w:szCs w:val="16"/>
-          <w14:ligatures w14:val="none"/>
-        </w:rPr>
-        <w:t xml:space="preserve">housing, </w:t>
-      </w:r>
-      <w:proofErr w:type="spellStart"/>
-      <w:r>
-        <w:rPr>
-          <w:rFonts w:ascii="Consolas" w:eastAsia="Times New Roman" w:hAnsi="Consolas" w:cs="Times New Roman"/>
-          <w:color w:val="CCCCCC"/>
-          <w:kern w:val="0"/>
-          <w:sz w:val="16"/>
-          <w:szCs w:val="16"/>
-          <w14:ligatures w14:val="none"/>
-        </w:rPr>
-        <w:t>housing_labels</w:t>
-      </w:r>
-      <w:proofErr w:type="spellEnd"/>
-      <w:r>
-        <w:rPr>
-          <w:rFonts w:ascii="Consolas" w:eastAsia="Times New Roman" w:hAnsi="Consolas" w:cs="Times New Roman"/>
-          <w:color w:val="CCCCCC"/>
-          <w:kern w:val="0"/>
-          <w:sz w:val="16"/>
-          <w:szCs w:val="16"/>
-          <w14:ligatures w14:val="none"/>
-        </w:rPr>
-        <w:t>)</w:t>
+      <w:r>
+        <w:rPr>
+          <w:rFonts w:ascii="Consolas" w:eastAsia="Times New Roman" w:hAnsi="Consolas" w:cs="Times New Roman"/>
+          <w:color w:val="CCCCCC"/>
+          <w:kern w:val="0"/>
+          <w:sz w:val="16"/>
+          <w:szCs w:val="16"/>
+          <w14:ligatures w14:val="none"/>
+        </w:rPr>
+        <w:t>svr_reg.fit(housing, housing_labels)</w:t>
       </w:r>
     </w:p>
     <w:p>
@@ -912,44 +648,7 @@
           <w:szCs w:val="16"/>
           <w14:ligatures w14:val="none"/>
         </w:rPr>
-        <w:t xml:space="preserve"> </w:t>
-      </w:r>
-      <w:proofErr w:type="spellStart"/>
-      <w:proofErr w:type="gramStart"/>
-      <w:r>
-        <w:rPr>
-          <w:rFonts w:ascii="Consolas" w:eastAsia="Times New Roman" w:hAnsi="Consolas" w:cs="Times New Roman"/>
-          <w:color w:val="CCCCCC"/>
-          <w:kern w:val="0"/>
-          <w:sz w:val="16"/>
-          <w:szCs w:val="16"/>
-          <w14:ligatures w14:val="none"/>
-        </w:rPr>
-        <w:t>sklearn.model</w:t>
-      </w:r>
-      <w:proofErr w:type="gramEnd"/>
-      <w:r>
-        <w:rPr>
-          <w:rFonts w:ascii="Consolas" w:eastAsia="Times New Roman" w:hAnsi="Consolas" w:cs="Times New Roman"/>
-          <w:color w:val="CCCCCC"/>
-          <w:kern w:val="0"/>
-          <w:sz w:val="16"/>
-          <w:szCs w:val="16"/>
-          <w14:ligatures w14:val="none"/>
-        </w:rPr>
-        <w:t>_selection</w:t>
-      </w:r>
-      <w:proofErr w:type="spellEnd"/>
-      <w:r>
-        <w:rPr>
-          <w:rFonts w:ascii="Consolas" w:eastAsia="Times New Roman" w:hAnsi="Consolas" w:cs="Times New Roman"/>
-          <w:color w:val="CCCCCC"/>
-          <w:kern w:val="0"/>
-          <w:sz w:val="16"/>
-          <w:szCs w:val="16"/>
-          <w14:ligatures w14:val="none"/>
-        </w:rPr>
-        <w:t xml:space="preserve"> </w:t>
+        <w:t xml:space="preserve"> sklearn.model_selection </w:t>
       </w:r>
       <w:r>
         <w:rPr>
@@ -971,41 +670,15 @@
           <w:szCs w:val="16"/>
           <w14:ligatures w14:val="none"/>
         </w:rPr>
-        <w:t xml:space="preserve"> </w:t>
-      </w:r>
-      <w:proofErr w:type="spellStart"/>
-      <w:r>
-        <w:rPr>
-          <w:rFonts w:ascii="Consolas" w:eastAsia="Times New Roman" w:hAnsi="Consolas" w:cs="Times New Roman"/>
-          <w:color w:val="CCCCCC"/>
-          <w:kern w:val="0"/>
-          <w:sz w:val="16"/>
-          <w:szCs w:val="16"/>
-          <w14:ligatures w14:val="none"/>
-        </w:rPr>
-        <w:t>cross_val_score</w:t>
-      </w:r>
-      <w:proofErr w:type="spellEnd"/>
+        <w:t xml:space="preserve"> cross_val_score</w:t>
+      </w:r>
     </w:p>
     <w:p>
       <w:pPr>
         <w:ind w:left="0" w:firstLine="720"/>
       </w:pPr>
       <w:r>
-        <w:t>with the kernels ‘linear</w:t>
-      </w:r>
-      <w:proofErr w:type="gramStart"/>
-      <w:r>
-        <w:t>’, ‘</w:t>
-      </w:r>
-      <w:proofErr w:type="spellStart"/>
-      <w:proofErr w:type="gramEnd"/>
-      <w:r>
-        <w:t>rbf</w:t>
-      </w:r>
-      <w:proofErr w:type="spellEnd"/>
-      <w:r>
-        <w:t xml:space="preserve">, and ‘ply’ </w:t>
+        <w:t xml:space="preserve">with the kernels ‘linear’, ‘rbf, and ‘ply’ </w:t>
       </w:r>
       <w:r>
         <w:t>-</w:t>
@@ -1015,7 +688,6 @@
       <w:pPr>
         <w:ind w:left="0" w:firstLine="720"/>
       </w:pPr>
-      <w:proofErr w:type="gramStart"/>
       <w:r>
         <w:rPr>
           <w:b/>
@@ -1023,7 +695,6 @@
         </w:rPr>
         <w:t>linear</w:t>
       </w:r>
-      <w:proofErr w:type="gramEnd"/>
       <w:r>
         <w:t xml:space="preserve"> returns the smallest RMSE</w:t>
       </w:r>
@@ -1032,6 +703,33 @@
       <w:pPr>
         <w:ind w:left="0" w:firstLine="720"/>
       </w:pPr>
+      <w:r>
+        <w:t>LINEAR SVR - RMSE: 78,666 (±3,987) - Time: 10.1s</w:t>
+      </w:r>
+    </w:p>
+    <w:p>
+      <w:pPr>
+        <w:ind w:left="0" w:firstLine="720"/>
+      </w:pPr>
+      <w:r>
+        <w:t>RBF SVR - RMSE: 98,387 (±847) - Time: 17.0s</w:t>
+      </w:r>
+    </w:p>
+    <w:p>
+      <w:pPr>
+        <w:ind w:left="0" w:firstLine="720"/>
+      </w:pPr>
+      <w:r>
+        <w:t>POLY SVR - RMSE: 216,572 (±149,645) - Time: 10.9s</w:t>
+      </w:r>
+    </w:p>
+    <w:p>
+      <w:pPr>
+        <w:ind w:left="0" w:firstLine="720"/>
+      </w:pPr>
+      <w:r>
+        <w:t>For comparison, Linear Regression RMSE: 68,648</w:t>
+      </w:r>
     </w:p>
     <w:p>
       <w:pPr>
@@ -1076,44 +774,7 @@
           <w:szCs w:val="16"/>
           <w14:ligatures w14:val="none"/>
         </w:rPr>
-        <w:t xml:space="preserve"> </w:t>
-      </w:r>
-      <w:proofErr w:type="spellStart"/>
-      <w:proofErr w:type="gramStart"/>
-      <w:r>
-        <w:rPr>
-          <w:rFonts w:ascii="Consolas" w:eastAsia="Times New Roman" w:hAnsi="Consolas" w:cs="Times New Roman"/>
-          <w:color w:val="CCCCCC"/>
-          <w:kern w:val="0"/>
-          <w:sz w:val="16"/>
-          <w:szCs w:val="16"/>
-          <w14:ligatures w14:val="none"/>
-        </w:rPr>
-        <w:t>sklearn.model</w:t>
-      </w:r>
-      <w:proofErr w:type="gramEnd"/>
-      <w:r>
-        <w:rPr>
-          <w:rFonts w:ascii="Consolas" w:eastAsia="Times New Roman" w:hAnsi="Consolas" w:cs="Times New Roman"/>
-          <w:color w:val="CCCCCC"/>
-          <w:kern w:val="0"/>
-          <w:sz w:val="16"/>
-          <w:szCs w:val="16"/>
-          <w14:ligatures w14:val="none"/>
-        </w:rPr>
-        <w:t>_selection</w:t>
-      </w:r>
-      <w:proofErr w:type="spellEnd"/>
-      <w:r>
-        <w:rPr>
-          <w:rFonts w:ascii="Consolas" w:eastAsia="Times New Roman" w:hAnsi="Consolas" w:cs="Times New Roman"/>
-          <w:color w:val="CCCCCC"/>
-          <w:kern w:val="0"/>
-          <w:sz w:val="16"/>
-          <w:szCs w:val="16"/>
-          <w14:ligatures w14:val="none"/>
-        </w:rPr>
-        <w:t xml:space="preserve"> </w:t>
+        <w:t xml:space="preserve"> sklearn.model_selection </w:t>
       </w:r>
       <w:r>
         <w:rPr>
@@ -1135,34 +796,16 @@
           <w:szCs w:val="16"/>
           <w14:ligatures w14:val="none"/>
         </w:rPr>
-        <w:t xml:space="preserve"> </w:t>
-      </w:r>
-      <w:proofErr w:type="spellStart"/>
-      <w:r>
-        <w:rPr>
-          <w:rFonts w:ascii="Consolas" w:eastAsia="Times New Roman" w:hAnsi="Consolas" w:cs="Times New Roman"/>
-          <w:color w:val="CCCCCC"/>
-          <w:kern w:val="0"/>
-          <w:sz w:val="16"/>
-          <w:szCs w:val="16"/>
-          <w14:ligatures w14:val="none"/>
-        </w:rPr>
-        <w:t>GridSearchCV</w:t>
-      </w:r>
-      <w:proofErr w:type="spellEnd"/>
+        <w:t xml:space="preserve"> GridSearchCV</w:t>
+      </w:r>
     </w:p>
     <w:p>
       <w:pPr>
         <w:ind w:left="309"/>
       </w:pPr>
       <w:r>
-        <w:t xml:space="preserve">specifying the ‘linear’ </w:t>
-      </w:r>
-      <w:proofErr w:type="gramStart"/>
-      <w:r>
-        <w:t>model;</w:t>
-      </w:r>
-      <w:proofErr w:type="gramEnd"/>
+        <w:t>specifying the ‘linear’ model;</w:t>
+      </w:r>
     </w:p>
     <w:p>
       <w:pPr>
@@ -1179,29 +822,16 @@
           <w14:ligatures w14:val="none"/>
         </w:rPr>
       </w:pPr>
-      <w:proofErr w:type="spellStart"/>
-      <w:r>
-        <w:rPr>
-          <w:rFonts w:ascii="Consolas" w:eastAsia="Times New Roman" w:hAnsi="Consolas" w:cs="Times New Roman"/>
-          <w:color w:val="CCCCCC"/>
-          <w:kern w:val="0"/>
-          <w:sz w:val="21"/>
-          <w:szCs w:val="21"/>
-          <w14:ligatures w14:val="none"/>
-        </w:rPr>
-        <w:t>param_grid</w:t>
-      </w:r>
-      <w:proofErr w:type="spellEnd"/>
-      <w:r>
-        <w:rPr>
-          <w:rFonts w:ascii="Consolas" w:eastAsia="Times New Roman" w:hAnsi="Consolas" w:cs="Times New Roman"/>
-          <w:color w:val="CCCCCC"/>
-          <w:kern w:val="0"/>
-          <w:sz w:val="21"/>
-          <w:szCs w:val="21"/>
-          <w14:ligatures w14:val="none"/>
-        </w:rPr>
-        <w:t xml:space="preserve"> </w:t>
+      <w:r>
+        <w:rPr>
+          <w:rFonts w:ascii="Consolas" w:eastAsia="Times New Roman" w:hAnsi="Consolas" w:cs="Times New Roman"/>
+          <w:color w:val="CCCCCC"/>
+          <w:kern w:val="0"/>
+          <w:sz w:val="21"/>
+          <w:szCs w:val="21"/>
+          <w14:ligatures w14:val="none"/>
+        </w:rPr>
+        <w:t xml:space="preserve">param_grid </w:t>
       </w:r>
       <w:r>
         <w:rPr>
@@ -1261,10 +891,112 @@
           <w:szCs w:val="21"/>
           <w14:ligatures w14:val="none"/>
         </w:rPr>
-        <w:t>'</w:t>
-      </w:r>
-      <w:proofErr w:type="spellStart"/>
-      <w:proofErr w:type="gramStart"/>
+        <w:t>'svr__C'</w:t>
+      </w:r>
+      <w:r>
+        <w:rPr>
+          <w:rFonts w:ascii="Consolas" w:eastAsia="Times New Roman" w:hAnsi="Consolas" w:cs="Times New Roman"/>
+          <w:color w:val="CCCCCC"/>
+          <w:kern w:val="0"/>
+          <w:sz w:val="21"/>
+          <w:szCs w:val="21"/>
+          <w14:ligatures w14:val="none"/>
+        </w:rPr>
+        <w:t>: [</w:t>
+      </w:r>
+      <w:r>
+        <w:rPr>
+          <w:rFonts w:ascii="Consolas" w:eastAsia="Times New Roman" w:hAnsi="Consolas" w:cs="Times New Roman"/>
+          <w:color w:val="B5CEA8"/>
+          <w:kern w:val="0"/>
+          <w:sz w:val="21"/>
+          <w:szCs w:val="21"/>
+          <w14:ligatures w14:val="none"/>
+        </w:rPr>
+        <w:t>10</w:t>
+      </w:r>
+      <w:r>
+        <w:rPr>
+          <w:rFonts w:ascii="Consolas" w:eastAsia="Times New Roman" w:hAnsi="Consolas" w:cs="Times New Roman"/>
+          <w:color w:val="CCCCCC"/>
+          <w:kern w:val="0"/>
+          <w:sz w:val="21"/>
+          <w:szCs w:val="21"/>
+          <w14:ligatures w14:val="none"/>
+        </w:rPr>
+        <w:t xml:space="preserve">, </w:t>
+      </w:r>
+      <w:r>
+        <w:rPr>
+          <w:rFonts w:ascii="Consolas" w:eastAsia="Times New Roman" w:hAnsi="Consolas" w:cs="Times New Roman"/>
+          <w:color w:val="B5CEA8"/>
+          <w:kern w:val="0"/>
+          <w:sz w:val="21"/>
+          <w:szCs w:val="21"/>
+          <w14:ligatures w14:val="none"/>
+        </w:rPr>
+        <w:t>100</w:t>
+      </w:r>
+      <w:r>
+        <w:rPr>
+          <w:rFonts w:ascii="Consolas" w:eastAsia="Times New Roman" w:hAnsi="Consolas" w:cs="Times New Roman"/>
+          <w:color w:val="CCCCCC"/>
+          <w:kern w:val="0"/>
+          <w:sz w:val="21"/>
+          <w:szCs w:val="21"/>
+          <w14:ligatures w14:val="none"/>
+        </w:rPr>
+        <w:t xml:space="preserve">, </w:t>
+      </w:r>
+      <w:r>
+        <w:rPr>
+          <w:rFonts w:ascii="Consolas" w:eastAsia="Times New Roman" w:hAnsi="Consolas" w:cs="Times New Roman"/>
+          <w:color w:val="B5CEA8"/>
+          <w:kern w:val="0"/>
+          <w:sz w:val="21"/>
+          <w:szCs w:val="21"/>
+          <w14:ligatures w14:val="none"/>
+        </w:rPr>
+        <w:t>1000</w:t>
+      </w:r>
+      <w:r>
+        <w:rPr>
+          <w:rFonts w:ascii="Consolas" w:eastAsia="Times New Roman" w:hAnsi="Consolas" w:cs="Times New Roman"/>
+          <w:color w:val="CCCCCC"/>
+          <w:kern w:val="0"/>
+          <w:sz w:val="21"/>
+          <w:szCs w:val="21"/>
+          <w14:ligatures w14:val="none"/>
+        </w:rPr>
+        <w:t>],</w:t>
+      </w:r>
+    </w:p>
+    <w:p>
+      <w:pPr>
+        <w:shd w:val="clear" w:color="auto" w:fill="1F1F1F"/>
+        <w:spacing w:after="0" w:line="285" w:lineRule="atLeast"/>
+        <w:ind w:left="0" w:firstLine="0"/>
+        <w:jc w:val="left"/>
+        <w:rPr>
+          <w:rFonts w:ascii="Consolas" w:eastAsia="Times New Roman" w:hAnsi="Consolas" w:cs="Times New Roman"/>
+          <w:color w:val="CCCCCC"/>
+          <w:kern w:val="0"/>
+          <w:sz w:val="21"/>
+          <w:szCs w:val="21"/>
+          <w14:ligatures w14:val="none"/>
+        </w:rPr>
+      </w:pPr>
+      <w:r>
+        <w:rPr>
+          <w:rFonts w:ascii="Consolas" w:eastAsia="Times New Roman" w:hAnsi="Consolas" w:cs="Times New Roman"/>
+          <w:color w:val="CCCCCC"/>
+          <w:kern w:val="0"/>
+          <w:sz w:val="21"/>
+          <w:szCs w:val="21"/>
+          <w14:ligatures w14:val="none"/>
+        </w:rPr>
+        <w:t xml:space="preserve">    </w:t>
+      </w:r>
       <w:r>
         <w:rPr>
           <w:rFonts w:ascii="Consolas" w:eastAsia="Times New Roman" w:hAnsi="Consolas" w:cs="Times New Roman"/>
@@ -1274,10 +1006,19 @@
           <w:szCs w:val="21"/>
           <w14:ligatures w14:val="none"/>
         </w:rPr>
-        <w:t>svr</w:t>
-      </w:r>
-      <w:proofErr w:type="spellEnd"/>
-      <w:proofErr w:type="gramEnd"/>
+        <w:t>'svr__gamma'</w:t>
+      </w:r>
+      <w:r>
+        <w:rPr>
+          <w:rFonts w:ascii="Consolas" w:eastAsia="Times New Roman" w:hAnsi="Consolas" w:cs="Times New Roman"/>
+          <w:color w:val="CCCCCC"/>
+          <w:kern w:val="0"/>
+          <w:sz w:val="21"/>
+          <w:szCs w:val="21"/>
+          <w14:ligatures w14:val="none"/>
+        </w:rPr>
+        <w:t>: [</w:t>
+      </w:r>
       <w:r>
         <w:rPr>
           <w:rFonts w:ascii="Consolas" w:eastAsia="Times New Roman" w:hAnsi="Consolas" w:cs="Times New Roman"/>
@@ -1287,7 +1028,144 @@
           <w:szCs w:val="21"/>
           <w14:ligatures w14:val="none"/>
         </w:rPr>
-        <w:t>__C'</w:t>
+        <w:t>'scale'</w:t>
+      </w:r>
+      <w:r>
+        <w:rPr>
+          <w:rFonts w:ascii="Consolas" w:eastAsia="Times New Roman" w:hAnsi="Consolas" w:cs="Times New Roman"/>
+          <w:color w:val="CCCCCC"/>
+          <w:kern w:val="0"/>
+          <w:sz w:val="21"/>
+          <w:szCs w:val="21"/>
+          <w14:ligatures w14:val="none"/>
+        </w:rPr>
+        <w:t xml:space="preserve">, </w:t>
+      </w:r>
+      <w:r>
+        <w:rPr>
+          <w:rFonts w:ascii="Consolas" w:eastAsia="Times New Roman" w:hAnsi="Consolas" w:cs="Times New Roman"/>
+          <w:color w:val="CE9178"/>
+          <w:kern w:val="0"/>
+          <w:sz w:val="21"/>
+          <w:szCs w:val="21"/>
+          <w14:ligatures w14:val="none"/>
+        </w:rPr>
+        <w:t>'auto'</w:t>
+      </w:r>
+      <w:r>
+        <w:rPr>
+          <w:rFonts w:ascii="Consolas" w:eastAsia="Times New Roman" w:hAnsi="Consolas" w:cs="Times New Roman"/>
+          <w:color w:val="CCCCCC"/>
+          <w:kern w:val="0"/>
+          <w:sz w:val="21"/>
+          <w:szCs w:val="21"/>
+          <w14:ligatures w14:val="none"/>
+        </w:rPr>
+        <w:t xml:space="preserve">, </w:t>
+      </w:r>
+      <w:r>
+        <w:rPr>
+          <w:rFonts w:ascii="Consolas" w:eastAsia="Times New Roman" w:hAnsi="Consolas" w:cs="Times New Roman"/>
+          <w:color w:val="B5CEA8"/>
+          <w:kern w:val="0"/>
+          <w:sz w:val="21"/>
+          <w:szCs w:val="21"/>
+          <w14:ligatures w14:val="none"/>
+        </w:rPr>
+        <w:t>0.001</w:t>
+      </w:r>
+      <w:r>
+        <w:rPr>
+          <w:rFonts w:ascii="Consolas" w:eastAsia="Times New Roman" w:hAnsi="Consolas" w:cs="Times New Roman"/>
+          <w:color w:val="CCCCCC"/>
+          <w:kern w:val="0"/>
+          <w:sz w:val="21"/>
+          <w:szCs w:val="21"/>
+          <w14:ligatures w14:val="none"/>
+        </w:rPr>
+        <w:t xml:space="preserve">, </w:t>
+      </w:r>
+      <w:r>
+        <w:rPr>
+          <w:rFonts w:ascii="Consolas" w:eastAsia="Times New Roman" w:hAnsi="Consolas" w:cs="Times New Roman"/>
+          <w:color w:val="B5CEA8"/>
+          <w:kern w:val="0"/>
+          <w:sz w:val="21"/>
+          <w:szCs w:val="21"/>
+          <w14:ligatures w14:val="none"/>
+        </w:rPr>
+        <w:t>0.01</w:t>
+      </w:r>
+      <w:r>
+        <w:rPr>
+          <w:rFonts w:ascii="Consolas" w:eastAsia="Times New Roman" w:hAnsi="Consolas" w:cs="Times New Roman"/>
+          <w:color w:val="CCCCCC"/>
+          <w:kern w:val="0"/>
+          <w:sz w:val="21"/>
+          <w:szCs w:val="21"/>
+          <w14:ligatures w14:val="none"/>
+        </w:rPr>
+        <w:t xml:space="preserve">, </w:t>
+      </w:r>
+      <w:r>
+        <w:rPr>
+          <w:rFonts w:ascii="Consolas" w:eastAsia="Times New Roman" w:hAnsi="Consolas" w:cs="Times New Roman"/>
+          <w:color w:val="B5CEA8"/>
+          <w:kern w:val="0"/>
+          <w:sz w:val="21"/>
+          <w:szCs w:val="21"/>
+          <w14:ligatures w14:val="none"/>
+        </w:rPr>
+        <w:t>0.1</w:t>
+      </w:r>
+      <w:r>
+        <w:rPr>
+          <w:rFonts w:ascii="Consolas" w:eastAsia="Times New Roman" w:hAnsi="Consolas" w:cs="Times New Roman"/>
+          <w:color w:val="CCCCCC"/>
+          <w:kern w:val="0"/>
+          <w:sz w:val="21"/>
+          <w:szCs w:val="21"/>
+          <w14:ligatures w14:val="none"/>
+        </w:rPr>
+        <w:t>],</w:t>
+      </w:r>
+    </w:p>
+    <w:p>
+      <w:pPr>
+        <w:shd w:val="clear" w:color="auto" w:fill="1F1F1F"/>
+        <w:spacing w:after="0" w:line="285" w:lineRule="atLeast"/>
+        <w:ind w:left="0" w:firstLine="0"/>
+        <w:jc w:val="left"/>
+        <w:rPr>
+          <w:rFonts w:ascii="Consolas" w:eastAsia="Times New Roman" w:hAnsi="Consolas" w:cs="Times New Roman"/>
+          <w:color w:val="CCCCCC"/>
+          <w:kern w:val="0"/>
+          <w:sz w:val="21"/>
+          <w:szCs w:val="21"/>
+          <w14:ligatures w14:val="none"/>
+        </w:rPr>
+      </w:pPr>
+      <w:r>
+        <w:rPr>
+          <w:rFonts w:ascii="Consolas" w:eastAsia="Times New Roman" w:hAnsi="Consolas" w:cs="Times New Roman"/>
+          <w:color w:val="CCCCCC"/>
+          <w:kern w:val="0"/>
+          <w:sz w:val="21"/>
+          <w:szCs w:val="21"/>
+          <w14:ligatures w14:val="none"/>
+        </w:rPr>
+        <w:t xml:space="preserve">    </w:t>
+      </w:r>
+      <w:r>
+        <w:rPr>
+          <w:rFonts w:ascii="Consolas" w:eastAsia="Times New Roman" w:hAnsi="Consolas" w:cs="Times New Roman"/>
+          <w:color w:val="CE9178"/>
+          <w:kern w:val="0"/>
+          <w:sz w:val="21"/>
+          <w:szCs w:val="21"/>
+          <w14:ligatures w14:val="none"/>
+        </w:rPr>
+        <w:t>'svr__epsilon'</w:t>
       </w:r>
       <w:r>
         <w:rPr>
@@ -1309,7 +1187,7 @@
           <w:szCs w:val="21"/>
           <w14:ligatures w14:val="none"/>
         </w:rPr>
-        <w:t>10</w:t>
+        <w:t>0.01</w:t>
       </w:r>
       <w:r>
         <w:rPr>
@@ -1331,7 +1209,7 @@
           <w:szCs w:val="21"/>
           <w14:ligatures w14:val="none"/>
         </w:rPr>
-        <w:t>100</w:t>
+        <w:t>0.1</w:t>
       </w:r>
       <w:r>
         <w:rPr>
@@ -1353,18 +1231,18 @@
           <w:szCs w:val="21"/>
           <w14:ligatures w14:val="none"/>
         </w:rPr>
-        <w:t>1000</w:t>
-      </w:r>
-      <w:r>
-        <w:rPr>
-          <w:rFonts w:ascii="Consolas" w:eastAsia="Times New Roman" w:hAnsi="Consolas" w:cs="Times New Roman"/>
-          <w:color w:val="CCCCCC"/>
-          <w:kern w:val="0"/>
-          <w:sz w:val="21"/>
-          <w:szCs w:val="21"/>
-          <w14:ligatures w14:val="none"/>
-        </w:rPr>
-        <w:t>],</w:t>
+        <w:t>0.2</w:t>
+      </w:r>
+      <w:r>
+        <w:rPr>
+          <w:rFonts w:ascii="Consolas" w:eastAsia="Times New Roman" w:hAnsi="Consolas" w:cs="Times New Roman"/>
+          <w:color w:val="CCCCCC"/>
+          <w:kern w:val="0"/>
+          <w:sz w:val="21"/>
+          <w:szCs w:val="21"/>
+          <w14:ligatures w14:val="none"/>
+        </w:rPr>
+        <w:t>]</w:t>
       </w:r>
     </w:p>
     <w:p>
@@ -1391,99 +1269,453 @@
           <w:szCs w:val="21"/>
           <w14:ligatures w14:val="none"/>
         </w:rPr>
+        <w:t>}</w:t>
+      </w:r>
+    </w:p>
+    <w:p>
+      <w:pPr>
+        <w:shd w:val="clear" w:color="auto" w:fill="1F1F1F"/>
+        <w:spacing w:after="0" w:line="285" w:lineRule="atLeast"/>
+        <w:ind w:left="0" w:firstLine="0"/>
+        <w:jc w:val="left"/>
+        <w:rPr>
+          <w:rFonts w:ascii="Consolas" w:eastAsia="Times New Roman" w:hAnsi="Consolas" w:cs="Times New Roman"/>
+          <w:color w:val="CCCCCC"/>
+          <w:kern w:val="0"/>
+          <w:sz w:val="21"/>
+          <w:szCs w:val="21"/>
+          <w14:ligatures w14:val="none"/>
+        </w:rPr>
+      </w:pPr>
+    </w:p>
+    <w:p>
+      <w:pPr>
+        <w:shd w:val="clear" w:color="auto" w:fill="1F1F1F"/>
+        <w:spacing w:after="0" w:line="285" w:lineRule="atLeast"/>
+        <w:ind w:left="0" w:firstLine="0"/>
+        <w:jc w:val="left"/>
+        <w:rPr>
+          <w:rFonts w:ascii="Consolas" w:eastAsia="Times New Roman" w:hAnsi="Consolas" w:cs="Times New Roman"/>
+          <w:color w:val="CCCCCC"/>
+          <w:kern w:val="0"/>
+          <w:sz w:val="21"/>
+          <w:szCs w:val="21"/>
+          <w14:ligatures w14:val="none"/>
+        </w:rPr>
+      </w:pPr>
+      <w:r>
+        <w:rPr>
+          <w:rFonts w:ascii="Consolas" w:eastAsia="Times New Roman" w:hAnsi="Consolas" w:cs="Times New Roman"/>
+          <w:color w:val="CCCCCC"/>
+          <w:kern w:val="0"/>
+          <w:sz w:val="21"/>
+          <w:szCs w:val="21"/>
+          <w14:ligatures w14:val="none"/>
+        </w:rPr>
+        <w:t xml:space="preserve">svr_pipeline </w:t>
+      </w:r>
+      <w:r>
+        <w:rPr>
+          <w:rFonts w:ascii="Consolas" w:eastAsia="Times New Roman" w:hAnsi="Consolas" w:cs="Times New Roman"/>
+          <w:color w:val="D4D4D4"/>
+          <w:kern w:val="0"/>
+          <w:sz w:val="21"/>
+          <w:szCs w:val="21"/>
+          <w14:ligatures w14:val="none"/>
+        </w:rPr>
+        <w:t>=</w:t>
+      </w:r>
+      <w:r>
+        <w:rPr>
+          <w:rFonts w:ascii="Consolas" w:eastAsia="Times New Roman" w:hAnsi="Consolas" w:cs="Times New Roman"/>
+          <w:color w:val="CCCCCC"/>
+          <w:kern w:val="0"/>
+          <w:sz w:val="21"/>
+          <w:szCs w:val="21"/>
+          <w14:ligatures w14:val="none"/>
+        </w:rPr>
+        <w:t xml:space="preserve"> make_pipeline(preprocessing, SVR(</w:t>
+      </w:r>
+      <w:r>
+        <w:rPr>
+          <w:rFonts w:ascii="Consolas" w:eastAsia="Times New Roman" w:hAnsi="Consolas" w:cs="Times New Roman"/>
+          <w:color w:val="9CDCFE"/>
+          <w:kern w:val="0"/>
+          <w:sz w:val="21"/>
+          <w:szCs w:val="21"/>
+          <w14:ligatures w14:val="none"/>
+        </w:rPr>
+        <w:t>kernel</w:t>
+      </w:r>
+      <w:r>
+        <w:rPr>
+          <w:rFonts w:ascii="Consolas" w:eastAsia="Times New Roman" w:hAnsi="Consolas" w:cs="Times New Roman"/>
+          <w:color w:val="D4D4D4"/>
+          <w:kern w:val="0"/>
+          <w:sz w:val="21"/>
+          <w:szCs w:val="21"/>
+          <w14:ligatures w14:val="none"/>
+        </w:rPr>
+        <w:t>=</w:t>
+      </w:r>
+      <w:r>
+        <w:rPr>
+          <w:rFonts w:ascii="Consolas" w:eastAsia="Times New Roman" w:hAnsi="Consolas" w:cs="Times New Roman"/>
+          <w:color w:val="CE9178"/>
+          <w:kern w:val="0"/>
+          <w:sz w:val="21"/>
+          <w:szCs w:val="21"/>
+          <w14:ligatures w14:val="none"/>
+        </w:rPr>
+        <w:t>'linear'</w:t>
+      </w:r>
+      <w:r>
+        <w:rPr>
+          <w:rFonts w:ascii="Consolas" w:eastAsia="Times New Roman" w:hAnsi="Consolas" w:cs="Times New Roman"/>
+          <w:color w:val="CCCCCC"/>
+          <w:kern w:val="0"/>
+          <w:sz w:val="21"/>
+          <w:szCs w:val="21"/>
+          <w14:ligatures w14:val="none"/>
+        </w:rPr>
+        <w:t>))</w:t>
+      </w:r>
+    </w:p>
+    <w:p>
+      <w:pPr>
+        <w:shd w:val="clear" w:color="auto" w:fill="1F1F1F"/>
+        <w:spacing w:after="0" w:line="285" w:lineRule="atLeast"/>
+        <w:ind w:left="0" w:firstLine="0"/>
+        <w:jc w:val="left"/>
+        <w:rPr>
+          <w:rFonts w:ascii="Consolas" w:eastAsia="Times New Roman" w:hAnsi="Consolas" w:cs="Times New Roman"/>
+          <w:color w:val="CCCCCC"/>
+          <w:kern w:val="0"/>
+          <w:sz w:val="21"/>
+          <w:szCs w:val="21"/>
+          <w14:ligatures w14:val="none"/>
+        </w:rPr>
+      </w:pPr>
+    </w:p>
+    <w:p>
+      <w:pPr>
+        <w:shd w:val="clear" w:color="auto" w:fill="1F1F1F"/>
+        <w:spacing w:after="0" w:line="285" w:lineRule="atLeast"/>
+        <w:ind w:left="0" w:firstLine="0"/>
+        <w:jc w:val="left"/>
+        <w:rPr>
+          <w:rFonts w:ascii="Consolas" w:eastAsia="Times New Roman" w:hAnsi="Consolas" w:cs="Times New Roman"/>
+          <w:color w:val="CCCCCC"/>
+          <w:kern w:val="0"/>
+          <w:sz w:val="21"/>
+          <w:szCs w:val="21"/>
+          <w14:ligatures w14:val="none"/>
+        </w:rPr>
+      </w:pPr>
+      <w:r>
+        <w:rPr>
+          <w:rFonts w:ascii="Consolas" w:eastAsia="Times New Roman" w:hAnsi="Consolas" w:cs="Times New Roman"/>
+          <w:color w:val="6A9955"/>
+          <w:kern w:val="0"/>
+          <w:sz w:val="21"/>
+          <w:szCs w:val="21"/>
+          <w14:ligatures w14:val="none"/>
+        </w:rPr>
+        <w:t># Using 3-fold CV on full dataset since training time is acceptable</w:t>
+      </w:r>
+    </w:p>
+    <w:p>
+      <w:pPr>
+        <w:shd w:val="clear" w:color="auto" w:fill="1F1F1F"/>
+        <w:spacing w:after="0" w:line="285" w:lineRule="atLeast"/>
+        <w:ind w:left="0" w:firstLine="0"/>
+        <w:jc w:val="left"/>
+        <w:rPr>
+          <w:rFonts w:ascii="Consolas" w:eastAsia="Times New Roman" w:hAnsi="Consolas" w:cs="Times New Roman"/>
+          <w:color w:val="CCCCCC"/>
+          <w:kern w:val="0"/>
+          <w:sz w:val="21"/>
+          <w:szCs w:val="21"/>
+          <w14:ligatures w14:val="none"/>
+        </w:rPr>
+      </w:pPr>
+      <w:r>
+        <w:rPr>
+          <w:rFonts w:ascii="Consolas" w:eastAsia="Times New Roman" w:hAnsi="Consolas" w:cs="Times New Roman"/>
+          <w:color w:val="CCCCCC"/>
+          <w:kern w:val="0"/>
+          <w:sz w:val="21"/>
+          <w:szCs w:val="21"/>
+          <w14:ligatures w14:val="none"/>
+        </w:rPr>
+        <w:t xml:space="preserve">grid_search </w:t>
+      </w:r>
+      <w:r>
+        <w:rPr>
+          <w:rFonts w:ascii="Consolas" w:eastAsia="Times New Roman" w:hAnsi="Consolas" w:cs="Times New Roman"/>
+          <w:color w:val="D4D4D4"/>
+          <w:kern w:val="0"/>
+          <w:sz w:val="21"/>
+          <w:szCs w:val="21"/>
+          <w14:ligatures w14:val="none"/>
+        </w:rPr>
+        <w:t>=</w:t>
+      </w:r>
+      <w:r>
+        <w:rPr>
+          <w:rFonts w:ascii="Consolas" w:eastAsia="Times New Roman" w:hAnsi="Consolas" w:cs="Times New Roman"/>
+          <w:color w:val="CCCCCC"/>
+          <w:kern w:val="0"/>
+          <w:sz w:val="21"/>
+          <w:szCs w:val="21"/>
+          <w14:ligatures w14:val="none"/>
+        </w:rPr>
+        <w:t xml:space="preserve"> GridSearchCV(</w:t>
+      </w:r>
+    </w:p>
+    <w:p>
+      <w:pPr>
+        <w:shd w:val="clear" w:color="auto" w:fill="1F1F1F"/>
+        <w:spacing w:after="0" w:line="285" w:lineRule="atLeast"/>
+        <w:ind w:left="0" w:firstLine="0"/>
+        <w:jc w:val="left"/>
+        <w:rPr>
+          <w:rFonts w:ascii="Consolas" w:eastAsia="Times New Roman" w:hAnsi="Consolas" w:cs="Times New Roman"/>
+          <w:color w:val="CCCCCC"/>
+          <w:kern w:val="0"/>
+          <w:sz w:val="21"/>
+          <w:szCs w:val="21"/>
+          <w14:ligatures w14:val="none"/>
+        </w:rPr>
+      </w:pPr>
+      <w:r>
+        <w:rPr>
+          <w:rFonts w:ascii="Consolas" w:eastAsia="Times New Roman" w:hAnsi="Consolas" w:cs="Times New Roman"/>
+          <w:color w:val="CCCCCC"/>
+          <w:kern w:val="0"/>
+          <w:sz w:val="21"/>
+          <w:szCs w:val="21"/>
+          <w14:ligatures w14:val="none"/>
+        </w:rPr>
+        <w:t xml:space="preserve">    svr_pipeline, </w:t>
+      </w:r>
+    </w:p>
+    <w:p>
+      <w:pPr>
+        <w:shd w:val="clear" w:color="auto" w:fill="1F1F1F"/>
+        <w:spacing w:after="0" w:line="285" w:lineRule="atLeast"/>
+        <w:ind w:left="0" w:firstLine="0"/>
+        <w:jc w:val="left"/>
+        <w:rPr>
+          <w:rFonts w:ascii="Consolas" w:eastAsia="Times New Roman" w:hAnsi="Consolas" w:cs="Times New Roman"/>
+          <w:color w:val="CCCCCC"/>
+          <w:kern w:val="0"/>
+          <w:sz w:val="21"/>
+          <w:szCs w:val="21"/>
+          <w14:ligatures w14:val="none"/>
+        </w:rPr>
+      </w:pPr>
+      <w:r>
+        <w:rPr>
+          <w:rFonts w:ascii="Consolas" w:eastAsia="Times New Roman" w:hAnsi="Consolas" w:cs="Times New Roman"/>
+          <w:color w:val="CCCCCC"/>
+          <w:kern w:val="0"/>
+          <w:sz w:val="21"/>
+          <w:szCs w:val="21"/>
+          <w14:ligatures w14:val="none"/>
+        </w:rPr>
+        <w:t xml:space="preserve">    param_grid, </w:t>
+      </w:r>
+    </w:p>
+    <w:p>
+      <w:pPr>
+        <w:shd w:val="clear" w:color="auto" w:fill="1F1F1F"/>
+        <w:spacing w:after="0" w:line="285" w:lineRule="atLeast"/>
+        <w:ind w:left="0" w:firstLine="0"/>
+        <w:jc w:val="left"/>
+        <w:rPr>
+          <w:rFonts w:ascii="Consolas" w:eastAsia="Times New Roman" w:hAnsi="Consolas" w:cs="Times New Roman"/>
+          <w:color w:val="CCCCCC"/>
+          <w:kern w:val="0"/>
+          <w:sz w:val="21"/>
+          <w:szCs w:val="21"/>
+          <w14:ligatures w14:val="none"/>
+        </w:rPr>
+      </w:pPr>
+      <w:r>
+        <w:rPr>
+          <w:rFonts w:ascii="Consolas" w:eastAsia="Times New Roman" w:hAnsi="Consolas" w:cs="Times New Roman"/>
+          <w:color w:val="CCCCCC"/>
+          <w:kern w:val="0"/>
+          <w:sz w:val="21"/>
+          <w:szCs w:val="21"/>
+          <w14:ligatures w14:val="none"/>
+        </w:rPr>
         <w:t xml:space="preserve">    </w:t>
       </w:r>
       <w:r>
         <w:rPr>
           <w:rFonts w:ascii="Consolas" w:eastAsia="Times New Roman" w:hAnsi="Consolas" w:cs="Times New Roman"/>
+          <w:color w:val="9CDCFE"/>
+          <w:kern w:val="0"/>
+          <w:sz w:val="21"/>
+          <w:szCs w:val="21"/>
+          <w14:ligatures w14:val="none"/>
+        </w:rPr>
+        <w:t>cv</w:t>
+      </w:r>
+      <w:r>
+        <w:rPr>
+          <w:rFonts w:ascii="Consolas" w:eastAsia="Times New Roman" w:hAnsi="Consolas" w:cs="Times New Roman"/>
+          <w:color w:val="D4D4D4"/>
+          <w:kern w:val="0"/>
+          <w:sz w:val="21"/>
+          <w:szCs w:val="21"/>
+          <w14:ligatures w14:val="none"/>
+        </w:rPr>
+        <w:t>=</w:t>
+      </w:r>
+      <w:r>
+        <w:rPr>
+          <w:rFonts w:ascii="Consolas" w:eastAsia="Times New Roman" w:hAnsi="Consolas" w:cs="Times New Roman"/>
+          <w:color w:val="B5CEA8"/>
+          <w:kern w:val="0"/>
+          <w:sz w:val="21"/>
+          <w:szCs w:val="21"/>
+          <w14:ligatures w14:val="none"/>
+        </w:rPr>
+        <w:t>3</w:t>
+      </w:r>
+      <w:r>
+        <w:rPr>
+          <w:rFonts w:ascii="Consolas" w:eastAsia="Times New Roman" w:hAnsi="Consolas" w:cs="Times New Roman"/>
+          <w:color w:val="CCCCCC"/>
+          <w:kern w:val="0"/>
+          <w:sz w:val="21"/>
+          <w:szCs w:val="21"/>
+          <w14:ligatures w14:val="none"/>
+        </w:rPr>
+        <w:t xml:space="preserve">, </w:t>
+      </w:r>
+    </w:p>
+    <w:p>
+      <w:pPr>
+        <w:shd w:val="clear" w:color="auto" w:fill="1F1F1F"/>
+        <w:spacing w:after="0" w:line="285" w:lineRule="atLeast"/>
+        <w:ind w:left="0" w:firstLine="0"/>
+        <w:jc w:val="left"/>
+        <w:rPr>
+          <w:rFonts w:ascii="Consolas" w:eastAsia="Times New Roman" w:hAnsi="Consolas" w:cs="Times New Roman"/>
+          <w:color w:val="CCCCCC"/>
+          <w:kern w:val="0"/>
+          <w:sz w:val="21"/>
+          <w:szCs w:val="21"/>
+          <w14:ligatures w14:val="none"/>
+        </w:rPr>
+      </w:pPr>
+      <w:r>
+        <w:rPr>
+          <w:rFonts w:ascii="Consolas" w:eastAsia="Times New Roman" w:hAnsi="Consolas" w:cs="Times New Roman"/>
+          <w:color w:val="CCCCCC"/>
+          <w:kern w:val="0"/>
+          <w:sz w:val="21"/>
+          <w:szCs w:val="21"/>
+          <w14:ligatures w14:val="none"/>
+        </w:rPr>
+        <w:t xml:space="preserve">    </w:t>
+      </w:r>
+      <w:r>
+        <w:rPr>
+          <w:rFonts w:ascii="Consolas" w:eastAsia="Times New Roman" w:hAnsi="Consolas" w:cs="Times New Roman"/>
+          <w:color w:val="9CDCFE"/>
+          <w:kern w:val="0"/>
+          <w:sz w:val="21"/>
+          <w:szCs w:val="21"/>
+          <w14:ligatures w14:val="none"/>
+        </w:rPr>
+        <w:t>scoring</w:t>
+      </w:r>
+      <w:r>
+        <w:rPr>
+          <w:rFonts w:ascii="Consolas" w:eastAsia="Times New Roman" w:hAnsi="Consolas" w:cs="Times New Roman"/>
+          <w:color w:val="D4D4D4"/>
+          <w:kern w:val="0"/>
+          <w:sz w:val="21"/>
+          <w:szCs w:val="21"/>
+          <w14:ligatures w14:val="none"/>
+        </w:rPr>
+        <w:t>=</w:t>
+      </w:r>
+      <w:r>
+        <w:rPr>
+          <w:rFonts w:ascii="Consolas" w:eastAsia="Times New Roman" w:hAnsi="Consolas" w:cs="Times New Roman"/>
           <w:color w:val="CE9178"/>
           <w:kern w:val="0"/>
           <w:sz w:val="21"/>
           <w:szCs w:val="21"/>
           <w14:ligatures w14:val="none"/>
         </w:rPr>
-        <w:t>'</w:t>
-      </w:r>
-      <w:proofErr w:type="spellStart"/>
-      <w:proofErr w:type="gramStart"/>
-      <w:r>
-        <w:rPr>
-          <w:rFonts w:ascii="Consolas" w:eastAsia="Times New Roman" w:hAnsi="Consolas" w:cs="Times New Roman"/>
-          <w:color w:val="CE9178"/>
-          <w:kern w:val="0"/>
-          <w:sz w:val="21"/>
-          <w:szCs w:val="21"/>
-          <w14:ligatures w14:val="none"/>
-        </w:rPr>
-        <w:t>svr</w:t>
-      </w:r>
-      <w:proofErr w:type="spellEnd"/>
-      <w:proofErr w:type="gramEnd"/>
-      <w:r>
-        <w:rPr>
-          <w:rFonts w:ascii="Consolas" w:eastAsia="Times New Roman" w:hAnsi="Consolas" w:cs="Times New Roman"/>
-          <w:color w:val="CE9178"/>
-          <w:kern w:val="0"/>
-          <w:sz w:val="21"/>
-          <w:szCs w:val="21"/>
-          <w14:ligatures w14:val="none"/>
-        </w:rPr>
-        <w:t>__gamma'</w:t>
-      </w:r>
-      <w:r>
-        <w:rPr>
-          <w:rFonts w:ascii="Consolas" w:eastAsia="Times New Roman" w:hAnsi="Consolas" w:cs="Times New Roman"/>
-          <w:color w:val="CCCCCC"/>
-          <w:kern w:val="0"/>
-          <w:sz w:val="21"/>
-          <w:szCs w:val="21"/>
-          <w14:ligatures w14:val="none"/>
-        </w:rPr>
-        <w:t>: [</w:t>
-      </w:r>
-      <w:r>
-        <w:rPr>
-          <w:rFonts w:ascii="Consolas" w:eastAsia="Times New Roman" w:hAnsi="Consolas" w:cs="Times New Roman"/>
-          <w:color w:val="CE9178"/>
-          <w:kern w:val="0"/>
-          <w:sz w:val="21"/>
-          <w:szCs w:val="21"/>
-          <w14:ligatures w14:val="none"/>
-        </w:rPr>
-        <w:t>'scale'</w:t>
-      </w:r>
-      <w:r>
-        <w:rPr>
-          <w:rFonts w:ascii="Consolas" w:eastAsia="Times New Roman" w:hAnsi="Consolas" w:cs="Times New Roman"/>
-          <w:color w:val="CCCCCC"/>
-          <w:kern w:val="0"/>
-          <w:sz w:val="21"/>
-          <w:szCs w:val="21"/>
-          <w14:ligatures w14:val="none"/>
-        </w:rPr>
-        <w:t xml:space="preserve">, </w:t>
-      </w:r>
-      <w:r>
-        <w:rPr>
-          <w:rFonts w:ascii="Consolas" w:eastAsia="Times New Roman" w:hAnsi="Consolas" w:cs="Times New Roman"/>
-          <w:color w:val="CE9178"/>
-          <w:kern w:val="0"/>
-          <w:sz w:val="21"/>
-          <w:szCs w:val="21"/>
-          <w14:ligatures w14:val="none"/>
-        </w:rPr>
-        <w:t>'auto'</w:t>
-      </w:r>
-      <w:r>
-        <w:rPr>
-          <w:rFonts w:ascii="Consolas" w:eastAsia="Times New Roman" w:hAnsi="Consolas" w:cs="Times New Roman"/>
-          <w:color w:val="CCCCCC"/>
-          <w:kern w:val="0"/>
-          <w:sz w:val="21"/>
-          <w:szCs w:val="21"/>
-          <w14:ligatures w14:val="none"/>
-        </w:rPr>
-        <w:t xml:space="preserve">, </w:t>
+        <w:t>'neg_root_mean_squared_error'</w:t>
+      </w:r>
+      <w:r>
+        <w:rPr>
+          <w:rFonts w:ascii="Consolas" w:eastAsia="Times New Roman" w:hAnsi="Consolas" w:cs="Times New Roman"/>
+          <w:color w:val="CCCCCC"/>
+          <w:kern w:val="0"/>
+          <w:sz w:val="21"/>
+          <w:szCs w:val="21"/>
+          <w14:ligatures w14:val="none"/>
+        </w:rPr>
+        <w:t>,</w:t>
+      </w:r>
+    </w:p>
+    <w:p>
+      <w:pPr>
+        <w:shd w:val="clear" w:color="auto" w:fill="1F1F1F"/>
+        <w:spacing w:after="0" w:line="285" w:lineRule="atLeast"/>
+        <w:ind w:left="0" w:firstLine="0"/>
+        <w:jc w:val="left"/>
+        <w:rPr>
+          <w:rFonts w:ascii="Consolas" w:eastAsia="Times New Roman" w:hAnsi="Consolas" w:cs="Times New Roman"/>
+          <w:color w:val="CCCCCC"/>
+          <w:kern w:val="0"/>
+          <w:sz w:val="21"/>
+          <w:szCs w:val="21"/>
+          <w14:ligatures w14:val="none"/>
+        </w:rPr>
+      </w:pPr>
+      <w:r>
+        <w:rPr>
+          <w:rFonts w:ascii="Consolas" w:eastAsia="Times New Roman" w:hAnsi="Consolas" w:cs="Times New Roman"/>
+          <w:color w:val="CCCCCC"/>
+          <w:kern w:val="0"/>
+          <w:sz w:val="21"/>
+          <w:szCs w:val="21"/>
+          <w14:ligatures w14:val="none"/>
+        </w:rPr>
+        <w:t xml:space="preserve">    </w:t>
+      </w:r>
+      <w:r>
+        <w:rPr>
+          <w:rFonts w:ascii="Consolas" w:eastAsia="Times New Roman" w:hAnsi="Consolas" w:cs="Times New Roman"/>
+          <w:color w:val="9CDCFE"/>
+          <w:kern w:val="0"/>
+          <w:sz w:val="21"/>
+          <w:szCs w:val="21"/>
+          <w14:ligatures w14:val="none"/>
+        </w:rPr>
+        <w:t>verbose</w:t>
+      </w:r>
+      <w:r>
+        <w:rPr>
+          <w:rFonts w:ascii="Consolas" w:eastAsia="Times New Roman" w:hAnsi="Consolas" w:cs="Times New Roman"/>
+          <w:color w:val="D4D4D4"/>
+          <w:kern w:val="0"/>
+          <w:sz w:val="21"/>
+          <w:szCs w:val="21"/>
+          <w14:ligatures w14:val="none"/>
+        </w:rPr>
+        <w:t>=</w:t>
       </w:r>
       <w:r>
         <w:rPr>
@@ -1494,18 +1726,67 @@
           <w:szCs w:val="21"/>
           <w14:ligatures w14:val="none"/>
         </w:rPr>
-        <w:t>0.001</w:t>
-      </w:r>
-      <w:r>
-        <w:rPr>
-          <w:rFonts w:ascii="Consolas" w:eastAsia="Times New Roman" w:hAnsi="Consolas" w:cs="Times New Roman"/>
-          <w:color w:val="CCCCCC"/>
-          <w:kern w:val="0"/>
-          <w:sz w:val="21"/>
-          <w:szCs w:val="21"/>
-          <w14:ligatures w14:val="none"/>
-        </w:rPr>
-        <w:t xml:space="preserve">, </w:t>
+        <w:t>1</w:t>
+      </w:r>
+      <w:r>
+        <w:rPr>
+          <w:rFonts w:ascii="Consolas" w:eastAsia="Times New Roman" w:hAnsi="Consolas" w:cs="Times New Roman"/>
+          <w:color w:val="CCCCCC"/>
+          <w:kern w:val="0"/>
+          <w:sz w:val="21"/>
+          <w:szCs w:val="21"/>
+          <w14:ligatures w14:val="none"/>
+        </w:rPr>
+        <w:t>,</w:t>
+      </w:r>
+    </w:p>
+    <w:p>
+      <w:pPr>
+        <w:shd w:val="clear" w:color="auto" w:fill="1F1F1F"/>
+        <w:spacing w:after="0" w:line="285" w:lineRule="atLeast"/>
+        <w:ind w:left="0" w:firstLine="0"/>
+        <w:jc w:val="left"/>
+        <w:rPr>
+          <w:rFonts w:ascii="Consolas" w:eastAsia="Times New Roman" w:hAnsi="Consolas" w:cs="Times New Roman"/>
+          <w:color w:val="CCCCCC"/>
+          <w:kern w:val="0"/>
+          <w:sz w:val="21"/>
+          <w:szCs w:val="21"/>
+          <w14:ligatures w14:val="none"/>
+        </w:rPr>
+      </w:pPr>
+      <w:r>
+        <w:rPr>
+          <w:rFonts w:ascii="Consolas" w:eastAsia="Times New Roman" w:hAnsi="Consolas" w:cs="Times New Roman"/>
+          <w:color w:val="CCCCCC"/>
+          <w:kern w:val="0"/>
+          <w:sz w:val="21"/>
+          <w:szCs w:val="21"/>
+          <w14:ligatures w14:val="none"/>
+        </w:rPr>
+        <w:t xml:space="preserve">    </w:t>
+      </w:r>
+      <w:r>
+        <w:rPr>
+          <w:rFonts w:ascii="Consolas" w:eastAsia="Times New Roman" w:hAnsi="Consolas" w:cs="Times New Roman"/>
+          <w:color w:val="9CDCFE"/>
+          <w:kern w:val="0"/>
+          <w:sz w:val="21"/>
+          <w:szCs w:val="21"/>
+          <w14:ligatures w14:val="none"/>
+        </w:rPr>
+        <w:t>n_jobs</w:t>
+      </w:r>
+      <w:r>
+        <w:rPr>
+          <w:rFonts w:ascii="Consolas" w:eastAsia="Times New Roman" w:hAnsi="Consolas" w:cs="Times New Roman"/>
+          <w:color w:val="D4D4D4"/>
+          <w:kern w:val="0"/>
+          <w:sz w:val="21"/>
+          <w:szCs w:val="21"/>
+          <w14:ligatures w14:val="none"/>
+        </w:rPr>
+        <w:t>=-</w:t>
       </w:r>
       <w:r>
         <w:rPr>
@@ -1516,40 +1797,29 @@
           <w:szCs w:val="21"/>
           <w14:ligatures w14:val="none"/>
         </w:rPr>
-        <w:t>0.01</w:t>
-      </w:r>
-      <w:r>
-        <w:rPr>
-          <w:rFonts w:ascii="Consolas" w:eastAsia="Times New Roman" w:hAnsi="Consolas" w:cs="Times New Roman"/>
-          <w:color w:val="CCCCCC"/>
-          <w:kern w:val="0"/>
-          <w:sz w:val="21"/>
-          <w:szCs w:val="21"/>
-          <w14:ligatures w14:val="none"/>
-        </w:rPr>
-        <w:t xml:space="preserve">, </w:t>
-      </w:r>
-      <w:r>
-        <w:rPr>
-          <w:rFonts w:ascii="Consolas" w:eastAsia="Times New Roman" w:hAnsi="Consolas" w:cs="Times New Roman"/>
-          <w:color w:val="B5CEA8"/>
-          <w:kern w:val="0"/>
-          <w:sz w:val="21"/>
-          <w:szCs w:val="21"/>
-          <w14:ligatures w14:val="none"/>
-        </w:rPr>
-        <w:t>0.1</w:t>
-      </w:r>
-      <w:r>
-        <w:rPr>
-          <w:rFonts w:ascii="Consolas" w:eastAsia="Times New Roman" w:hAnsi="Consolas" w:cs="Times New Roman"/>
-          <w:color w:val="CCCCCC"/>
-          <w:kern w:val="0"/>
-          <w:sz w:val="21"/>
-          <w:szCs w:val="21"/>
-          <w14:ligatures w14:val="none"/>
-        </w:rPr>
-        <w:t>],</w:t>
+        <w:t>1</w:t>
+      </w:r>
+      <w:r>
+        <w:rPr>
+          <w:rFonts w:ascii="Consolas" w:eastAsia="Times New Roman" w:hAnsi="Consolas" w:cs="Times New Roman"/>
+          <w:color w:val="CCCCCC"/>
+          <w:kern w:val="0"/>
+          <w:sz w:val="21"/>
+          <w:szCs w:val="21"/>
+          <w14:ligatures w14:val="none"/>
+        </w:rPr>
+        <w:t xml:space="preserve">  </w:t>
+      </w:r>
+      <w:r>
+        <w:rPr>
+          <w:rFonts w:ascii="Consolas" w:eastAsia="Times New Roman" w:hAnsi="Consolas" w:cs="Times New Roman"/>
+          <w:color w:val="6A9955"/>
+          <w:kern w:val="0"/>
+          <w:sz w:val="21"/>
+          <w:szCs w:val="21"/>
+          <w14:ligatures w14:val="none"/>
+        </w:rPr>
+        <w:t># Use all available cores</w:t>
       </w:r>
     </w:p>
     <w:p>
@@ -1576,121 +1846,7 @@
           <w:szCs w:val="21"/>
           <w14:ligatures w14:val="none"/>
         </w:rPr>
-        <w:t xml:space="preserve">    </w:t>
-      </w:r>
-      <w:r>
-        <w:rPr>
-          <w:rFonts w:ascii="Consolas" w:eastAsia="Times New Roman" w:hAnsi="Consolas" w:cs="Times New Roman"/>
-          <w:color w:val="CE9178"/>
-          <w:kern w:val="0"/>
-          <w:sz w:val="21"/>
-          <w:szCs w:val="21"/>
-          <w14:ligatures w14:val="none"/>
-        </w:rPr>
-        <w:t>'</w:t>
-      </w:r>
-      <w:proofErr w:type="spellStart"/>
-      <w:proofErr w:type="gramStart"/>
-      <w:r>
-        <w:rPr>
-          <w:rFonts w:ascii="Consolas" w:eastAsia="Times New Roman" w:hAnsi="Consolas" w:cs="Times New Roman"/>
-          <w:color w:val="CE9178"/>
-          <w:kern w:val="0"/>
-          <w:sz w:val="21"/>
-          <w:szCs w:val="21"/>
-          <w14:ligatures w14:val="none"/>
-        </w:rPr>
-        <w:t>svr</w:t>
-      </w:r>
-      <w:proofErr w:type="spellEnd"/>
-      <w:proofErr w:type="gramEnd"/>
-      <w:r>
-        <w:rPr>
-          <w:rFonts w:ascii="Consolas" w:eastAsia="Times New Roman" w:hAnsi="Consolas" w:cs="Times New Roman"/>
-          <w:color w:val="CE9178"/>
-          <w:kern w:val="0"/>
-          <w:sz w:val="21"/>
-          <w:szCs w:val="21"/>
-          <w14:ligatures w14:val="none"/>
-        </w:rPr>
-        <w:t>__epsilon'</w:t>
-      </w:r>
-      <w:r>
-        <w:rPr>
-          <w:rFonts w:ascii="Consolas" w:eastAsia="Times New Roman" w:hAnsi="Consolas" w:cs="Times New Roman"/>
-          <w:color w:val="CCCCCC"/>
-          <w:kern w:val="0"/>
-          <w:sz w:val="21"/>
-          <w:szCs w:val="21"/>
-          <w14:ligatures w14:val="none"/>
-        </w:rPr>
-        <w:t>: [</w:t>
-      </w:r>
-      <w:r>
-        <w:rPr>
-          <w:rFonts w:ascii="Consolas" w:eastAsia="Times New Roman" w:hAnsi="Consolas" w:cs="Times New Roman"/>
-          <w:color w:val="B5CEA8"/>
-          <w:kern w:val="0"/>
-          <w:sz w:val="21"/>
-          <w:szCs w:val="21"/>
-          <w14:ligatures w14:val="none"/>
-        </w:rPr>
-        <w:t>0.01</w:t>
-      </w:r>
-      <w:r>
-        <w:rPr>
-          <w:rFonts w:ascii="Consolas" w:eastAsia="Times New Roman" w:hAnsi="Consolas" w:cs="Times New Roman"/>
-          <w:color w:val="CCCCCC"/>
-          <w:kern w:val="0"/>
-          <w:sz w:val="21"/>
-          <w:szCs w:val="21"/>
-          <w14:ligatures w14:val="none"/>
-        </w:rPr>
-        <w:t xml:space="preserve">, </w:t>
-      </w:r>
-      <w:r>
-        <w:rPr>
-          <w:rFonts w:ascii="Consolas" w:eastAsia="Times New Roman" w:hAnsi="Consolas" w:cs="Times New Roman"/>
-          <w:color w:val="B5CEA8"/>
-          <w:kern w:val="0"/>
-          <w:sz w:val="21"/>
-          <w:szCs w:val="21"/>
-          <w14:ligatures w14:val="none"/>
-        </w:rPr>
-        <w:t>0.1</w:t>
-      </w:r>
-      <w:r>
-        <w:rPr>
-          <w:rFonts w:ascii="Consolas" w:eastAsia="Times New Roman" w:hAnsi="Consolas" w:cs="Times New Roman"/>
-          <w:color w:val="CCCCCC"/>
-          <w:kern w:val="0"/>
-          <w:sz w:val="21"/>
-          <w:szCs w:val="21"/>
-          <w14:ligatures w14:val="none"/>
-        </w:rPr>
-        <w:t xml:space="preserve">, </w:t>
-      </w:r>
-      <w:r>
-        <w:rPr>
-          <w:rFonts w:ascii="Consolas" w:eastAsia="Times New Roman" w:hAnsi="Consolas" w:cs="Times New Roman"/>
-          <w:color w:val="B5CEA8"/>
-          <w:kern w:val="0"/>
-          <w:sz w:val="21"/>
-          <w:szCs w:val="21"/>
-          <w14:ligatures w14:val="none"/>
-        </w:rPr>
-        <w:t>0.2</w:t>
-      </w:r>
-      <w:r>
-        <w:rPr>
-          <w:rFonts w:ascii="Consolas" w:eastAsia="Times New Roman" w:hAnsi="Consolas" w:cs="Times New Roman"/>
-          <w:color w:val="CCCCCC"/>
-          <w:kern w:val="0"/>
-          <w:sz w:val="21"/>
-          <w:szCs w:val="21"/>
-          <w14:ligatures w14:val="none"/>
-        </w:rPr>
-        <w:t>]</w:t>
+        <w:t>)</w:t>
       </w:r>
     </w:p>
     <w:p>
@@ -1708,17 +1864,6 @@
           <w14:ligatures w14:val="none"/>
         </w:rPr>
       </w:pPr>
-      <w:r>
-        <w:rPr>
-          <w:rFonts w:ascii="Consolas" w:eastAsia="Times New Roman" w:hAnsi="Consolas" w:cs="Times New Roman"/>
-          <w:color w:val="CCCCCC"/>
-          <w:kern w:val="0"/>
-          <w:sz w:val="21"/>
-          <w:szCs w:val="21"/>
-          <w14:ligatures w14:val="none"/>
-        </w:rPr>
-        <w:t>}</w:t>
-      </w:r>
     </w:p>
     <w:p>
       <w:pPr>
@@ -1735,859 +1880,16 @@
           <w14:ligatures w14:val="none"/>
         </w:rPr>
       </w:pPr>
-    </w:p>
-    <w:p>
-      <w:pPr>
-        <w:shd w:val="clear" w:color="auto" w:fill="1F1F1F"/>
-        <w:spacing w:after="0" w:line="285" w:lineRule="atLeast"/>
-        <w:ind w:left="0" w:firstLine="0"/>
-        <w:jc w:val="left"/>
-        <w:rPr>
-          <w:rFonts w:ascii="Consolas" w:eastAsia="Times New Roman" w:hAnsi="Consolas" w:cs="Times New Roman"/>
-          <w:color w:val="CCCCCC"/>
-          <w:kern w:val="0"/>
-          <w:sz w:val="21"/>
-          <w:szCs w:val="21"/>
-          <w14:ligatures w14:val="none"/>
-        </w:rPr>
-      </w:pPr>
-      <w:proofErr w:type="spellStart"/>
-      <w:r>
-        <w:rPr>
-          <w:rFonts w:ascii="Consolas" w:eastAsia="Times New Roman" w:hAnsi="Consolas" w:cs="Times New Roman"/>
-          <w:color w:val="CCCCCC"/>
-          <w:kern w:val="0"/>
-          <w:sz w:val="21"/>
-          <w:szCs w:val="21"/>
-          <w14:ligatures w14:val="none"/>
-        </w:rPr>
-        <w:t>svr_pipeline</w:t>
-      </w:r>
-      <w:proofErr w:type="spellEnd"/>
-      <w:r>
-        <w:rPr>
-          <w:rFonts w:ascii="Consolas" w:eastAsia="Times New Roman" w:hAnsi="Consolas" w:cs="Times New Roman"/>
-          <w:color w:val="CCCCCC"/>
-          <w:kern w:val="0"/>
-          <w:sz w:val="21"/>
-          <w:szCs w:val="21"/>
-          <w14:ligatures w14:val="none"/>
-        </w:rPr>
-        <w:t xml:space="preserve"> </w:t>
-      </w:r>
-      <w:r>
-        <w:rPr>
-          <w:rFonts w:ascii="Consolas" w:eastAsia="Times New Roman" w:hAnsi="Consolas" w:cs="Times New Roman"/>
-          <w:color w:val="D4D4D4"/>
-          <w:kern w:val="0"/>
-          <w:sz w:val="21"/>
-          <w:szCs w:val="21"/>
-          <w14:ligatures w14:val="none"/>
-        </w:rPr>
-        <w:t>=</w:t>
-      </w:r>
-      <w:r>
-        <w:rPr>
-          <w:rFonts w:ascii="Consolas" w:eastAsia="Times New Roman" w:hAnsi="Consolas" w:cs="Times New Roman"/>
-          <w:color w:val="CCCCCC"/>
-          <w:kern w:val="0"/>
-          <w:sz w:val="21"/>
-          <w:szCs w:val="21"/>
-          <w14:ligatures w14:val="none"/>
-        </w:rPr>
-        <w:t xml:space="preserve"> </w:t>
-      </w:r>
-      <w:proofErr w:type="spellStart"/>
-      <w:r>
-        <w:rPr>
-          <w:rFonts w:ascii="Consolas" w:eastAsia="Times New Roman" w:hAnsi="Consolas" w:cs="Times New Roman"/>
-          <w:color w:val="CCCCCC"/>
-          <w:kern w:val="0"/>
-          <w:sz w:val="21"/>
-          <w:szCs w:val="21"/>
-          <w14:ligatures w14:val="none"/>
-        </w:rPr>
-        <w:t>make_</w:t>
-      </w:r>
-      <w:proofErr w:type="gramStart"/>
-      <w:r>
-        <w:rPr>
-          <w:rFonts w:ascii="Consolas" w:eastAsia="Times New Roman" w:hAnsi="Consolas" w:cs="Times New Roman"/>
-          <w:color w:val="CCCCCC"/>
-          <w:kern w:val="0"/>
-          <w:sz w:val="21"/>
-          <w:szCs w:val="21"/>
-          <w14:ligatures w14:val="none"/>
-        </w:rPr>
-        <w:t>pipeline</w:t>
-      </w:r>
-      <w:proofErr w:type="spellEnd"/>
-      <w:r>
-        <w:rPr>
-          <w:rFonts w:ascii="Consolas" w:eastAsia="Times New Roman" w:hAnsi="Consolas" w:cs="Times New Roman"/>
-          <w:color w:val="CCCCCC"/>
-          <w:kern w:val="0"/>
-          <w:sz w:val="21"/>
-          <w:szCs w:val="21"/>
-          <w14:ligatures w14:val="none"/>
-        </w:rPr>
-        <w:t>(</w:t>
-      </w:r>
-      <w:proofErr w:type="gramEnd"/>
-      <w:r>
-        <w:rPr>
-          <w:rFonts w:ascii="Consolas" w:eastAsia="Times New Roman" w:hAnsi="Consolas" w:cs="Times New Roman"/>
-          <w:color w:val="CCCCCC"/>
-          <w:kern w:val="0"/>
-          <w:sz w:val="21"/>
-          <w:szCs w:val="21"/>
-          <w14:ligatures w14:val="none"/>
-        </w:rPr>
-        <w:t xml:space="preserve">preprocessing, </w:t>
-      </w:r>
-      <w:proofErr w:type="gramStart"/>
-      <w:r>
-        <w:rPr>
-          <w:rFonts w:ascii="Consolas" w:eastAsia="Times New Roman" w:hAnsi="Consolas" w:cs="Times New Roman"/>
-          <w:color w:val="CCCCCC"/>
-          <w:kern w:val="0"/>
-          <w:sz w:val="21"/>
-          <w:szCs w:val="21"/>
-          <w14:ligatures w14:val="none"/>
-        </w:rPr>
-        <w:t>SVR(</w:t>
-      </w:r>
-      <w:proofErr w:type="gramEnd"/>
-      <w:r>
-        <w:rPr>
-          <w:rFonts w:ascii="Consolas" w:eastAsia="Times New Roman" w:hAnsi="Consolas" w:cs="Times New Roman"/>
-          <w:color w:val="9CDCFE"/>
-          <w:kern w:val="0"/>
-          <w:sz w:val="21"/>
-          <w:szCs w:val="21"/>
-          <w14:ligatures w14:val="none"/>
-        </w:rPr>
-        <w:t>kernel</w:t>
-      </w:r>
-      <w:r>
-        <w:rPr>
-          <w:rFonts w:ascii="Consolas" w:eastAsia="Times New Roman" w:hAnsi="Consolas" w:cs="Times New Roman"/>
-          <w:color w:val="D4D4D4"/>
-          <w:kern w:val="0"/>
-          <w:sz w:val="21"/>
-          <w:szCs w:val="21"/>
-          <w14:ligatures w14:val="none"/>
-        </w:rPr>
-        <w:t>=</w:t>
-      </w:r>
-      <w:r>
-        <w:rPr>
-          <w:rFonts w:ascii="Consolas" w:eastAsia="Times New Roman" w:hAnsi="Consolas" w:cs="Times New Roman"/>
-          <w:color w:val="CE9178"/>
-          <w:kern w:val="0"/>
-          <w:sz w:val="21"/>
-          <w:szCs w:val="21"/>
-          <w14:ligatures w14:val="none"/>
-        </w:rPr>
-        <w:t>'linear'</w:t>
-      </w:r>
-      <w:r>
-        <w:rPr>
-          <w:rFonts w:ascii="Consolas" w:eastAsia="Times New Roman" w:hAnsi="Consolas" w:cs="Times New Roman"/>
-          <w:color w:val="CCCCCC"/>
-          <w:kern w:val="0"/>
-          <w:sz w:val="21"/>
-          <w:szCs w:val="21"/>
-          <w14:ligatures w14:val="none"/>
-        </w:rPr>
-        <w:t>))</w:t>
-      </w:r>
-    </w:p>
-    <w:p>
-      <w:pPr>
-        <w:shd w:val="clear" w:color="auto" w:fill="1F1F1F"/>
-        <w:spacing w:after="0" w:line="285" w:lineRule="atLeast"/>
-        <w:ind w:left="0" w:firstLine="0"/>
-        <w:jc w:val="left"/>
-        <w:rPr>
-          <w:rFonts w:ascii="Consolas" w:eastAsia="Times New Roman" w:hAnsi="Consolas" w:cs="Times New Roman"/>
-          <w:color w:val="CCCCCC"/>
-          <w:kern w:val="0"/>
-          <w:sz w:val="21"/>
-          <w:szCs w:val="21"/>
-          <w14:ligatures w14:val="none"/>
-        </w:rPr>
-      </w:pPr>
-    </w:p>
-    <w:p>
-      <w:pPr>
-        <w:shd w:val="clear" w:color="auto" w:fill="1F1F1F"/>
-        <w:spacing w:after="0" w:line="285" w:lineRule="atLeast"/>
-        <w:ind w:left="0" w:firstLine="0"/>
-        <w:jc w:val="left"/>
-        <w:rPr>
-          <w:rFonts w:ascii="Consolas" w:eastAsia="Times New Roman" w:hAnsi="Consolas" w:cs="Times New Roman"/>
-          <w:color w:val="CCCCCC"/>
-          <w:kern w:val="0"/>
-          <w:sz w:val="21"/>
-          <w:szCs w:val="21"/>
-          <w14:ligatures w14:val="none"/>
-        </w:rPr>
-      </w:pPr>
-      <w:r>
-        <w:rPr>
-          <w:rFonts w:ascii="Consolas" w:eastAsia="Times New Roman" w:hAnsi="Consolas" w:cs="Times New Roman"/>
-          <w:color w:val="6A9955"/>
-          <w:kern w:val="0"/>
-          <w:sz w:val="21"/>
-          <w:szCs w:val="21"/>
-          <w14:ligatures w14:val="none"/>
-        </w:rPr>
-        <w:t># Using 3-fold CV on full dataset since training time is acceptable</w:t>
-      </w:r>
-    </w:p>
-    <w:p>
-      <w:pPr>
-        <w:shd w:val="clear" w:color="auto" w:fill="1F1F1F"/>
-        <w:spacing w:after="0" w:line="285" w:lineRule="atLeast"/>
-        <w:ind w:left="0" w:firstLine="0"/>
-        <w:jc w:val="left"/>
-        <w:rPr>
-          <w:rFonts w:ascii="Consolas" w:eastAsia="Times New Roman" w:hAnsi="Consolas" w:cs="Times New Roman"/>
-          <w:color w:val="CCCCCC"/>
-          <w:kern w:val="0"/>
-          <w:sz w:val="21"/>
-          <w:szCs w:val="21"/>
-          <w14:ligatures w14:val="none"/>
-        </w:rPr>
-      </w:pPr>
-      <w:proofErr w:type="spellStart"/>
-      <w:r>
-        <w:rPr>
-          <w:rFonts w:ascii="Consolas" w:eastAsia="Times New Roman" w:hAnsi="Consolas" w:cs="Times New Roman"/>
-          <w:color w:val="CCCCCC"/>
-          <w:kern w:val="0"/>
-          <w:sz w:val="21"/>
-          <w:szCs w:val="21"/>
-          <w14:ligatures w14:val="none"/>
-        </w:rPr>
-        <w:t>grid_search</w:t>
-      </w:r>
-      <w:proofErr w:type="spellEnd"/>
-      <w:r>
-        <w:rPr>
-          <w:rFonts w:ascii="Consolas" w:eastAsia="Times New Roman" w:hAnsi="Consolas" w:cs="Times New Roman"/>
-          <w:color w:val="CCCCCC"/>
-          <w:kern w:val="0"/>
-          <w:sz w:val="21"/>
-          <w:szCs w:val="21"/>
-          <w14:ligatures w14:val="none"/>
-        </w:rPr>
-        <w:t xml:space="preserve"> </w:t>
-      </w:r>
-      <w:r>
-        <w:rPr>
-          <w:rFonts w:ascii="Consolas" w:eastAsia="Times New Roman" w:hAnsi="Consolas" w:cs="Times New Roman"/>
-          <w:color w:val="D4D4D4"/>
-          <w:kern w:val="0"/>
-          <w:sz w:val="21"/>
-          <w:szCs w:val="21"/>
-          <w14:ligatures w14:val="none"/>
-        </w:rPr>
-        <w:t>=</w:t>
-      </w:r>
-      <w:r>
-        <w:rPr>
-          <w:rFonts w:ascii="Consolas" w:eastAsia="Times New Roman" w:hAnsi="Consolas" w:cs="Times New Roman"/>
-          <w:color w:val="CCCCCC"/>
-          <w:kern w:val="0"/>
-          <w:sz w:val="21"/>
-          <w:szCs w:val="21"/>
-          <w14:ligatures w14:val="none"/>
-        </w:rPr>
-        <w:t xml:space="preserve"> </w:t>
-      </w:r>
-      <w:proofErr w:type="spellStart"/>
-      <w:proofErr w:type="gramStart"/>
-      <w:r>
-        <w:rPr>
-          <w:rFonts w:ascii="Consolas" w:eastAsia="Times New Roman" w:hAnsi="Consolas" w:cs="Times New Roman"/>
-          <w:color w:val="CCCCCC"/>
-          <w:kern w:val="0"/>
-          <w:sz w:val="21"/>
-          <w:szCs w:val="21"/>
-          <w14:ligatures w14:val="none"/>
-        </w:rPr>
-        <w:t>GridSearchCV</w:t>
-      </w:r>
-      <w:proofErr w:type="spellEnd"/>
-      <w:r>
-        <w:rPr>
-          <w:rFonts w:ascii="Consolas" w:eastAsia="Times New Roman" w:hAnsi="Consolas" w:cs="Times New Roman"/>
-          <w:color w:val="CCCCCC"/>
-          <w:kern w:val="0"/>
-          <w:sz w:val="21"/>
-          <w:szCs w:val="21"/>
-          <w14:ligatures w14:val="none"/>
-        </w:rPr>
-        <w:t>(</w:t>
-      </w:r>
-      <w:proofErr w:type="gramEnd"/>
-    </w:p>
-    <w:p>
-      <w:pPr>
-        <w:shd w:val="clear" w:color="auto" w:fill="1F1F1F"/>
-        <w:spacing w:after="0" w:line="285" w:lineRule="atLeast"/>
-        <w:ind w:left="0" w:firstLine="0"/>
-        <w:jc w:val="left"/>
-        <w:rPr>
-          <w:rFonts w:ascii="Consolas" w:eastAsia="Times New Roman" w:hAnsi="Consolas" w:cs="Times New Roman"/>
-          <w:color w:val="CCCCCC"/>
-          <w:kern w:val="0"/>
-          <w:sz w:val="21"/>
-          <w:szCs w:val="21"/>
-          <w14:ligatures w14:val="none"/>
-        </w:rPr>
-      </w:pPr>
-      <w:r>
-        <w:rPr>
-          <w:rFonts w:ascii="Consolas" w:eastAsia="Times New Roman" w:hAnsi="Consolas" w:cs="Times New Roman"/>
-          <w:color w:val="CCCCCC"/>
-          <w:kern w:val="0"/>
-          <w:sz w:val="21"/>
-          <w:szCs w:val="21"/>
-          <w14:ligatures w14:val="none"/>
-        </w:rPr>
-        <w:t xml:space="preserve">    </w:t>
-      </w:r>
-      <w:proofErr w:type="spellStart"/>
-      <w:r>
-        <w:rPr>
-          <w:rFonts w:ascii="Consolas" w:eastAsia="Times New Roman" w:hAnsi="Consolas" w:cs="Times New Roman"/>
-          <w:color w:val="CCCCCC"/>
-          <w:kern w:val="0"/>
-          <w:sz w:val="21"/>
-          <w:szCs w:val="21"/>
-          <w14:ligatures w14:val="none"/>
-        </w:rPr>
-        <w:t>svr_pipeline</w:t>
-      </w:r>
-      <w:proofErr w:type="spellEnd"/>
-      <w:r>
-        <w:rPr>
-          <w:rFonts w:ascii="Consolas" w:eastAsia="Times New Roman" w:hAnsi="Consolas" w:cs="Times New Roman"/>
-          <w:color w:val="CCCCCC"/>
-          <w:kern w:val="0"/>
-          <w:sz w:val="21"/>
-          <w:szCs w:val="21"/>
-          <w14:ligatures w14:val="none"/>
-        </w:rPr>
-        <w:t xml:space="preserve">, </w:t>
-      </w:r>
-    </w:p>
-    <w:p>
-      <w:pPr>
-        <w:shd w:val="clear" w:color="auto" w:fill="1F1F1F"/>
-        <w:spacing w:after="0" w:line="285" w:lineRule="atLeast"/>
-        <w:ind w:left="0" w:firstLine="0"/>
-        <w:jc w:val="left"/>
-        <w:rPr>
-          <w:rFonts w:ascii="Consolas" w:eastAsia="Times New Roman" w:hAnsi="Consolas" w:cs="Times New Roman"/>
-          <w:color w:val="CCCCCC"/>
-          <w:kern w:val="0"/>
-          <w:sz w:val="21"/>
-          <w:szCs w:val="21"/>
-          <w14:ligatures w14:val="none"/>
-        </w:rPr>
-      </w:pPr>
-      <w:r>
-        <w:rPr>
-          <w:rFonts w:ascii="Consolas" w:eastAsia="Times New Roman" w:hAnsi="Consolas" w:cs="Times New Roman"/>
-          <w:color w:val="CCCCCC"/>
-          <w:kern w:val="0"/>
-          <w:sz w:val="21"/>
-          <w:szCs w:val="21"/>
-          <w14:ligatures w14:val="none"/>
-        </w:rPr>
-        <w:t xml:space="preserve">    </w:t>
-      </w:r>
-      <w:proofErr w:type="spellStart"/>
-      <w:r>
-        <w:rPr>
-          <w:rFonts w:ascii="Consolas" w:eastAsia="Times New Roman" w:hAnsi="Consolas" w:cs="Times New Roman"/>
-          <w:color w:val="CCCCCC"/>
-          <w:kern w:val="0"/>
-          <w:sz w:val="21"/>
-          <w:szCs w:val="21"/>
-          <w14:ligatures w14:val="none"/>
-        </w:rPr>
-        <w:t>param_grid</w:t>
-      </w:r>
-      <w:proofErr w:type="spellEnd"/>
-      <w:r>
-        <w:rPr>
-          <w:rFonts w:ascii="Consolas" w:eastAsia="Times New Roman" w:hAnsi="Consolas" w:cs="Times New Roman"/>
-          <w:color w:val="CCCCCC"/>
-          <w:kern w:val="0"/>
-          <w:sz w:val="21"/>
-          <w:szCs w:val="21"/>
-          <w14:ligatures w14:val="none"/>
-        </w:rPr>
-        <w:t xml:space="preserve">, </w:t>
-      </w:r>
-    </w:p>
-    <w:p>
-      <w:pPr>
-        <w:shd w:val="clear" w:color="auto" w:fill="1F1F1F"/>
-        <w:spacing w:after="0" w:line="285" w:lineRule="atLeast"/>
-        <w:ind w:left="0" w:firstLine="0"/>
-        <w:jc w:val="left"/>
-        <w:rPr>
-          <w:rFonts w:ascii="Consolas" w:eastAsia="Times New Roman" w:hAnsi="Consolas" w:cs="Times New Roman"/>
-          <w:color w:val="CCCCCC"/>
-          <w:kern w:val="0"/>
-          <w:sz w:val="21"/>
-          <w:szCs w:val="21"/>
-          <w14:ligatures w14:val="none"/>
-        </w:rPr>
-      </w:pPr>
-      <w:r>
-        <w:rPr>
-          <w:rFonts w:ascii="Consolas" w:eastAsia="Times New Roman" w:hAnsi="Consolas" w:cs="Times New Roman"/>
-          <w:color w:val="CCCCCC"/>
-          <w:kern w:val="0"/>
-          <w:sz w:val="21"/>
-          <w:szCs w:val="21"/>
-          <w14:ligatures w14:val="none"/>
-        </w:rPr>
-        <w:t xml:space="preserve">    </w:t>
-      </w:r>
-      <w:r>
-        <w:rPr>
-          <w:rFonts w:ascii="Consolas" w:eastAsia="Times New Roman" w:hAnsi="Consolas" w:cs="Times New Roman"/>
-          <w:color w:val="9CDCFE"/>
-          <w:kern w:val="0"/>
-          <w:sz w:val="21"/>
-          <w:szCs w:val="21"/>
-          <w14:ligatures w14:val="none"/>
-        </w:rPr>
-        <w:t>cv</w:t>
-      </w:r>
-      <w:r>
-        <w:rPr>
-          <w:rFonts w:ascii="Consolas" w:eastAsia="Times New Roman" w:hAnsi="Consolas" w:cs="Times New Roman"/>
-          <w:color w:val="D4D4D4"/>
-          <w:kern w:val="0"/>
-          <w:sz w:val="21"/>
-          <w:szCs w:val="21"/>
-          <w14:ligatures w14:val="none"/>
-        </w:rPr>
-        <w:t>=</w:t>
-      </w:r>
-      <w:r>
-        <w:rPr>
-          <w:rFonts w:ascii="Consolas" w:eastAsia="Times New Roman" w:hAnsi="Consolas" w:cs="Times New Roman"/>
-          <w:color w:val="B5CEA8"/>
-          <w:kern w:val="0"/>
-          <w:sz w:val="21"/>
-          <w:szCs w:val="21"/>
-          <w14:ligatures w14:val="none"/>
-        </w:rPr>
-        <w:t>3</w:t>
-      </w:r>
-      <w:r>
-        <w:rPr>
-          <w:rFonts w:ascii="Consolas" w:eastAsia="Times New Roman" w:hAnsi="Consolas" w:cs="Times New Roman"/>
-          <w:color w:val="CCCCCC"/>
-          <w:kern w:val="0"/>
-          <w:sz w:val="21"/>
-          <w:szCs w:val="21"/>
-          <w14:ligatures w14:val="none"/>
-        </w:rPr>
-        <w:t xml:space="preserve">, </w:t>
-      </w:r>
-    </w:p>
-    <w:p>
-      <w:pPr>
-        <w:shd w:val="clear" w:color="auto" w:fill="1F1F1F"/>
-        <w:spacing w:after="0" w:line="285" w:lineRule="atLeast"/>
-        <w:ind w:left="0" w:firstLine="0"/>
-        <w:jc w:val="left"/>
-        <w:rPr>
-          <w:rFonts w:ascii="Consolas" w:eastAsia="Times New Roman" w:hAnsi="Consolas" w:cs="Times New Roman"/>
-          <w:color w:val="CCCCCC"/>
-          <w:kern w:val="0"/>
-          <w:sz w:val="21"/>
-          <w:szCs w:val="21"/>
-          <w14:ligatures w14:val="none"/>
-        </w:rPr>
-      </w:pPr>
-      <w:r>
-        <w:rPr>
-          <w:rFonts w:ascii="Consolas" w:eastAsia="Times New Roman" w:hAnsi="Consolas" w:cs="Times New Roman"/>
-          <w:color w:val="CCCCCC"/>
-          <w:kern w:val="0"/>
-          <w:sz w:val="21"/>
-          <w:szCs w:val="21"/>
-          <w14:ligatures w14:val="none"/>
-        </w:rPr>
-        <w:t xml:space="preserve">    </w:t>
-      </w:r>
-      <w:r>
-        <w:rPr>
-          <w:rFonts w:ascii="Consolas" w:eastAsia="Times New Roman" w:hAnsi="Consolas" w:cs="Times New Roman"/>
-          <w:color w:val="9CDCFE"/>
-          <w:kern w:val="0"/>
-          <w:sz w:val="21"/>
-          <w:szCs w:val="21"/>
-          <w14:ligatures w14:val="none"/>
-        </w:rPr>
-        <w:t>scoring</w:t>
-      </w:r>
-      <w:r>
-        <w:rPr>
-          <w:rFonts w:ascii="Consolas" w:eastAsia="Times New Roman" w:hAnsi="Consolas" w:cs="Times New Roman"/>
-          <w:color w:val="D4D4D4"/>
-          <w:kern w:val="0"/>
-          <w:sz w:val="21"/>
-          <w:szCs w:val="21"/>
-          <w14:ligatures w14:val="none"/>
-        </w:rPr>
-        <w:t>=</w:t>
-      </w:r>
-      <w:r>
-        <w:rPr>
-          <w:rFonts w:ascii="Consolas" w:eastAsia="Times New Roman" w:hAnsi="Consolas" w:cs="Times New Roman"/>
-          <w:color w:val="CE9178"/>
-          <w:kern w:val="0"/>
-          <w:sz w:val="21"/>
-          <w:szCs w:val="21"/>
-          <w14:ligatures w14:val="none"/>
-        </w:rPr>
-        <w:t>'</w:t>
-      </w:r>
-      <w:proofErr w:type="spellStart"/>
-      <w:r>
-        <w:rPr>
-          <w:rFonts w:ascii="Consolas" w:eastAsia="Times New Roman" w:hAnsi="Consolas" w:cs="Times New Roman"/>
-          <w:color w:val="CE9178"/>
-          <w:kern w:val="0"/>
-          <w:sz w:val="21"/>
-          <w:szCs w:val="21"/>
-          <w14:ligatures w14:val="none"/>
-        </w:rPr>
-        <w:t>neg_root_mean_squared_error</w:t>
-      </w:r>
-      <w:proofErr w:type="spellEnd"/>
-      <w:r>
-        <w:rPr>
-          <w:rFonts w:ascii="Consolas" w:eastAsia="Times New Roman" w:hAnsi="Consolas" w:cs="Times New Roman"/>
-          <w:color w:val="CE9178"/>
-          <w:kern w:val="0"/>
-          <w:sz w:val="21"/>
-          <w:szCs w:val="21"/>
-          <w14:ligatures w14:val="none"/>
-        </w:rPr>
-        <w:t>'</w:t>
-      </w:r>
-      <w:r>
-        <w:rPr>
-          <w:rFonts w:ascii="Consolas" w:eastAsia="Times New Roman" w:hAnsi="Consolas" w:cs="Times New Roman"/>
-          <w:color w:val="CCCCCC"/>
-          <w:kern w:val="0"/>
-          <w:sz w:val="21"/>
-          <w:szCs w:val="21"/>
-          <w14:ligatures w14:val="none"/>
-        </w:rPr>
-        <w:t>,</w:t>
-      </w:r>
-    </w:p>
-    <w:p>
-      <w:pPr>
-        <w:shd w:val="clear" w:color="auto" w:fill="1F1F1F"/>
-        <w:spacing w:after="0" w:line="285" w:lineRule="atLeast"/>
-        <w:ind w:left="0" w:firstLine="0"/>
-        <w:jc w:val="left"/>
-        <w:rPr>
-          <w:rFonts w:ascii="Consolas" w:eastAsia="Times New Roman" w:hAnsi="Consolas" w:cs="Times New Roman"/>
-          <w:color w:val="CCCCCC"/>
-          <w:kern w:val="0"/>
-          <w:sz w:val="21"/>
-          <w:szCs w:val="21"/>
-          <w14:ligatures w14:val="none"/>
-        </w:rPr>
-      </w:pPr>
-      <w:r>
-        <w:rPr>
-          <w:rFonts w:ascii="Consolas" w:eastAsia="Times New Roman" w:hAnsi="Consolas" w:cs="Times New Roman"/>
-          <w:color w:val="CCCCCC"/>
-          <w:kern w:val="0"/>
-          <w:sz w:val="21"/>
-          <w:szCs w:val="21"/>
-          <w14:ligatures w14:val="none"/>
-        </w:rPr>
-        <w:t xml:space="preserve">    </w:t>
-      </w:r>
-      <w:r>
-        <w:rPr>
-          <w:rFonts w:ascii="Consolas" w:eastAsia="Times New Roman" w:hAnsi="Consolas" w:cs="Times New Roman"/>
-          <w:color w:val="9CDCFE"/>
-          <w:kern w:val="0"/>
-          <w:sz w:val="21"/>
-          <w:szCs w:val="21"/>
-          <w14:ligatures w14:val="none"/>
-        </w:rPr>
-        <w:t>verbose</w:t>
-      </w:r>
-      <w:r>
-        <w:rPr>
-          <w:rFonts w:ascii="Consolas" w:eastAsia="Times New Roman" w:hAnsi="Consolas" w:cs="Times New Roman"/>
-          <w:color w:val="D4D4D4"/>
-          <w:kern w:val="0"/>
-          <w:sz w:val="21"/>
-          <w:szCs w:val="21"/>
-          <w14:ligatures w14:val="none"/>
-        </w:rPr>
-        <w:t>=</w:t>
-      </w:r>
-      <w:r>
-        <w:rPr>
-          <w:rFonts w:ascii="Consolas" w:eastAsia="Times New Roman" w:hAnsi="Consolas" w:cs="Times New Roman"/>
-          <w:color w:val="B5CEA8"/>
-          <w:kern w:val="0"/>
-          <w:sz w:val="21"/>
-          <w:szCs w:val="21"/>
-          <w14:ligatures w14:val="none"/>
-        </w:rPr>
-        <w:t>1</w:t>
-      </w:r>
-      <w:r>
-        <w:rPr>
-          <w:rFonts w:ascii="Consolas" w:eastAsia="Times New Roman" w:hAnsi="Consolas" w:cs="Times New Roman"/>
-          <w:color w:val="CCCCCC"/>
-          <w:kern w:val="0"/>
-          <w:sz w:val="21"/>
-          <w:szCs w:val="21"/>
-          <w14:ligatures w14:val="none"/>
-        </w:rPr>
-        <w:t>,</w:t>
-      </w:r>
-    </w:p>
-    <w:p>
-      <w:pPr>
-        <w:shd w:val="clear" w:color="auto" w:fill="1F1F1F"/>
-        <w:spacing w:after="0" w:line="285" w:lineRule="atLeast"/>
-        <w:ind w:left="0" w:firstLine="0"/>
-        <w:jc w:val="left"/>
-        <w:rPr>
-          <w:rFonts w:ascii="Consolas" w:eastAsia="Times New Roman" w:hAnsi="Consolas" w:cs="Times New Roman"/>
-          <w:color w:val="CCCCCC"/>
-          <w:kern w:val="0"/>
-          <w:sz w:val="21"/>
-          <w:szCs w:val="21"/>
-          <w14:ligatures w14:val="none"/>
-        </w:rPr>
-      </w:pPr>
-      <w:r>
-        <w:rPr>
-          <w:rFonts w:ascii="Consolas" w:eastAsia="Times New Roman" w:hAnsi="Consolas" w:cs="Times New Roman"/>
-          <w:color w:val="CCCCCC"/>
-          <w:kern w:val="0"/>
-          <w:sz w:val="21"/>
-          <w:szCs w:val="21"/>
-          <w14:ligatures w14:val="none"/>
-        </w:rPr>
-        <w:t xml:space="preserve">    </w:t>
-      </w:r>
-      <w:proofErr w:type="spellStart"/>
-      <w:r>
-        <w:rPr>
-          <w:rFonts w:ascii="Consolas" w:eastAsia="Times New Roman" w:hAnsi="Consolas" w:cs="Times New Roman"/>
-          <w:color w:val="9CDCFE"/>
-          <w:kern w:val="0"/>
-          <w:sz w:val="21"/>
-          <w:szCs w:val="21"/>
-          <w14:ligatures w14:val="none"/>
-        </w:rPr>
-        <w:t>n_jobs</w:t>
-      </w:r>
-      <w:proofErr w:type="spellEnd"/>
-      <w:r>
-        <w:rPr>
-          <w:rFonts w:ascii="Consolas" w:eastAsia="Times New Roman" w:hAnsi="Consolas" w:cs="Times New Roman"/>
-          <w:color w:val="D4D4D4"/>
-          <w:kern w:val="0"/>
-          <w:sz w:val="21"/>
-          <w:szCs w:val="21"/>
-          <w14:ligatures w14:val="none"/>
-        </w:rPr>
-        <w:t>=-</w:t>
-      </w:r>
-      <w:proofErr w:type="gramStart"/>
-      <w:r>
-        <w:rPr>
-          <w:rFonts w:ascii="Consolas" w:eastAsia="Times New Roman" w:hAnsi="Consolas" w:cs="Times New Roman"/>
-          <w:color w:val="B5CEA8"/>
-          <w:kern w:val="0"/>
-          <w:sz w:val="21"/>
-          <w:szCs w:val="21"/>
-          <w14:ligatures w14:val="none"/>
-        </w:rPr>
-        <w:t>1</w:t>
-      </w:r>
-      <w:r>
-        <w:rPr>
-          <w:rFonts w:ascii="Consolas" w:eastAsia="Times New Roman" w:hAnsi="Consolas" w:cs="Times New Roman"/>
-          <w:color w:val="CCCCCC"/>
-          <w:kern w:val="0"/>
-          <w:sz w:val="21"/>
-          <w:szCs w:val="21"/>
-          <w14:ligatures w14:val="none"/>
-        </w:rPr>
-        <w:t xml:space="preserve">  </w:t>
-      </w:r>
-      <w:r>
-        <w:rPr>
-          <w:rFonts w:ascii="Consolas" w:eastAsia="Times New Roman" w:hAnsi="Consolas" w:cs="Times New Roman"/>
-          <w:color w:val="6A9955"/>
-          <w:kern w:val="0"/>
-          <w:sz w:val="21"/>
-          <w:szCs w:val="21"/>
-          <w14:ligatures w14:val="none"/>
-        </w:rPr>
-        <w:t>#</w:t>
-      </w:r>
-      <w:proofErr w:type="gramEnd"/>
-      <w:r>
-        <w:rPr>
-          <w:rFonts w:ascii="Consolas" w:eastAsia="Times New Roman" w:hAnsi="Consolas" w:cs="Times New Roman"/>
-          <w:color w:val="6A9955"/>
-          <w:kern w:val="0"/>
-          <w:sz w:val="21"/>
-          <w:szCs w:val="21"/>
-          <w14:ligatures w14:val="none"/>
-        </w:rPr>
-        <w:t xml:space="preserve"> Use all available cores</w:t>
-      </w:r>
-    </w:p>
-    <w:p>
-      <w:pPr>
-        <w:shd w:val="clear" w:color="auto" w:fill="1F1F1F"/>
-        <w:spacing w:after="0" w:line="285" w:lineRule="atLeast"/>
-        <w:ind w:left="0" w:firstLine="0"/>
-        <w:jc w:val="left"/>
-        <w:rPr>
-          <w:rFonts w:ascii="Consolas" w:eastAsia="Times New Roman" w:hAnsi="Consolas" w:cs="Times New Roman"/>
-          <w:color w:val="CCCCCC"/>
-          <w:kern w:val="0"/>
-          <w:sz w:val="21"/>
-          <w:szCs w:val="21"/>
-          <w14:ligatures w14:val="none"/>
-        </w:rPr>
-      </w:pPr>
-      <w:r>
-        <w:rPr>
-          <w:rFonts w:ascii="Consolas" w:eastAsia="Times New Roman" w:hAnsi="Consolas" w:cs="Times New Roman"/>
-          <w:color w:val="CCCCCC"/>
-          <w:kern w:val="0"/>
-          <w:sz w:val="21"/>
-          <w:szCs w:val="21"/>
-          <w14:ligatures w14:val="none"/>
-        </w:rPr>
-        <w:t>)</w:t>
-      </w:r>
-    </w:p>
-    <w:p>
-      <w:pPr>
-        <w:shd w:val="clear" w:color="auto" w:fill="1F1F1F"/>
-        <w:spacing w:after="0" w:line="285" w:lineRule="atLeast"/>
-        <w:ind w:left="0" w:firstLine="0"/>
-        <w:jc w:val="left"/>
-        <w:rPr>
-          <w:rFonts w:ascii="Consolas" w:eastAsia="Times New Roman" w:hAnsi="Consolas" w:cs="Times New Roman"/>
-          <w:color w:val="CCCCCC"/>
-          <w:kern w:val="0"/>
-          <w:sz w:val="21"/>
-          <w:szCs w:val="21"/>
-          <w14:ligatures w14:val="none"/>
-        </w:rPr>
-      </w:pPr>
-    </w:p>
-    <w:p>
-      <w:pPr>
-        <w:shd w:val="clear" w:color="auto" w:fill="1F1F1F"/>
-        <w:spacing w:after="0" w:line="285" w:lineRule="atLeast"/>
-        <w:ind w:left="0" w:firstLine="0"/>
-        <w:jc w:val="left"/>
-        <w:rPr>
-          <w:rFonts w:ascii="Consolas" w:eastAsia="Times New Roman" w:hAnsi="Consolas" w:cs="Times New Roman"/>
-          <w:color w:val="CCCCCC"/>
-          <w:kern w:val="0"/>
-          <w:sz w:val="21"/>
-          <w:szCs w:val="21"/>
-          <w14:ligatures w14:val="none"/>
-        </w:rPr>
-      </w:pPr>
-      <w:proofErr w:type="spellStart"/>
-      <w:proofErr w:type="gramStart"/>
-      <w:r>
-        <w:rPr>
-          <w:rFonts w:ascii="Consolas" w:eastAsia="Times New Roman" w:hAnsi="Consolas" w:cs="Times New Roman"/>
-          <w:color w:val="CCCCCC"/>
-          <w:kern w:val="0"/>
-          <w:sz w:val="21"/>
-          <w:szCs w:val="21"/>
-          <w14:ligatures w14:val="none"/>
-        </w:rPr>
-        <w:t>grid_search.fit</w:t>
-      </w:r>
-      <w:proofErr w:type="spellEnd"/>
-      <w:r>
-        <w:rPr>
-          <w:rFonts w:ascii="Consolas" w:eastAsia="Times New Roman" w:hAnsi="Consolas" w:cs="Times New Roman"/>
-          <w:color w:val="CCCCCC"/>
-          <w:kern w:val="0"/>
-          <w:sz w:val="21"/>
-          <w:szCs w:val="21"/>
-          <w14:ligatures w14:val="none"/>
-        </w:rPr>
-        <w:t>(</w:t>
-      </w:r>
-      <w:proofErr w:type="gramEnd"/>
-      <w:r>
-        <w:rPr>
-          <w:rFonts w:ascii="Consolas" w:eastAsia="Times New Roman" w:hAnsi="Consolas" w:cs="Times New Roman"/>
-          <w:color w:val="CCCCCC"/>
-          <w:kern w:val="0"/>
-          <w:sz w:val="21"/>
-          <w:szCs w:val="21"/>
-          <w14:ligatures w14:val="none"/>
-        </w:rPr>
-        <w:t xml:space="preserve">housing, </w:t>
-      </w:r>
-      <w:proofErr w:type="spellStart"/>
-      <w:r>
-        <w:rPr>
-          <w:rFonts w:ascii="Consolas" w:eastAsia="Times New Roman" w:hAnsi="Consolas" w:cs="Times New Roman"/>
-          <w:color w:val="CCCCCC"/>
-          <w:kern w:val="0"/>
-          <w:sz w:val="21"/>
-          <w:szCs w:val="21"/>
-          <w14:ligatures w14:val="none"/>
-        </w:rPr>
-        <w:t>housing_labels</w:t>
-      </w:r>
-      <w:proofErr w:type="spellEnd"/>
-      <w:r>
-        <w:rPr>
-          <w:rFonts w:ascii="Consolas" w:eastAsia="Times New Roman" w:hAnsi="Consolas" w:cs="Times New Roman"/>
-          <w:color w:val="CCCCCC"/>
-          <w:kern w:val="0"/>
-          <w:sz w:val="21"/>
-          <w:szCs w:val="21"/>
-          <w14:ligatures w14:val="none"/>
-        </w:rPr>
-        <w:t>)</w:t>
+      <w:r>
+        <w:rPr>
+          <w:rFonts w:ascii="Consolas" w:eastAsia="Times New Roman" w:hAnsi="Consolas" w:cs="Times New Roman"/>
+          <w:color w:val="CCCCCC"/>
+          <w:kern w:val="0"/>
+          <w:sz w:val="21"/>
+          <w:szCs w:val="21"/>
+          <w14:ligatures w14:val="none"/>
+        </w:rPr>
+        <w:t>grid_search.fit(housing, housing_labels)</w:t>
       </w:r>
     </w:p>
     <w:p>
@@ -2624,43 +1926,15 @@
         <w:ind w:firstLine="645"/>
       </w:pPr>
       <w:r>
-        <w:t>{'</w:t>
-      </w:r>
-      <w:proofErr w:type="spellStart"/>
-      <w:r>
-        <w:t>svr</w:t>
-      </w:r>
-      <w:proofErr w:type="spellEnd"/>
-      <w:r>
-        <w:t>__C': 1000, '</w:t>
-      </w:r>
-      <w:proofErr w:type="spellStart"/>
-      <w:r>
-        <w:t>svr</w:t>
-      </w:r>
-      <w:proofErr w:type="spellEnd"/>
-      <w:r>
-        <w:t>__epsilon': 0.01, '</w:t>
-      </w:r>
-      <w:proofErr w:type="spellStart"/>
-      <w:r>
-        <w:t>svr</w:t>
-      </w:r>
-      <w:proofErr w:type="spellEnd"/>
-      <w:r>
-        <w:t>__gamma': '</w:t>
-      </w:r>
-      <w:proofErr w:type="gramStart"/>
-      <w:r>
-        <w:t>scale'}</w:t>
-      </w:r>
-      <w:proofErr w:type="gramEnd"/>
+        <w:t>{'svr__C': 1000, 'svr__epsilon': 0.01, 'svr__gamma': 'scale'}</w:t>
+      </w:r>
     </w:p>
     <w:p>
       <w:pPr>
         <w:ind w:left="309"/>
       </w:pPr>
       <w:r>
+        <w:lastRenderedPageBreak/>
         <w:t xml:space="preserve">Best </w:t>
       </w:r>
       <w:r>
@@ -2704,21 +1978,8 @@
         <w:ind w:hanging="299"/>
       </w:pPr>
       <w:r>
-        <w:t xml:space="preserve">Try replacing the </w:t>
-      </w:r>
-      <w:proofErr w:type="spellStart"/>
-      <w:r>
-        <w:t>GridSearchCV</w:t>
-      </w:r>
-      <w:proofErr w:type="spellEnd"/>
-      <w:r>
-        <w:t xml:space="preserve"> with a </w:t>
-      </w:r>
-      <w:proofErr w:type="spellStart"/>
-      <w:r>
-        <w:t>RandomizedSearchCV</w:t>
-      </w:r>
-      <w:proofErr w:type="spellEnd"/>
+        <w:t>Try replacing the GridSearchCV with a RandomizedSearchCV</w:t>
+      </w:r>
       <w:r>
         <w:t xml:space="preserve"> </w:t>
       </w:r>
@@ -2728,21 +1989,8 @@
         <w:ind w:left="299" w:firstLine="0"/>
       </w:pPr>
       <w:r>
-        <w:t>Using the ‘</w:t>
-      </w:r>
-      <w:proofErr w:type="spellStart"/>
-      <w:r>
-        <w:t>rbf</w:t>
-      </w:r>
-      <w:proofErr w:type="spellEnd"/>
-      <w:r>
-        <w:t xml:space="preserve">’ </w:t>
-      </w:r>
-      <w:proofErr w:type="gramStart"/>
-      <w:r>
-        <w:t>kernel;</w:t>
-      </w:r>
-      <w:proofErr w:type="gramEnd"/>
+        <w:t>Using the ‘rbf’ kernel;</w:t>
+      </w:r>
     </w:p>
     <w:p>
       <w:pPr>
@@ -2763,29 +2011,16 @@
           <w14:ligatures w14:val="none"/>
         </w:rPr>
       </w:pPr>
-      <w:proofErr w:type="spellStart"/>
-      <w:r>
-        <w:rPr>
-          <w:rFonts w:ascii="Consolas" w:eastAsia="Times New Roman" w:hAnsi="Consolas" w:cs="Times New Roman"/>
-          <w:color w:val="CCCCCC"/>
-          <w:kern w:val="0"/>
-          <w:sz w:val="16"/>
-          <w:szCs w:val="16"/>
-          <w14:ligatures w14:val="none"/>
-        </w:rPr>
-        <w:t>param_distributions</w:t>
-      </w:r>
-      <w:proofErr w:type="spellEnd"/>
-      <w:r>
-        <w:rPr>
-          <w:rFonts w:ascii="Consolas" w:eastAsia="Times New Roman" w:hAnsi="Consolas" w:cs="Times New Roman"/>
-          <w:color w:val="CCCCCC"/>
-          <w:kern w:val="0"/>
-          <w:sz w:val="16"/>
-          <w:szCs w:val="16"/>
-          <w14:ligatures w14:val="none"/>
-        </w:rPr>
-        <w:t xml:space="preserve"> </w:t>
+      <w:r>
+        <w:rPr>
+          <w:rFonts w:ascii="Consolas" w:eastAsia="Times New Roman" w:hAnsi="Consolas" w:cs="Times New Roman"/>
+          <w:color w:val="CCCCCC"/>
+          <w:kern w:val="0"/>
+          <w:sz w:val="16"/>
+          <w:szCs w:val="16"/>
+          <w14:ligatures w14:val="none"/>
+        </w:rPr>
+        <w:t xml:space="preserve">param_distributions </w:t>
       </w:r>
       <w:r>
         <w:rPr>
@@ -2849,71 +2084,19 @@
           <w:szCs w:val="16"/>
           <w14:ligatures w14:val="none"/>
         </w:rPr>
-        <w:t>'</w:t>
-      </w:r>
-      <w:proofErr w:type="spellStart"/>
-      <w:proofErr w:type="gramStart"/>
-      <w:r>
-        <w:rPr>
-          <w:rFonts w:ascii="Consolas" w:eastAsia="Times New Roman" w:hAnsi="Consolas" w:cs="Times New Roman"/>
-          <w:color w:val="CE9178"/>
-          <w:kern w:val="0"/>
-          <w:sz w:val="16"/>
-          <w:szCs w:val="16"/>
-          <w14:ligatures w14:val="none"/>
-        </w:rPr>
-        <w:t>svr</w:t>
-      </w:r>
-      <w:proofErr w:type="spellEnd"/>
-      <w:proofErr w:type="gramEnd"/>
-      <w:r>
-        <w:rPr>
-          <w:rFonts w:ascii="Consolas" w:eastAsia="Times New Roman" w:hAnsi="Consolas" w:cs="Times New Roman"/>
-          <w:color w:val="CE9178"/>
-          <w:kern w:val="0"/>
-          <w:sz w:val="16"/>
-          <w:szCs w:val="16"/>
-          <w14:ligatures w14:val="none"/>
-        </w:rPr>
-        <w:t>__C'</w:t>
-      </w:r>
-      <w:r>
-        <w:rPr>
-          <w:rFonts w:ascii="Consolas" w:eastAsia="Times New Roman" w:hAnsi="Consolas" w:cs="Times New Roman"/>
-          <w:color w:val="CCCCCC"/>
-          <w:kern w:val="0"/>
-          <w:sz w:val="16"/>
-          <w:szCs w:val="16"/>
-          <w14:ligatures w14:val="none"/>
-        </w:rPr>
-        <w:t xml:space="preserve">: </w:t>
-      </w:r>
-      <w:proofErr w:type="spellStart"/>
-      <w:proofErr w:type="gramStart"/>
-      <w:r>
-        <w:rPr>
-          <w:rFonts w:ascii="Consolas" w:eastAsia="Times New Roman" w:hAnsi="Consolas" w:cs="Times New Roman"/>
-          <w:color w:val="CCCCCC"/>
-          <w:kern w:val="0"/>
-          <w:sz w:val="16"/>
-          <w:szCs w:val="16"/>
-          <w14:ligatures w14:val="none"/>
-        </w:rPr>
-        <w:t>loguniform</w:t>
-      </w:r>
-      <w:proofErr w:type="spellEnd"/>
-      <w:r>
-        <w:rPr>
-          <w:rFonts w:ascii="Consolas" w:eastAsia="Times New Roman" w:hAnsi="Consolas" w:cs="Times New Roman"/>
-          <w:color w:val="CCCCCC"/>
-          <w:kern w:val="0"/>
-          <w:sz w:val="16"/>
-          <w:szCs w:val="16"/>
-          <w14:ligatures w14:val="none"/>
-        </w:rPr>
-        <w:t>(</w:t>
-      </w:r>
-      <w:proofErr w:type="gramEnd"/>
+        <w:t>'svr__C'</w:t>
+      </w:r>
+      <w:r>
+        <w:rPr>
+          <w:rFonts w:ascii="Consolas" w:eastAsia="Times New Roman" w:hAnsi="Consolas" w:cs="Times New Roman"/>
+          <w:color w:val="CCCCCC"/>
+          <w:kern w:val="0"/>
+          <w:sz w:val="16"/>
+          <w:szCs w:val="16"/>
+          <w14:ligatures w14:val="none"/>
+        </w:rPr>
+        <w:t>: loguniform(</w:t>
+      </w:r>
       <w:r>
         <w:rPr>
           <w:rFonts w:ascii="Consolas" w:eastAsia="Times New Roman" w:hAnsi="Consolas" w:cs="Times New Roman"/>
@@ -2947,29 +2130,16 @@
         </w:rPr>
         <w:t>1000</w:t>
       </w:r>
-      <w:proofErr w:type="gramStart"/>
-      <w:r>
-        <w:rPr>
-          <w:rFonts w:ascii="Consolas" w:eastAsia="Times New Roman" w:hAnsi="Consolas" w:cs="Times New Roman"/>
-          <w:color w:val="CCCCCC"/>
-          <w:kern w:val="0"/>
-          <w:sz w:val="16"/>
-          <w:szCs w:val="16"/>
-          <w14:ligatures w14:val="none"/>
-        </w:rPr>
-        <w:t xml:space="preserve">),   </w:t>
-      </w:r>
-      <w:proofErr w:type="gramEnd"/>
-      <w:r>
-        <w:rPr>
-          <w:rFonts w:ascii="Consolas" w:eastAsia="Times New Roman" w:hAnsi="Consolas" w:cs="Times New Roman"/>
-          <w:color w:val="CCCCCC"/>
-          <w:kern w:val="0"/>
-          <w:sz w:val="16"/>
-          <w:szCs w:val="16"/>
-          <w14:ligatures w14:val="none"/>
-        </w:rPr>
-        <w:t>       </w:t>
+      <w:r>
+        <w:rPr>
+          <w:rFonts w:ascii="Consolas" w:eastAsia="Times New Roman" w:hAnsi="Consolas" w:cs="Times New Roman"/>
+          <w:color w:val="CCCCCC"/>
+          <w:kern w:val="0"/>
+          <w:sz w:val="16"/>
+          <w:szCs w:val="16"/>
+          <w14:ligatures w14:val="none"/>
+        </w:rPr>
+        <w:t>),          </w:t>
       </w:r>
       <w:r>
         <w:rPr>
@@ -3022,71 +2192,19 @@
           <w:szCs w:val="16"/>
           <w14:ligatures w14:val="none"/>
         </w:rPr>
-        <w:t>'</w:t>
-      </w:r>
-      <w:proofErr w:type="spellStart"/>
-      <w:proofErr w:type="gramStart"/>
-      <w:r>
-        <w:rPr>
-          <w:rFonts w:ascii="Consolas" w:eastAsia="Times New Roman" w:hAnsi="Consolas" w:cs="Times New Roman"/>
-          <w:color w:val="CE9178"/>
-          <w:kern w:val="0"/>
-          <w:sz w:val="16"/>
-          <w:szCs w:val="16"/>
-          <w14:ligatures w14:val="none"/>
-        </w:rPr>
-        <w:t>svr</w:t>
-      </w:r>
-      <w:proofErr w:type="spellEnd"/>
-      <w:proofErr w:type="gramEnd"/>
-      <w:r>
-        <w:rPr>
-          <w:rFonts w:ascii="Consolas" w:eastAsia="Times New Roman" w:hAnsi="Consolas" w:cs="Times New Roman"/>
-          <w:color w:val="CE9178"/>
-          <w:kern w:val="0"/>
-          <w:sz w:val="16"/>
-          <w:szCs w:val="16"/>
-          <w14:ligatures w14:val="none"/>
-        </w:rPr>
-        <w:t>__gamma'</w:t>
-      </w:r>
-      <w:r>
-        <w:rPr>
-          <w:rFonts w:ascii="Consolas" w:eastAsia="Times New Roman" w:hAnsi="Consolas" w:cs="Times New Roman"/>
-          <w:color w:val="CCCCCC"/>
-          <w:kern w:val="0"/>
-          <w:sz w:val="16"/>
-          <w:szCs w:val="16"/>
-          <w14:ligatures w14:val="none"/>
-        </w:rPr>
-        <w:t xml:space="preserve">: </w:t>
-      </w:r>
-      <w:proofErr w:type="spellStart"/>
-      <w:proofErr w:type="gramStart"/>
-      <w:r>
-        <w:rPr>
-          <w:rFonts w:ascii="Consolas" w:eastAsia="Times New Roman" w:hAnsi="Consolas" w:cs="Times New Roman"/>
-          <w:color w:val="CCCCCC"/>
-          <w:kern w:val="0"/>
-          <w:sz w:val="16"/>
-          <w:szCs w:val="16"/>
-          <w14:ligatures w14:val="none"/>
-        </w:rPr>
-        <w:t>loguniform</w:t>
-      </w:r>
-      <w:proofErr w:type="spellEnd"/>
-      <w:r>
-        <w:rPr>
-          <w:rFonts w:ascii="Consolas" w:eastAsia="Times New Roman" w:hAnsi="Consolas" w:cs="Times New Roman"/>
-          <w:color w:val="CCCCCC"/>
-          <w:kern w:val="0"/>
-          <w:sz w:val="16"/>
-          <w:szCs w:val="16"/>
-          <w14:ligatures w14:val="none"/>
-        </w:rPr>
-        <w:t>(</w:t>
-      </w:r>
-      <w:proofErr w:type="gramEnd"/>
+        <w:t>'svr__gamma'</w:t>
+      </w:r>
+      <w:r>
+        <w:rPr>
+          <w:rFonts w:ascii="Consolas" w:eastAsia="Times New Roman" w:hAnsi="Consolas" w:cs="Times New Roman"/>
+          <w:color w:val="CCCCCC"/>
+          <w:kern w:val="0"/>
+          <w:sz w:val="16"/>
+          <w:szCs w:val="16"/>
+          <w14:ligatures w14:val="none"/>
+        </w:rPr>
+        <w:t>: loguniform(</w:t>
+      </w:r>
       <w:r>
         <w:rPr>
           <w:rFonts w:ascii="Consolas" w:eastAsia="Times New Roman" w:hAnsi="Consolas" w:cs="Times New Roman"/>
@@ -3120,29 +2238,16 @@
         </w:rPr>
         <w:t>1</w:t>
       </w:r>
-      <w:proofErr w:type="gramStart"/>
-      <w:r>
-        <w:rPr>
-          <w:rFonts w:ascii="Consolas" w:eastAsia="Times New Roman" w:hAnsi="Consolas" w:cs="Times New Roman"/>
-          <w:color w:val="CCCCCC"/>
-          <w:kern w:val="0"/>
-          <w:sz w:val="16"/>
-          <w:szCs w:val="16"/>
-          <w14:ligatures w14:val="none"/>
-        </w:rPr>
-        <w:t xml:space="preserve">),   </w:t>
-      </w:r>
-      <w:proofErr w:type="gramEnd"/>
-      <w:r>
-        <w:rPr>
-          <w:rFonts w:ascii="Consolas" w:eastAsia="Times New Roman" w:hAnsi="Consolas" w:cs="Times New Roman"/>
-          <w:color w:val="CCCCCC"/>
-          <w:kern w:val="0"/>
-          <w:sz w:val="16"/>
-          <w:szCs w:val="16"/>
-          <w14:ligatures w14:val="none"/>
-        </w:rPr>
-        <w:t> </w:t>
+      <w:r>
+        <w:rPr>
+          <w:rFonts w:ascii="Consolas" w:eastAsia="Times New Roman" w:hAnsi="Consolas" w:cs="Times New Roman"/>
+          <w:color w:val="CCCCCC"/>
+          <w:kern w:val="0"/>
+          <w:sz w:val="16"/>
+          <w:szCs w:val="16"/>
+          <w14:ligatures w14:val="none"/>
+        </w:rPr>
+        <w:t>),    </w:t>
       </w:r>
       <w:r>
         <w:rPr>
@@ -3195,58 +2300,19 @@
           <w:szCs w:val="16"/>
           <w14:ligatures w14:val="none"/>
         </w:rPr>
-        <w:t>'</w:t>
-      </w:r>
-      <w:proofErr w:type="spellStart"/>
-      <w:proofErr w:type="gramStart"/>
-      <w:r>
-        <w:rPr>
-          <w:rFonts w:ascii="Consolas" w:eastAsia="Times New Roman" w:hAnsi="Consolas" w:cs="Times New Roman"/>
-          <w:color w:val="CE9178"/>
-          <w:kern w:val="0"/>
-          <w:sz w:val="16"/>
-          <w:szCs w:val="16"/>
-          <w14:ligatures w14:val="none"/>
-        </w:rPr>
-        <w:t>svr</w:t>
-      </w:r>
-      <w:proofErr w:type="spellEnd"/>
-      <w:proofErr w:type="gramEnd"/>
-      <w:r>
-        <w:rPr>
-          <w:rFonts w:ascii="Consolas" w:eastAsia="Times New Roman" w:hAnsi="Consolas" w:cs="Times New Roman"/>
-          <w:color w:val="CE9178"/>
-          <w:kern w:val="0"/>
-          <w:sz w:val="16"/>
-          <w:szCs w:val="16"/>
-          <w14:ligatures w14:val="none"/>
-        </w:rPr>
-        <w:t>__epsilon'</w:t>
-      </w:r>
-      <w:r>
-        <w:rPr>
-          <w:rFonts w:ascii="Consolas" w:eastAsia="Times New Roman" w:hAnsi="Consolas" w:cs="Times New Roman"/>
-          <w:color w:val="CCCCCC"/>
-          <w:kern w:val="0"/>
-          <w:sz w:val="16"/>
-          <w:szCs w:val="16"/>
-          <w14:ligatures w14:val="none"/>
-        </w:rPr>
-        <w:t xml:space="preserve">: </w:t>
-      </w:r>
-      <w:proofErr w:type="gramStart"/>
-      <w:r>
-        <w:rPr>
-          <w:rFonts w:ascii="Consolas" w:eastAsia="Times New Roman" w:hAnsi="Consolas" w:cs="Times New Roman"/>
-          <w:color w:val="CCCCCC"/>
-          <w:kern w:val="0"/>
-          <w:sz w:val="16"/>
-          <w:szCs w:val="16"/>
-          <w14:ligatures w14:val="none"/>
-        </w:rPr>
-        <w:t>uniform(</w:t>
-      </w:r>
-      <w:proofErr w:type="gramEnd"/>
+        <w:t>'svr__epsilon'</w:t>
+      </w:r>
+      <w:r>
+        <w:rPr>
+          <w:rFonts w:ascii="Consolas" w:eastAsia="Times New Roman" w:hAnsi="Consolas" w:cs="Times New Roman"/>
+          <w:color w:val="CCCCCC"/>
+          <w:kern w:val="0"/>
+          <w:sz w:val="16"/>
+          <w:szCs w:val="16"/>
+          <w14:ligatures w14:val="none"/>
+        </w:rPr>
+        <w:t>: uniform(</w:t>
+      </w:r>
       <w:r>
         <w:rPr>
           <w:rFonts w:ascii="Consolas" w:eastAsia="Times New Roman" w:hAnsi="Consolas" w:cs="Times New Roman"/>
@@ -3280,29 +2346,16 @@
         </w:rPr>
         <w:t>0.5</w:t>
       </w:r>
-      <w:proofErr w:type="gramStart"/>
-      <w:r>
-        <w:rPr>
-          <w:rFonts w:ascii="Consolas" w:eastAsia="Times New Roman" w:hAnsi="Consolas" w:cs="Times New Roman"/>
-          <w:color w:val="CCCCCC"/>
-          <w:kern w:val="0"/>
-          <w:sz w:val="16"/>
-          <w:szCs w:val="16"/>
-          <w14:ligatures w14:val="none"/>
-        </w:rPr>
-        <w:t xml:space="preserve">),   </w:t>
-      </w:r>
-      <w:proofErr w:type="gramEnd"/>
-      <w:r>
-        <w:rPr>
-          <w:rFonts w:ascii="Consolas" w:eastAsia="Times New Roman" w:hAnsi="Consolas" w:cs="Times New Roman"/>
-          <w:color w:val="CCCCCC"/>
-          <w:kern w:val="0"/>
-          <w:sz w:val="16"/>
-          <w:szCs w:val="16"/>
-          <w14:ligatures w14:val="none"/>
-        </w:rPr>
-        <w:t xml:space="preserve">  </w:t>
+      <w:r>
+        <w:rPr>
+          <w:rFonts w:ascii="Consolas" w:eastAsia="Times New Roman" w:hAnsi="Consolas" w:cs="Times New Roman"/>
+          <w:color w:val="CCCCCC"/>
+          <w:kern w:val="0"/>
+          <w:sz w:val="16"/>
+          <w:szCs w:val="16"/>
+          <w14:ligatures w14:val="none"/>
+        </w:rPr>
+        <w:t xml:space="preserve">),     </w:t>
       </w:r>
       <w:r>
         <w:rPr>
@@ -3417,29 +2470,16 @@
           <w14:ligatures w14:val="none"/>
         </w:rPr>
       </w:pPr>
-      <w:proofErr w:type="spellStart"/>
-      <w:r>
-        <w:rPr>
-          <w:rFonts w:ascii="Consolas" w:eastAsia="Times New Roman" w:hAnsi="Consolas" w:cs="Times New Roman"/>
-          <w:color w:val="CCCCCC"/>
-          <w:kern w:val="0"/>
-          <w:sz w:val="16"/>
-          <w:szCs w:val="16"/>
-          <w14:ligatures w14:val="none"/>
-        </w:rPr>
-        <w:t>svr_pipeline_random</w:t>
-      </w:r>
-      <w:proofErr w:type="spellEnd"/>
-      <w:r>
-        <w:rPr>
-          <w:rFonts w:ascii="Consolas" w:eastAsia="Times New Roman" w:hAnsi="Consolas" w:cs="Times New Roman"/>
-          <w:color w:val="CCCCCC"/>
-          <w:kern w:val="0"/>
-          <w:sz w:val="16"/>
-          <w:szCs w:val="16"/>
-          <w14:ligatures w14:val="none"/>
-        </w:rPr>
-        <w:t xml:space="preserve"> </w:t>
+      <w:r>
+        <w:rPr>
+          <w:rFonts w:ascii="Consolas" w:eastAsia="Times New Roman" w:hAnsi="Consolas" w:cs="Times New Roman"/>
+          <w:color w:val="CCCCCC"/>
+          <w:kern w:val="0"/>
+          <w:sz w:val="16"/>
+          <w:szCs w:val="16"/>
+          <w14:ligatures w14:val="none"/>
+        </w:rPr>
+        <w:t xml:space="preserve">svr_pipeline_random </w:t>
       </w:r>
       <w:r>
         <w:rPr>
@@ -3461,69 +2501,8 @@
           <w:szCs w:val="16"/>
           <w14:ligatures w14:val="none"/>
         </w:rPr>
-        <w:t xml:space="preserve"> </w:t>
-      </w:r>
-      <w:proofErr w:type="spellStart"/>
-      <w:r>
-        <w:rPr>
-          <w:rFonts w:ascii="Consolas" w:eastAsia="Times New Roman" w:hAnsi="Consolas" w:cs="Times New Roman"/>
-          <w:color w:val="CCCCCC"/>
-          <w:kern w:val="0"/>
-          <w:sz w:val="16"/>
-          <w:szCs w:val="16"/>
-          <w14:ligatures w14:val="none"/>
-        </w:rPr>
-        <w:t>make_</w:t>
-      </w:r>
-      <w:proofErr w:type="gramStart"/>
-      <w:r>
-        <w:rPr>
-          <w:rFonts w:ascii="Consolas" w:eastAsia="Times New Roman" w:hAnsi="Consolas" w:cs="Times New Roman"/>
-          <w:color w:val="CCCCCC"/>
-          <w:kern w:val="0"/>
-          <w:sz w:val="16"/>
-          <w:szCs w:val="16"/>
-          <w14:ligatures w14:val="none"/>
-        </w:rPr>
-        <w:t>pipeline</w:t>
-      </w:r>
-      <w:proofErr w:type="spellEnd"/>
-      <w:r>
-        <w:rPr>
-          <w:rFonts w:ascii="Consolas" w:eastAsia="Times New Roman" w:hAnsi="Consolas" w:cs="Times New Roman"/>
-          <w:color w:val="CCCCCC"/>
-          <w:kern w:val="0"/>
-          <w:sz w:val="16"/>
-          <w:szCs w:val="16"/>
-          <w14:ligatures w14:val="none"/>
-        </w:rPr>
-        <w:t>(</w:t>
-      </w:r>
-      <w:proofErr w:type="gramEnd"/>
-      <w:r>
-        <w:rPr>
-          <w:rFonts w:ascii="Consolas" w:eastAsia="Times New Roman" w:hAnsi="Consolas" w:cs="Times New Roman"/>
-          <w:color w:val="CCCCCC"/>
-          <w:kern w:val="0"/>
-          <w:sz w:val="16"/>
-          <w:szCs w:val="16"/>
-          <w14:ligatures w14:val="none"/>
-        </w:rPr>
-        <w:t xml:space="preserve">preprocessing, </w:t>
-      </w:r>
-      <w:proofErr w:type="gramStart"/>
-      <w:r>
-        <w:rPr>
-          <w:rFonts w:ascii="Consolas" w:eastAsia="Times New Roman" w:hAnsi="Consolas" w:cs="Times New Roman"/>
-          <w:color w:val="CCCCCC"/>
-          <w:kern w:val="0"/>
-          <w:sz w:val="16"/>
-          <w:szCs w:val="16"/>
-          <w14:ligatures w14:val="none"/>
-        </w:rPr>
-        <w:t>SVR(</w:t>
-      </w:r>
-      <w:proofErr w:type="gramEnd"/>
+        <w:t xml:space="preserve"> make_pipeline(preprocessing, SVR(</w:t>
+      </w:r>
       <w:r>
         <w:rPr>
           <w:rFonts w:ascii="Consolas" w:eastAsia="Times New Roman" w:hAnsi="Consolas" w:cs="Times New Roman"/>
@@ -3555,31 +2534,7 @@
           <w:szCs w:val="16"/>
           <w14:ligatures w14:val="none"/>
         </w:rPr>
-        <w:t>'</w:t>
-      </w:r>
-      <w:proofErr w:type="spellStart"/>
-      <w:r>
-        <w:rPr>
-          <w:rFonts w:ascii="Consolas" w:eastAsia="Times New Roman" w:hAnsi="Consolas" w:cs="Times New Roman"/>
-          <w:color w:val="CE9178"/>
-          <w:kern w:val="0"/>
-          <w:sz w:val="16"/>
-          <w:szCs w:val="16"/>
-          <w14:ligatures w14:val="none"/>
-        </w:rPr>
-        <w:t>rbf</w:t>
-      </w:r>
-      <w:proofErr w:type="spellEnd"/>
-      <w:r>
-        <w:rPr>
-          <w:rFonts w:ascii="Consolas" w:eastAsia="Times New Roman" w:hAnsi="Consolas" w:cs="Times New Roman"/>
-          <w:color w:val="CE9178"/>
-          <w:kern w:val="0"/>
-          <w:sz w:val="16"/>
-          <w:szCs w:val="16"/>
-          <w14:ligatures w14:val="none"/>
-        </w:rPr>
-        <w:t>'</w:t>
+        <w:t>'rbf'</w:t>
       </w:r>
       <w:r>
         <w:rPr>
@@ -3641,31 +2596,7 @@
           <w:szCs w:val="16"/>
           <w14:ligatures w14:val="none"/>
         </w:rPr>
-        <w:t xml:space="preserve"># </w:t>
-      </w:r>
-      <w:proofErr w:type="spellStart"/>
-      <w:r>
-        <w:rPr>
-          <w:rFonts w:ascii="Consolas" w:eastAsia="Times New Roman" w:hAnsi="Consolas" w:cs="Times New Roman"/>
-          <w:color w:val="6A9955"/>
-          <w:kern w:val="0"/>
-          <w:sz w:val="16"/>
-          <w:szCs w:val="16"/>
-          <w14:ligatures w14:val="none"/>
-        </w:rPr>
-        <w:t>RandomizedSearchCV</w:t>
-      </w:r>
-      <w:proofErr w:type="spellEnd"/>
-      <w:r>
-        <w:rPr>
-          <w:rFonts w:ascii="Consolas" w:eastAsia="Times New Roman" w:hAnsi="Consolas" w:cs="Times New Roman"/>
-          <w:color w:val="6A9955"/>
-          <w:kern w:val="0"/>
-          <w:sz w:val="16"/>
-          <w:szCs w:val="16"/>
-          <w14:ligatures w14:val="none"/>
-        </w:rPr>
-        <w:t xml:space="preserve"> with budget control</w:t>
+        <w:t># RandomizedSearchCV with budget control</w:t>
       </w:r>
     </w:p>
     <w:p>
@@ -3687,29 +2618,16 @@
           <w14:ligatures w14:val="none"/>
         </w:rPr>
       </w:pPr>
-      <w:proofErr w:type="spellStart"/>
-      <w:r>
-        <w:rPr>
-          <w:rFonts w:ascii="Consolas" w:eastAsia="Times New Roman" w:hAnsi="Consolas" w:cs="Times New Roman"/>
-          <w:color w:val="CCCCCC"/>
-          <w:kern w:val="0"/>
-          <w:sz w:val="16"/>
-          <w:szCs w:val="16"/>
-          <w14:ligatures w14:val="none"/>
-        </w:rPr>
-        <w:t>start_time</w:t>
-      </w:r>
-      <w:proofErr w:type="spellEnd"/>
-      <w:r>
-        <w:rPr>
-          <w:rFonts w:ascii="Consolas" w:eastAsia="Times New Roman" w:hAnsi="Consolas" w:cs="Times New Roman"/>
-          <w:color w:val="CCCCCC"/>
-          <w:kern w:val="0"/>
-          <w:sz w:val="16"/>
-          <w:szCs w:val="16"/>
-          <w14:ligatures w14:val="none"/>
-        </w:rPr>
-        <w:t xml:space="preserve"> </w:t>
+      <w:r>
+        <w:rPr>
+          <w:rFonts w:ascii="Consolas" w:eastAsia="Times New Roman" w:hAnsi="Consolas" w:cs="Times New Roman"/>
+          <w:color w:val="CCCCCC"/>
+          <w:kern w:val="0"/>
+          <w:sz w:val="16"/>
+          <w:szCs w:val="16"/>
+          <w14:ligatures w14:val="none"/>
+        </w:rPr>
+        <w:t xml:space="preserve">start_time </w:t>
       </w:r>
       <w:r>
         <w:rPr>
@@ -3731,33 +2649,7 @@
           <w:szCs w:val="16"/>
           <w14:ligatures w14:val="none"/>
         </w:rPr>
-        <w:t xml:space="preserve"> </w:t>
-      </w:r>
-      <w:proofErr w:type="spellStart"/>
-      <w:proofErr w:type="gramStart"/>
-      <w:r>
-        <w:rPr>
-          <w:rFonts w:ascii="Consolas" w:eastAsia="Times New Roman" w:hAnsi="Consolas" w:cs="Times New Roman"/>
-          <w:color w:val="CCCCCC"/>
-          <w:kern w:val="0"/>
-          <w:sz w:val="16"/>
-          <w:szCs w:val="16"/>
-          <w14:ligatures w14:val="none"/>
-        </w:rPr>
-        <w:t>time.time</w:t>
-      </w:r>
-      <w:proofErr w:type="spellEnd"/>
-      <w:proofErr w:type="gramEnd"/>
-      <w:r>
-        <w:rPr>
-          <w:rFonts w:ascii="Consolas" w:eastAsia="Times New Roman" w:hAnsi="Consolas" w:cs="Times New Roman"/>
-          <w:color w:val="CCCCCC"/>
-          <w:kern w:val="0"/>
-          <w:sz w:val="16"/>
-          <w:szCs w:val="16"/>
-          <w14:ligatures w14:val="none"/>
-        </w:rPr>
-        <w:t>()</w:t>
+        <w:t xml:space="preserve"> time.time()</w:t>
       </w:r>
     </w:p>
     <w:p>
@@ -3799,29 +2691,16 @@
           <w14:ligatures w14:val="none"/>
         </w:rPr>
       </w:pPr>
-      <w:proofErr w:type="spellStart"/>
-      <w:r>
-        <w:rPr>
-          <w:rFonts w:ascii="Consolas" w:eastAsia="Times New Roman" w:hAnsi="Consolas" w:cs="Times New Roman"/>
-          <w:color w:val="CCCCCC"/>
-          <w:kern w:val="0"/>
-          <w:sz w:val="16"/>
-          <w:szCs w:val="16"/>
-          <w14:ligatures w14:val="none"/>
-        </w:rPr>
-        <w:t>random_search</w:t>
-      </w:r>
-      <w:proofErr w:type="spellEnd"/>
-      <w:r>
-        <w:rPr>
-          <w:rFonts w:ascii="Consolas" w:eastAsia="Times New Roman" w:hAnsi="Consolas" w:cs="Times New Roman"/>
-          <w:color w:val="CCCCCC"/>
-          <w:kern w:val="0"/>
-          <w:sz w:val="16"/>
-          <w:szCs w:val="16"/>
-          <w14:ligatures w14:val="none"/>
-        </w:rPr>
-        <w:t xml:space="preserve"> </w:t>
+      <w:r>
+        <w:rPr>
+          <w:rFonts w:ascii="Consolas" w:eastAsia="Times New Roman" w:hAnsi="Consolas" w:cs="Times New Roman"/>
+          <w:color w:val="CCCCCC"/>
+          <w:kern w:val="0"/>
+          <w:sz w:val="16"/>
+          <w:szCs w:val="16"/>
+          <w14:ligatures w14:val="none"/>
+        </w:rPr>
+        <w:t xml:space="preserve">random_search </w:t>
       </w:r>
       <w:r>
         <w:rPr>
@@ -3843,34 +2722,8 @@
           <w:szCs w:val="16"/>
           <w14:ligatures w14:val="none"/>
         </w:rPr>
-        <w:t xml:space="preserve"> </w:t>
-      </w:r>
-      <w:proofErr w:type="spellStart"/>
-      <w:proofErr w:type="gramStart"/>
-      <w:r>
-        <w:rPr>
-          <w:rFonts w:ascii="Consolas" w:eastAsia="Times New Roman" w:hAnsi="Consolas" w:cs="Times New Roman"/>
-          <w:color w:val="CCCCCC"/>
-          <w:kern w:val="0"/>
-          <w:sz w:val="16"/>
-          <w:szCs w:val="16"/>
-          <w14:ligatures w14:val="none"/>
-        </w:rPr>
-        <w:t>RandomizedSearchCV</w:t>
-      </w:r>
-      <w:proofErr w:type="spellEnd"/>
-      <w:r>
-        <w:rPr>
-          <w:rFonts w:ascii="Consolas" w:eastAsia="Times New Roman" w:hAnsi="Consolas" w:cs="Times New Roman"/>
-          <w:color w:val="CCCCCC"/>
-          <w:kern w:val="0"/>
-          <w:sz w:val="16"/>
-          <w:szCs w:val="16"/>
-          <w14:ligatures w14:val="none"/>
-        </w:rPr>
-        <w:t>(</w:t>
-      </w:r>
-      <w:proofErr w:type="gramEnd"/>
+        <w:t xml:space="preserve"> RandomizedSearchCV(</w:t>
+      </w:r>
     </w:p>
     <w:p>
       <w:pPr>
@@ -3900,31 +2753,7 @@
           <w:szCs w:val="16"/>
           <w14:ligatures w14:val="none"/>
         </w:rPr>
-        <w:t xml:space="preserve">    </w:t>
-      </w:r>
-      <w:proofErr w:type="spellStart"/>
-      <w:r>
-        <w:rPr>
-          <w:rFonts w:ascii="Consolas" w:eastAsia="Times New Roman" w:hAnsi="Consolas" w:cs="Times New Roman"/>
-          <w:color w:val="CCCCCC"/>
-          <w:kern w:val="0"/>
-          <w:sz w:val="16"/>
-          <w:szCs w:val="16"/>
-          <w14:ligatures w14:val="none"/>
-        </w:rPr>
-        <w:t>svr_pipeline_random</w:t>
-      </w:r>
-      <w:proofErr w:type="spellEnd"/>
-      <w:r>
-        <w:rPr>
-          <w:rFonts w:ascii="Consolas" w:eastAsia="Times New Roman" w:hAnsi="Consolas" w:cs="Times New Roman"/>
-          <w:color w:val="CCCCCC"/>
-          <w:kern w:val="0"/>
-          <w:sz w:val="16"/>
-          <w:szCs w:val="16"/>
-          <w14:ligatures w14:val="none"/>
-        </w:rPr>
-        <w:t>,</w:t>
+        <w:t>    svr_pipeline_random,</w:t>
       </w:r>
     </w:p>
     <w:p>
@@ -3957,7 +2786,6 @@
         </w:rPr>
         <w:t xml:space="preserve">    </w:t>
       </w:r>
-      <w:proofErr w:type="spellStart"/>
       <w:r>
         <w:rPr>
           <w:rFonts w:ascii="Consolas" w:eastAsia="Times New Roman" w:hAnsi="Consolas" w:cs="Times New Roman"/>
@@ -3969,7 +2797,6 @@
         </w:rPr>
         <w:t>param_distributions</w:t>
       </w:r>
-      <w:proofErr w:type="spellEnd"/>
       <w:r>
         <w:rPr>
           <w:rFonts w:ascii="Consolas" w:eastAsia="Times New Roman" w:hAnsi="Consolas" w:cs="Times New Roman"/>
@@ -3981,29 +2808,16 @@
         </w:rPr>
         <w:t>=</w:t>
       </w:r>
-      <w:proofErr w:type="spellStart"/>
-      <w:r>
-        <w:rPr>
-          <w:rFonts w:ascii="Consolas" w:eastAsia="Times New Roman" w:hAnsi="Consolas" w:cs="Times New Roman"/>
-          <w:color w:val="CCCCCC"/>
-          <w:kern w:val="0"/>
-          <w:sz w:val="16"/>
-          <w:szCs w:val="16"/>
-          <w14:ligatures w14:val="none"/>
-        </w:rPr>
-        <w:t>param_distributions</w:t>
-      </w:r>
-      <w:proofErr w:type="spellEnd"/>
-      <w:r>
-        <w:rPr>
-          <w:rFonts w:ascii="Consolas" w:eastAsia="Times New Roman" w:hAnsi="Consolas" w:cs="Times New Roman"/>
-          <w:color w:val="CCCCCC"/>
-          <w:kern w:val="0"/>
-          <w:sz w:val="16"/>
-          <w:szCs w:val="16"/>
-          <w14:ligatures w14:val="none"/>
-        </w:rPr>
-        <w:t>,</w:t>
+      <w:r>
+        <w:rPr>
+          <w:rFonts w:ascii="Consolas" w:eastAsia="Times New Roman" w:hAnsi="Consolas" w:cs="Times New Roman"/>
+          <w:color w:val="CCCCCC"/>
+          <w:kern w:val="0"/>
+          <w:sz w:val="16"/>
+          <w:szCs w:val="16"/>
+          <w14:ligatures w14:val="none"/>
+        </w:rPr>
+        <w:t>param_distributions,</w:t>
       </w:r>
     </w:p>
     <w:p>
@@ -4036,7 +2850,6 @@
         </w:rPr>
         <w:t xml:space="preserve">    </w:t>
       </w:r>
-      <w:proofErr w:type="spellStart"/>
       <w:r>
         <w:rPr>
           <w:rFonts w:ascii="Consolas" w:eastAsia="Times New Roman" w:hAnsi="Consolas" w:cs="Times New Roman"/>
@@ -4048,7 +2861,6 @@
         </w:rPr>
         <w:t>n_iter</w:t>
       </w:r>
-      <w:proofErr w:type="spellEnd"/>
       <w:r>
         <w:rPr>
           <w:rFonts w:ascii="Consolas" w:eastAsia="Times New Roman" w:hAnsi="Consolas" w:cs="Times New Roman"/>
@@ -4060,7 +2872,6 @@
         </w:rPr>
         <w:t>=</w:t>
       </w:r>
-      <w:proofErr w:type="gramStart"/>
       <w:r>
         <w:rPr>
           <w:rFonts w:ascii="Consolas" w:eastAsia="Times New Roman" w:hAnsi="Consolas" w:cs="Times New Roman"/>
@@ -4092,19 +2903,7 @@
           <w:szCs w:val="16"/>
           <w14:ligatures w14:val="none"/>
         </w:rPr>
-        <w:t>#</w:t>
-      </w:r>
-      <w:proofErr w:type="gramEnd"/>
-      <w:r>
-        <w:rPr>
-          <w:rFonts w:ascii="Consolas" w:eastAsia="Times New Roman" w:hAnsi="Consolas" w:cs="Times New Roman"/>
-          <w:color w:val="6A9955"/>
-          <w:kern w:val="0"/>
-          <w:sz w:val="16"/>
-          <w:szCs w:val="16"/>
-          <w14:ligatures w14:val="none"/>
-        </w:rPr>
-        <w:t xml:space="preserve"> Number of parameter settings to sample</w:t>
+        <w:t># Number of parameter settings to sample</w:t>
       </w:r>
     </w:p>
     <w:p>
@@ -4243,31 +3042,7 @@
           <w:szCs w:val="16"/>
           <w14:ligatures w14:val="none"/>
         </w:rPr>
-        <w:t>'</w:t>
-      </w:r>
-      <w:proofErr w:type="spellStart"/>
-      <w:r>
-        <w:rPr>
-          <w:rFonts w:ascii="Consolas" w:eastAsia="Times New Roman" w:hAnsi="Consolas" w:cs="Times New Roman"/>
-          <w:color w:val="CE9178"/>
-          <w:kern w:val="0"/>
-          <w:sz w:val="16"/>
-          <w:szCs w:val="16"/>
-          <w14:ligatures w14:val="none"/>
-        </w:rPr>
-        <w:t>neg_root_mean_squared_error</w:t>
-      </w:r>
-      <w:proofErr w:type="spellEnd"/>
-      <w:r>
-        <w:rPr>
-          <w:rFonts w:ascii="Consolas" w:eastAsia="Times New Roman" w:hAnsi="Consolas" w:cs="Times New Roman"/>
-          <w:color w:val="CE9178"/>
-          <w:kern w:val="0"/>
-          <w:sz w:val="16"/>
-          <w:szCs w:val="16"/>
-          <w14:ligatures w14:val="none"/>
-        </w:rPr>
-        <w:t>'</w:t>
+        <w:t>'neg_root_mean_squared_error'</w:t>
       </w:r>
       <w:r>
         <w:rPr>
@@ -4386,7 +3161,6 @@
         </w:rPr>
         <w:t xml:space="preserve">    </w:t>
       </w:r>
-      <w:proofErr w:type="spellStart"/>
       <w:r>
         <w:rPr>
           <w:rFonts w:ascii="Consolas" w:eastAsia="Times New Roman" w:hAnsi="Consolas" w:cs="Times New Roman"/>
@@ -4398,7 +3172,6 @@
         </w:rPr>
         <w:t>n_jobs</w:t>
       </w:r>
-      <w:proofErr w:type="spellEnd"/>
       <w:r>
         <w:rPr>
           <w:rFonts w:ascii="Consolas" w:eastAsia="Times New Roman" w:hAnsi="Consolas" w:cs="Times New Roman"/>
@@ -4463,7 +3236,6 @@
         </w:rPr>
         <w:t xml:space="preserve">    </w:t>
       </w:r>
-      <w:proofErr w:type="spellStart"/>
       <w:r>
         <w:rPr>
           <w:rFonts w:ascii="Consolas" w:eastAsia="Times New Roman" w:hAnsi="Consolas" w:cs="Times New Roman"/>
@@ -4475,7 +3247,6 @@
         </w:rPr>
         <w:t>random_state</w:t>
       </w:r>
-      <w:proofErr w:type="spellEnd"/>
       <w:r>
         <w:rPr>
           <w:rFonts w:ascii="Consolas" w:eastAsia="Times New Roman" w:hAnsi="Consolas" w:cs="Times New Roman"/>
@@ -4487,7 +3258,6 @@
         </w:rPr>
         <w:t>=</w:t>
       </w:r>
-      <w:proofErr w:type="gramStart"/>
       <w:r>
         <w:rPr>
           <w:rFonts w:ascii="Consolas" w:eastAsia="Times New Roman" w:hAnsi="Consolas" w:cs="Times New Roman"/>
@@ -4519,19 +3289,7 @@
           <w:szCs w:val="16"/>
           <w14:ligatures w14:val="none"/>
         </w:rPr>
-        <w:t>#</w:t>
-      </w:r>
-      <w:proofErr w:type="gramEnd"/>
-      <w:r>
-        <w:rPr>
-          <w:rFonts w:ascii="Consolas" w:eastAsia="Times New Roman" w:hAnsi="Consolas" w:cs="Times New Roman"/>
-          <w:color w:val="6A9955"/>
-          <w:kern w:val="0"/>
-          <w:sz w:val="16"/>
-          <w:szCs w:val="16"/>
-          <w14:ligatures w14:val="none"/>
-        </w:rPr>
-        <w:t xml:space="preserve"> For reproducibility</w:t>
+        <w:t># For reproducibility</w:t>
       </w:r>
     </w:p>
     <w:p>
@@ -4604,87 +3362,27 @@
           <w14:ligatures w14:val="none"/>
         </w:rPr>
       </w:pPr>
-      <w:proofErr w:type="spellStart"/>
-      <w:proofErr w:type="gramStart"/>
-      <w:r>
-        <w:rPr>
-          <w:rFonts w:ascii="Consolas" w:eastAsia="Times New Roman" w:hAnsi="Consolas" w:cs="Times New Roman"/>
-          <w:color w:val="CCCCCC"/>
-          <w:kern w:val="0"/>
-          <w:sz w:val="16"/>
-          <w:szCs w:val="16"/>
-          <w14:ligatures w14:val="none"/>
-        </w:rPr>
-        <w:t>random_search.fit</w:t>
-      </w:r>
-      <w:proofErr w:type="spellEnd"/>
-      <w:r>
-        <w:rPr>
-          <w:rFonts w:ascii="Consolas" w:eastAsia="Times New Roman" w:hAnsi="Consolas" w:cs="Times New Roman"/>
-          <w:color w:val="CCCCCC"/>
-          <w:kern w:val="0"/>
-          <w:sz w:val="16"/>
-          <w:szCs w:val="16"/>
-          <w14:ligatures w14:val="none"/>
-        </w:rPr>
-        <w:t>(</w:t>
-      </w:r>
-      <w:proofErr w:type="gramEnd"/>
-      <w:r>
-        <w:rPr>
-          <w:rFonts w:ascii="Consolas" w:eastAsia="Times New Roman" w:hAnsi="Consolas" w:cs="Times New Roman"/>
-          <w:color w:val="CCCCCC"/>
-          <w:kern w:val="0"/>
-          <w:sz w:val="16"/>
-          <w:szCs w:val="16"/>
-          <w14:ligatures w14:val="none"/>
-        </w:rPr>
-        <w:t xml:space="preserve">housing, </w:t>
-      </w:r>
-      <w:proofErr w:type="spellStart"/>
-      <w:r>
-        <w:rPr>
-          <w:rFonts w:ascii="Consolas" w:eastAsia="Times New Roman" w:hAnsi="Consolas" w:cs="Times New Roman"/>
-          <w:color w:val="CCCCCC"/>
-          <w:kern w:val="0"/>
-          <w:sz w:val="16"/>
-          <w:szCs w:val="16"/>
-          <w14:ligatures w14:val="none"/>
-        </w:rPr>
-        <w:t>housing_labels</w:t>
-      </w:r>
-      <w:proofErr w:type="spellEnd"/>
-      <w:r>
-        <w:rPr>
-          <w:rFonts w:ascii="Consolas" w:eastAsia="Times New Roman" w:hAnsi="Consolas" w:cs="Times New Roman"/>
-          <w:color w:val="CCCCCC"/>
-          <w:kern w:val="0"/>
-          <w:sz w:val="16"/>
-          <w:szCs w:val="16"/>
-          <w14:ligatures w14:val="none"/>
-        </w:rPr>
-        <w:t>)</w:t>
+      <w:r>
+        <w:rPr>
+          <w:rFonts w:ascii="Consolas" w:eastAsia="Times New Roman" w:hAnsi="Consolas" w:cs="Times New Roman"/>
+          <w:color w:val="CCCCCC"/>
+          <w:kern w:val="0"/>
+          <w:sz w:val="16"/>
+          <w:szCs w:val="16"/>
+          <w14:ligatures w14:val="none"/>
+        </w:rPr>
+        <w:t>random_search.fit(housing, housing_labels)</w:t>
       </w:r>
     </w:p>
     <w:p/>
     <w:p>
-      <w:proofErr w:type="spellStart"/>
-      <w:r>
-        <w:t>RandomizedSearchCV</w:t>
-      </w:r>
-      <w:proofErr w:type="spellEnd"/>
-      <w:r>
-        <w:t xml:space="preserve"> took about 3 minutes to run on the housing data.</w:t>
-      </w:r>
-    </w:p>
-    <w:p>
-      <w:proofErr w:type="spellStart"/>
-      <w:r>
-        <w:t>RandomizedRearchCV</w:t>
-      </w:r>
-      <w:proofErr w:type="spellEnd"/>
-      <w:r>
-        <w:t xml:space="preserve"> RMSE: 73,656 – 7.3% worse than the simple linear model</w:t>
+      <w:r>
+        <w:t>RandomizedSearchCV took about 3 minutes to run on the housing data.</w:t>
+      </w:r>
+    </w:p>
+    <w:p>
+      <w:r>
+        <w:t>RandomizedRearchCV RMSE: 73,656 – 7.3% worse than the simple linear model</w:t>
       </w:r>
     </w:p>
     <w:p>
@@ -4710,15 +3408,7 @@
       </w:r>
       <w:r>
         <w:lastRenderedPageBreak/>
-        <w:t xml:space="preserve">3. Try adding a </w:t>
-      </w:r>
-      <w:proofErr w:type="spellStart"/>
-      <w:r>
-        <w:t>SelectFromModel</w:t>
-      </w:r>
-      <w:proofErr w:type="spellEnd"/>
-      <w:r>
-        <w:t xml:space="preserve"> transformer in the preparation pipeline to select only the most important attributes</w:t>
+        <w:t>3. Try adding a SelectFromModel transformer in the preparation pipeline to select only the most important attributes</w:t>
       </w:r>
     </w:p>
     <w:p>
@@ -4756,44 +3446,7 @@
           <w:szCs w:val="16"/>
           <w14:ligatures w14:val="none"/>
         </w:rPr>
-        <w:t xml:space="preserve"> </w:t>
-      </w:r>
-      <w:proofErr w:type="spellStart"/>
-      <w:proofErr w:type="gramStart"/>
-      <w:r>
-        <w:rPr>
-          <w:rFonts w:ascii="Consolas" w:eastAsia="Times New Roman" w:hAnsi="Consolas" w:cs="Times New Roman"/>
-          <w:color w:val="CCCCCC"/>
-          <w:kern w:val="0"/>
-          <w:sz w:val="16"/>
-          <w:szCs w:val="16"/>
-          <w14:ligatures w14:val="none"/>
-        </w:rPr>
-        <w:t>sklearn.feature</w:t>
-      </w:r>
-      <w:proofErr w:type="gramEnd"/>
-      <w:r>
-        <w:rPr>
-          <w:rFonts w:ascii="Consolas" w:eastAsia="Times New Roman" w:hAnsi="Consolas" w:cs="Times New Roman"/>
-          <w:color w:val="CCCCCC"/>
-          <w:kern w:val="0"/>
-          <w:sz w:val="16"/>
-          <w:szCs w:val="16"/>
-          <w14:ligatures w14:val="none"/>
-        </w:rPr>
-        <w:t>_selection</w:t>
-      </w:r>
-      <w:proofErr w:type="spellEnd"/>
-      <w:r>
-        <w:rPr>
-          <w:rFonts w:ascii="Consolas" w:eastAsia="Times New Roman" w:hAnsi="Consolas" w:cs="Times New Roman"/>
-          <w:color w:val="CCCCCC"/>
-          <w:kern w:val="0"/>
-          <w:sz w:val="16"/>
-          <w:szCs w:val="16"/>
-          <w14:ligatures w14:val="none"/>
-        </w:rPr>
-        <w:t xml:space="preserve"> </w:t>
+        <w:t xml:space="preserve"> sklearn.feature_selection </w:t>
       </w:r>
       <w:r>
         <w:rPr>
@@ -4815,21 +3468,8 @@
           <w:szCs w:val="16"/>
           <w14:ligatures w14:val="none"/>
         </w:rPr>
-        <w:t xml:space="preserve"> </w:t>
-      </w:r>
-      <w:proofErr w:type="spellStart"/>
-      <w:r>
-        <w:rPr>
-          <w:rFonts w:ascii="Consolas" w:eastAsia="Times New Roman" w:hAnsi="Consolas" w:cs="Times New Roman"/>
-          <w:color w:val="CCCCCC"/>
-          <w:kern w:val="0"/>
-          <w:sz w:val="16"/>
-          <w:szCs w:val="16"/>
-          <w14:ligatures w14:val="none"/>
-        </w:rPr>
-        <w:t>SelectFromModel</w:t>
-      </w:r>
-      <w:proofErr w:type="spellEnd"/>
+        <w:t xml:space="preserve"> SelectFromModel</w:t>
+      </w:r>
     </w:p>
     <w:p>
       <w:pPr>
@@ -4866,33 +3506,7 @@
           <w:szCs w:val="16"/>
           <w14:ligatures w14:val="none"/>
         </w:rPr>
-        <w:t xml:space="preserve"> </w:t>
-      </w:r>
-      <w:proofErr w:type="spellStart"/>
-      <w:proofErr w:type="gramStart"/>
-      <w:r>
-        <w:rPr>
-          <w:rFonts w:ascii="Consolas" w:eastAsia="Times New Roman" w:hAnsi="Consolas" w:cs="Times New Roman"/>
-          <w:color w:val="CCCCCC"/>
-          <w:kern w:val="0"/>
-          <w:sz w:val="16"/>
-          <w:szCs w:val="16"/>
-          <w14:ligatures w14:val="none"/>
-        </w:rPr>
-        <w:t>sklearn.ensemble</w:t>
-      </w:r>
-      <w:proofErr w:type="spellEnd"/>
-      <w:proofErr w:type="gramEnd"/>
-      <w:r>
-        <w:rPr>
-          <w:rFonts w:ascii="Consolas" w:eastAsia="Times New Roman" w:hAnsi="Consolas" w:cs="Times New Roman"/>
-          <w:color w:val="CCCCCC"/>
-          <w:kern w:val="0"/>
-          <w:sz w:val="16"/>
-          <w:szCs w:val="16"/>
-          <w14:ligatures w14:val="none"/>
-        </w:rPr>
-        <w:t xml:space="preserve"> </w:t>
+        <w:t xml:space="preserve"> sklearn.ensemble </w:t>
       </w:r>
       <w:r>
         <w:rPr>
@@ -4914,21 +3528,8 @@
           <w:szCs w:val="16"/>
           <w14:ligatures w14:val="none"/>
         </w:rPr>
-        <w:t xml:space="preserve"> </w:t>
-      </w:r>
-      <w:proofErr w:type="spellStart"/>
-      <w:r>
-        <w:rPr>
-          <w:rFonts w:ascii="Consolas" w:eastAsia="Times New Roman" w:hAnsi="Consolas" w:cs="Times New Roman"/>
-          <w:color w:val="CCCCCC"/>
-          <w:kern w:val="0"/>
-          <w:sz w:val="16"/>
-          <w:szCs w:val="16"/>
-          <w14:ligatures w14:val="none"/>
-        </w:rPr>
-        <w:t>RandomForestRegressor</w:t>
-      </w:r>
-      <w:proofErr w:type="spellEnd"/>
+        <w:t xml:space="preserve"> RandomForestRegressor</w:t>
+      </w:r>
     </w:p>
     <w:p>
       <w:pPr>
@@ -4945,29 +3546,16 @@
           <w14:ligatures w14:val="none"/>
         </w:rPr>
       </w:pPr>
-      <w:proofErr w:type="spellStart"/>
-      <w:r>
-        <w:rPr>
-          <w:rFonts w:ascii="Consolas" w:eastAsia="Times New Roman" w:hAnsi="Consolas" w:cs="Times New Roman"/>
-          <w:color w:val="CCCCCC"/>
-          <w:kern w:val="0"/>
-          <w:sz w:val="16"/>
-          <w:szCs w:val="16"/>
-          <w14:ligatures w14:val="none"/>
-        </w:rPr>
-        <w:t>selector_pipeline</w:t>
-      </w:r>
-      <w:proofErr w:type="spellEnd"/>
-      <w:r>
-        <w:rPr>
-          <w:rFonts w:ascii="Consolas" w:eastAsia="Times New Roman" w:hAnsi="Consolas" w:cs="Times New Roman"/>
-          <w:color w:val="CCCCCC"/>
-          <w:kern w:val="0"/>
-          <w:sz w:val="16"/>
-          <w:szCs w:val="16"/>
-          <w14:ligatures w14:val="none"/>
-        </w:rPr>
-        <w:t xml:space="preserve"> </w:t>
+      <w:r>
+        <w:rPr>
+          <w:rFonts w:ascii="Consolas" w:eastAsia="Times New Roman" w:hAnsi="Consolas" w:cs="Times New Roman"/>
+          <w:color w:val="CCCCCC"/>
+          <w:kern w:val="0"/>
+          <w:sz w:val="16"/>
+          <w:szCs w:val="16"/>
+          <w14:ligatures w14:val="none"/>
+        </w:rPr>
+        <w:t xml:space="preserve">selector_pipeline </w:t>
       </w:r>
       <w:r>
         <w:rPr>
@@ -4989,31 +3577,7 @@
           <w:szCs w:val="16"/>
           <w14:ligatures w14:val="none"/>
         </w:rPr>
-        <w:t xml:space="preserve"> </w:t>
-      </w:r>
-      <w:proofErr w:type="gramStart"/>
-      <w:r>
-        <w:rPr>
-          <w:rFonts w:ascii="Consolas" w:eastAsia="Times New Roman" w:hAnsi="Consolas" w:cs="Times New Roman"/>
-          <w:color w:val="CCCCCC"/>
-          <w:kern w:val="0"/>
-          <w:sz w:val="16"/>
-          <w:szCs w:val="16"/>
-          <w14:ligatures w14:val="none"/>
-        </w:rPr>
-        <w:t>Pipeline(</w:t>
-      </w:r>
-      <w:proofErr w:type="gramEnd"/>
-      <w:r>
-        <w:rPr>
-          <w:rFonts w:ascii="Consolas" w:eastAsia="Times New Roman" w:hAnsi="Consolas" w:cs="Times New Roman"/>
-          <w:color w:val="CCCCCC"/>
-          <w:kern w:val="0"/>
-          <w:sz w:val="16"/>
-          <w:szCs w:val="16"/>
-          <w14:ligatures w14:val="none"/>
-        </w:rPr>
-        <w:t>[</w:t>
+        <w:t xml:space="preserve"> Pipeline([</w:t>
       </w:r>
     </w:p>
     <w:p>
@@ -5111,59 +3675,8 @@
           <w:szCs w:val="16"/>
           <w14:ligatures w14:val="none"/>
         </w:rPr>
-        <w:t xml:space="preserve">, </w:t>
-      </w:r>
-      <w:proofErr w:type="spellStart"/>
-      <w:proofErr w:type="gramStart"/>
-      <w:r>
-        <w:rPr>
-          <w:rFonts w:ascii="Consolas" w:eastAsia="Times New Roman" w:hAnsi="Consolas" w:cs="Times New Roman"/>
-          <w:color w:val="CCCCCC"/>
-          <w:kern w:val="0"/>
-          <w:sz w:val="16"/>
-          <w:szCs w:val="16"/>
-          <w14:ligatures w14:val="none"/>
-        </w:rPr>
-        <w:t>SelectFromModel</w:t>
-      </w:r>
-      <w:proofErr w:type="spellEnd"/>
-      <w:r>
-        <w:rPr>
-          <w:rFonts w:ascii="Consolas" w:eastAsia="Times New Roman" w:hAnsi="Consolas" w:cs="Times New Roman"/>
-          <w:color w:val="CCCCCC"/>
-          <w:kern w:val="0"/>
-          <w:sz w:val="16"/>
-          <w:szCs w:val="16"/>
-          <w14:ligatures w14:val="none"/>
-        </w:rPr>
-        <w:t>(</w:t>
-      </w:r>
-      <w:proofErr w:type="spellStart"/>
-      <w:proofErr w:type="gramEnd"/>
-      <w:r>
-        <w:rPr>
-          <w:rFonts w:ascii="Consolas" w:eastAsia="Times New Roman" w:hAnsi="Consolas" w:cs="Times New Roman"/>
-          <w:color w:val="CCCCCC"/>
-          <w:kern w:val="0"/>
-          <w:sz w:val="16"/>
-          <w:szCs w:val="16"/>
-          <w14:ligatures w14:val="none"/>
-        </w:rPr>
-        <w:t>RandomForestRegressor</w:t>
-      </w:r>
-      <w:proofErr w:type="spellEnd"/>
-      <w:r>
-        <w:rPr>
-          <w:rFonts w:ascii="Consolas" w:eastAsia="Times New Roman" w:hAnsi="Consolas" w:cs="Times New Roman"/>
-          <w:color w:val="CCCCCC"/>
-          <w:kern w:val="0"/>
-          <w:sz w:val="16"/>
-          <w:szCs w:val="16"/>
-          <w14:ligatures w14:val="none"/>
-        </w:rPr>
-        <w:t>(</w:t>
-      </w:r>
-      <w:proofErr w:type="spellStart"/>
+        <w:t>, SelectFromModel(RandomForestRegressor(</w:t>
+      </w:r>
       <w:r>
         <w:rPr>
           <w:rFonts w:ascii="Consolas" w:eastAsia="Times New Roman" w:hAnsi="Consolas" w:cs="Times New Roman"/>
@@ -5175,7 +3688,6 @@
         </w:rPr>
         <w:t>random_state</w:t>
       </w:r>
-      <w:proofErr w:type="spellEnd"/>
       <w:r>
         <w:rPr>
           <w:rFonts w:ascii="Consolas" w:eastAsia="Times New Roman" w:hAnsi="Consolas" w:cs="Times New Roman"/>
@@ -5278,19 +3790,7 @@
           <w:szCs w:val="16"/>
           <w14:ligatures w14:val="none"/>
         </w:rPr>
-        <w:t>)</w:t>
-      </w:r>
-      <w:proofErr w:type="gramStart"/>
-      <w:r>
-        <w:rPr>
-          <w:rFonts w:ascii="Consolas" w:eastAsia="Times New Roman" w:hAnsi="Consolas" w:cs="Times New Roman"/>
-          <w:color w:val="CCCCCC"/>
-          <w:kern w:val="0"/>
-          <w:sz w:val="16"/>
-          <w:szCs w:val="16"/>
-          <w14:ligatures w14:val="none"/>
-        </w:rPr>
-        <w:t>),  </w:t>
+        <w:t>)),  </w:t>
       </w:r>
       <w:r>
         <w:rPr>
@@ -5301,19 +3801,7 @@
           <w:szCs w:val="16"/>
           <w14:ligatures w14:val="none"/>
         </w:rPr>
-        <w:t>#</w:t>
-      </w:r>
-      <w:proofErr w:type="gramEnd"/>
-      <w:r>
-        <w:rPr>
-          <w:rFonts w:ascii="Consolas" w:eastAsia="Times New Roman" w:hAnsi="Consolas" w:cs="Times New Roman"/>
-          <w:color w:val="6A9955"/>
-          <w:kern w:val="0"/>
-          <w:sz w:val="16"/>
-          <w:szCs w:val="16"/>
-          <w14:ligatures w14:val="none"/>
-        </w:rPr>
-        <w:t xml:space="preserve"> min feature importance</w:t>
+        <w:t># min feature importance</w:t>
       </w:r>
     </w:p>
     <w:p>
@@ -5351,9 +3839,52 @@
           <w:szCs w:val="16"/>
           <w14:ligatures w14:val="none"/>
         </w:rPr>
-        <w:t>'</w:t>
-      </w:r>
-      <w:proofErr w:type="spellStart"/>
+        <w:t>'svr'</w:t>
+      </w:r>
+      <w:r>
+        <w:rPr>
+          <w:rFonts w:ascii="Consolas" w:eastAsia="Times New Roman" w:hAnsi="Consolas" w:cs="Times New Roman"/>
+          <w:color w:val="CCCCCC"/>
+          <w:kern w:val="0"/>
+          <w:sz w:val="16"/>
+          <w:szCs w:val="16"/>
+          <w14:ligatures w14:val="none"/>
+        </w:rPr>
+        <w:t>, SVR(</w:t>
+      </w:r>
+      <w:r>
+        <w:rPr>
+          <w:rFonts w:ascii="Consolas" w:eastAsia="Times New Roman" w:hAnsi="Consolas" w:cs="Times New Roman"/>
+          <w:color w:val="9CDCFE"/>
+          <w:kern w:val="0"/>
+          <w:sz w:val="16"/>
+          <w:szCs w:val="16"/>
+          <w14:ligatures w14:val="none"/>
+        </w:rPr>
+        <w:t>C</w:t>
+      </w:r>
+      <w:r>
+        <w:rPr>
+          <w:rFonts w:ascii="Consolas" w:eastAsia="Times New Roman" w:hAnsi="Consolas" w:cs="Times New Roman"/>
+          <w:color w:val="D4D4D4"/>
+          <w:kern w:val="0"/>
+          <w:sz w:val="16"/>
+          <w:szCs w:val="16"/>
+          <w14:ligatures w14:val="none"/>
+        </w:rPr>
+        <w:t>=</w:t>
+      </w:r>
+      <w:r>
+        <w:rPr>
+          <w:rFonts w:ascii="Consolas" w:eastAsia="Times New Roman" w:hAnsi="Consolas" w:cs="Times New Roman"/>
+          <w:color w:val="CCCCCC"/>
+          <w:kern w:val="0"/>
+          <w:sz w:val="16"/>
+          <w:szCs w:val="16"/>
+          <w14:ligatures w14:val="none"/>
+        </w:rPr>
+        <w:t>random_search.best_params_[</w:t>
+      </w:r>
       <w:r>
         <w:rPr>
           <w:rFonts w:ascii="Consolas" w:eastAsia="Times New Roman" w:hAnsi="Consolas" w:cs="Times New Roman"/>
@@ -5363,9 +3894,79 @@
           <w:szCs w:val="16"/>
           <w14:ligatures w14:val="none"/>
         </w:rPr>
-        <w:t>svr</w:t>
-      </w:r>
-      <w:proofErr w:type="spellEnd"/>
+        <w:t>"svr__C"</w:t>
+      </w:r>
+      <w:r>
+        <w:rPr>
+          <w:rFonts w:ascii="Consolas" w:eastAsia="Times New Roman" w:hAnsi="Consolas" w:cs="Times New Roman"/>
+          <w:color w:val="CCCCCC"/>
+          <w:kern w:val="0"/>
+          <w:sz w:val="16"/>
+          <w:szCs w:val="16"/>
+          <w14:ligatures w14:val="none"/>
+        </w:rPr>
+        <w:t>],</w:t>
+      </w:r>
+    </w:p>
+    <w:p>
+      <w:pPr>
+        <w:shd w:val="clear" w:color="auto" w:fill="1F1F1F"/>
+        <w:spacing w:after="0" w:line="285" w:lineRule="atLeast"/>
+        <w:ind w:left="0" w:firstLine="0"/>
+        <w:jc w:val="left"/>
+        <w:rPr>
+          <w:rFonts w:ascii="Consolas" w:eastAsia="Times New Roman" w:hAnsi="Consolas" w:cs="Times New Roman"/>
+          <w:color w:val="CCCCCC"/>
+          <w:kern w:val="0"/>
+          <w:sz w:val="16"/>
+          <w:szCs w:val="16"/>
+          <w14:ligatures w14:val="none"/>
+        </w:rPr>
+      </w:pPr>
+      <w:r>
+        <w:rPr>
+          <w:rFonts w:ascii="Consolas" w:eastAsia="Times New Roman" w:hAnsi="Consolas" w:cs="Times New Roman"/>
+          <w:color w:val="CCCCCC"/>
+          <w:kern w:val="0"/>
+          <w:sz w:val="16"/>
+          <w:szCs w:val="16"/>
+          <w14:ligatures w14:val="none"/>
+        </w:rPr>
+        <w:t xml:space="preserve">                </w:t>
+      </w:r>
+      <w:r>
+        <w:rPr>
+          <w:rFonts w:ascii="Consolas" w:eastAsia="Times New Roman" w:hAnsi="Consolas" w:cs="Times New Roman"/>
+          <w:color w:val="9CDCFE"/>
+          <w:kern w:val="0"/>
+          <w:sz w:val="16"/>
+          <w:szCs w:val="16"/>
+          <w14:ligatures w14:val="none"/>
+        </w:rPr>
+        <w:t>gamma</w:t>
+      </w:r>
+      <w:r>
+        <w:rPr>
+          <w:rFonts w:ascii="Consolas" w:eastAsia="Times New Roman" w:hAnsi="Consolas" w:cs="Times New Roman"/>
+          <w:color w:val="D4D4D4"/>
+          <w:kern w:val="0"/>
+          <w:sz w:val="16"/>
+          <w:szCs w:val="16"/>
+          <w14:ligatures w14:val="none"/>
+        </w:rPr>
+        <w:t>=</w:t>
+      </w:r>
+      <w:r>
+        <w:rPr>
+          <w:rFonts w:ascii="Consolas" w:eastAsia="Times New Roman" w:hAnsi="Consolas" w:cs="Times New Roman"/>
+          <w:color w:val="CCCCCC"/>
+          <w:kern w:val="0"/>
+          <w:sz w:val="16"/>
+          <w:szCs w:val="16"/>
+          <w14:ligatures w14:val="none"/>
+        </w:rPr>
+        <w:t>random_search.best_params_[</w:t>
+      </w:r>
       <w:r>
         <w:rPr>
           <w:rFonts w:ascii="Consolas" w:eastAsia="Times New Roman" w:hAnsi="Consolas" w:cs="Times New Roman"/>
@@ -5375,18 +3976,45 @@
           <w:szCs w:val="16"/>
           <w14:ligatures w14:val="none"/>
         </w:rPr>
-        <w:t>'</w:t>
-      </w:r>
-      <w:r>
-        <w:rPr>
-          <w:rFonts w:ascii="Consolas" w:eastAsia="Times New Roman" w:hAnsi="Consolas" w:cs="Times New Roman"/>
-          <w:color w:val="CCCCCC"/>
-          <w:kern w:val="0"/>
-          <w:sz w:val="16"/>
-          <w:szCs w:val="16"/>
-          <w14:ligatures w14:val="none"/>
-        </w:rPr>
-        <w:t>, SVR(</w:t>
+        <w:t>"svr__gamma"</w:t>
+      </w:r>
+      <w:r>
+        <w:rPr>
+          <w:rFonts w:ascii="Consolas" w:eastAsia="Times New Roman" w:hAnsi="Consolas" w:cs="Times New Roman"/>
+          <w:color w:val="CCCCCC"/>
+          <w:kern w:val="0"/>
+          <w:sz w:val="16"/>
+          <w:szCs w:val="16"/>
+          <w14:ligatures w14:val="none"/>
+        </w:rPr>
+        <w:t>],</w:t>
+      </w:r>
+    </w:p>
+    <w:p>
+      <w:pPr>
+        <w:shd w:val="clear" w:color="auto" w:fill="1F1F1F"/>
+        <w:spacing w:after="0" w:line="285" w:lineRule="atLeast"/>
+        <w:ind w:left="0" w:firstLine="0"/>
+        <w:jc w:val="left"/>
+        <w:rPr>
+          <w:rFonts w:ascii="Consolas" w:eastAsia="Times New Roman" w:hAnsi="Consolas" w:cs="Times New Roman"/>
+          <w:color w:val="CCCCCC"/>
+          <w:kern w:val="0"/>
+          <w:sz w:val="16"/>
+          <w:szCs w:val="16"/>
+          <w14:ligatures w14:val="none"/>
+        </w:rPr>
+      </w:pPr>
+      <w:r>
+        <w:rPr>
+          <w:rFonts w:ascii="Consolas" w:eastAsia="Times New Roman" w:hAnsi="Consolas" w:cs="Times New Roman"/>
+          <w:color w:val="CCCCCC"/>
+          <w:kern w:val="0"/>
+          <w:sz w:val="16"/>
+          <w:szCs w:val="16"/>
+          <w14:ligatures w14:val="none"/>
+        </w:rPr>
+        <w:t xml:space="preserve">                </w:t>
       </w:r>
       <w:r>
         <w:rPr>
@@ -5397,7 +4025,7 @@
           <w:szCs w:val="16"/>
           <w14:ligatures w14:val="none"/>
         </w:rPr>
-        <w:t>C</w:t>
+        <w:t>kernel</w:t>
       </w:r>
       <w:r>
         <w:rPr>
@@ -5410,54 +4038,6 @@
         </w:rPr>
         <w:t>=</w:t>
       </w:r>
-      <w:proofErr w:type="spellStart"/>
-      <w:r>
-        <w:rPr>
-          <w:rFonts w:ascii="Consolas" w:eastAsia="Times New Roman" w:hAnsi="Consolas" w:cs="Times New Roman"/>
-          <w:color w:val="CCCCCC"/>
-          <w:kern w:val="0"/>
-          <w:sz w:val="16"/>
-          <w:szCs w:val="16"/>
-          <w14:ligatures w14:val="none"/>
-        </w:rPr>
-        <w:t>random_</w:t>
-      </w:r>
-      <w:proofErr w:type="gramStart"/>
-      <w:r>
-        <w:rPr>
-          <w:rFonts w:ascii="Consolas" w:eastAsia="Times New Roman" w:hAnsi="Consolas" w:cs="Times New Roman"/>
-          <w:color w:val="CCCCCC"/>
-          <w:kern w:val="0"/>
-          <w:sz w:val="16"/>
-          <w:szCs w:val="16"/>
-          <w14:ligatures w14:val="none"/>
-        </w:rPr>
-        <w:t>search.best</w:t>
-      </w:r>
-      <w:proofErr w:type="gramEnd"/>
-      <w:r>
-        <w:rPr>
-          <w:rFonts w:ascii="Consolas" w:eastAsia="Times New Roman" w:hAnsi="Consolas" w:cs="Times New Roman"/>
-          <w:color w:val="CCCCCC"/>
-          <w:kern w:val="0"/>
-          <w:sz w:val="16"/>
-          <w:szCs w:val="16"/>
-          <w14:ligatures w14:val="none"/>
-        </w:rPr>
-        <w:t>_params</w:t>
-      </w:r>
-      <w:proofErr w:type="spellEnd"/>
-      <w:r>
-        <w:rPr>
-          <w:rFonts w:ascii="Consolas" w:eastAsia="Times New Roman" w:hAnsi="Consolas" w:cs="Times New Roman"/>
-          <w:color w:val="CCCCCC"/>
-          <w:kern w:val="0"/>
-          <w:sz w:val="16"/>
-          <w:szCs w:val="16"/>
-          <w14:ligatures w14:val="none"/>
-        </w:rPr>
-        <w:t>_[</w:t>
-      </w:r>
       <w:r>
         <w:rPr>
           <w:rFonts w:ascii="Consolas" w:eastAsia="Times New Roman" w:hAnsi="Consolas" w:cs="Times New Roman"/>
@@ -5467,280 +4047,18 @@
           <w:szCs w:val="16"/>
           <w14:ligatures w14:val="none"/>
         </w:rPr>
-        <w:t>"</w:t>
-      </w:r>
-      <w:proofErr w:type="spellStart"/>
-      <w:r>
-        <w:rPr>
-          <w:rFonts w:ascii="Consolas" w:eastAsia="Times New Roman" w:hAnsi="Consolas" w:cs="Times New Roman"/>
-          <w:color w:val="CE9178"/>
-          <w:kern w:val="0"/>
-          <w:sz w:val="16"/>
-          <w:szCs w:val="16"/>
-          <w14:ligatures w14:val="none"/>
-        </w:rPr>
-        <w:t>svr</w:t>
-      </w:r>
-      <w:proofErr w:type="spellEnd"/>
-      <w:r>
-        <w:rPr>
-          <w:rFonts w:ascii="Consolas" w:eastAsia="Times New Roman" w:hAnsi="Consolas" w:cs="Times New Roman"/>
-          <w:color w:val="CE9178"/>
-          <w:kern w:val="0"/>
-          <w:sz w:val="16"/>
-          <w:szCs w:val="16"/>
-          <w14:ligatures w14:val="none"/>
-        </w:rPr>
-        <w:t>__C"</w:t>
-      </w:r>
-      <w:r>
-        <w:rPr>
-          <w:rFonts w:ascii="Consolas" w:eastAsia="Times New Roman" w:hAnsi="Consolas" w:cs="Times New Roman"/>
-          <w:color w:val="CCCCCC"/>
-          <w:kern w:val="0"/>
-          <w:sz w:val="16"/>
-          <w:szCs w:val="16"/>
-          <w14:ligatures w14:val="none"/>
-        </w:rPr>
-        <w:t>],</w:t>
-      </w:r>
-    </w:p>
-    <w:p>
-      <w:pPr>
-        <w:shd w:val="clear" w:color="auto" w:fill="1F1F1F"/>
-        <w:spacing w:after="0" w:line="285" w:lineRule="atLeast"/>
-        <w:ind w:left="0" w:firstLine="0"/>
-        <w:jc w:val="left"/>
-        <w:rPr>
-          <w:rFonts w:ascii="Consolas" w:eastAsia="Times New Roman" w:hAnsi="Consolas" w:cs="Times New Roman"/>
-          <w:color w:val="CCCCCC"/>
-          <w:kern w:val="0"/>
-          <w:sz w:val="16"/>
-          <w:szCs w:val="16"/>
-          <w14:ligatures w14:val="none"/>
-        </w:rPr>
-      </w:pPr>
-      <w:r>
-        <w:rPr>
-          <w:rFonts w:ascii="Consolas" w:eastAsia="Times New Roman" w:hAnsi="Consolas" w:cs="Times New Roman"/>
-          <w:color w:val="CCCCCC"/>
-          <w:kern w:val="0"/>
-          <w:sz w:val="16"/>
-          <w:szCs w:val="16"/>
-          <w14:ligatures w14:val="none"/>
-        </w:rPr>
-        <w:t xml:space="preserve">                </w:t>
-      </w:r>
-      <w:r>
-        <w:rPr>
-          <w:rFonts w:ascii="Consolas" w:eastAsia="Times New Roman" w:hAnsi="Consolas" w:cs="Times New Roman"/>
-          <w:color w:val="9CDCFE"/>
-          <w:kern w:val="0"/>
-          <w:sz w:val="16"/>
-          <w:szCs w:val="16"/>
-          <w14:ligatures w14:val="none"/>
-        </w:rPr>
-        <w:t>gamma</w:t>
-      </w:r>
-      <w:r>
-        <w:rPr>
-          <w:rFonts w:ascii="Consolas" w:eastAsia="Times New Roman" w:hAnsi="Consolas" w:cs="Times New Roman"/>
-          <w:color w:val="D4D4D4"/>
-          <w:kern w:val="0"/>
-          <w:sz w:val="16"/>
-          <w:szCs w:val="16"/>
-          <w14:ligatures w14:val="none"/>
-        </w:rPr>
-        <w:t>=</w:t>
-      </w:r>
-      <w:proofErr w:type="spellStart"/>
-      <w:r>
-        <w:rPr>
-          <w:rFonts w:ascii="Consolas" w:eastAsia="Times New Roman" w:hAnsi="Consolas" w:cs="Times New Roman"/>
-          <w:color w:val="CCCCCC"/>
-          <w:kern w:val="0"/>
-          <w:sz w:val="16"/>
-          <w:szCs w:val="16"/>
-          <w14:ligatures w14:val="none"/>
-        </w:rPr>
-        <w:t>random_</w:t>
-      </w:r>
-      <w:proofErr w:type="gramStart"/>
-      <w:r>
-        <w:rPr>
-          <w:rFonts w:ascii="Consolas" w:eastAsia="Times New Roman" w:hAnsi="Consolas" w:cs="Times New Roman"/>
-          <w:color w:val="CCCCCC"/>
-          <w:kern w:val="0"/>
-          <w:sz w:val="16"/>
-          <w:szCs w:val="16"/>
-          <w14:ligatures w14:val="none"/>
-        </w:rPr>
-        <w:t>search.best</w:t>
-      </w:r>
-      <w:proofErr w:type="gramEnd"/>
-      <w:r>
-        <w:rPr>
-          <w:rFonts w:ascii="Consolas" w:eastAsia="Times New Roman" w:hAnsi="Consolas" w:cs="Times New Roman"/>
-          <w:color w:val="CCCCCC"/>
-          <w:kern w:val="0"/>
-          <w:sz w:val="16"/>
-          <w:szCs w:val="16"/>
-          <w14:ligatures w14:val="none"/>
-        </w:rPr>
-        <w:t>_params</w:t>
-      </w:r>
-      <w:proofErr w:type="spellEnd"/>
-      <w:r>
-        <w:rPr>
-          <w:rFonts w:ascii="Consolas" w:eastAsia="Times New Roman" w:hAnsi="Consolas" w:cs="Times New Roman"/>
-          <w:color w:val="CCCCCC"/>
-          <w:kern w:val="0"/>
-          <w:sz w:val="16"/>
-          <w:szCs w:val="16"/>
-          <w14:ligatures w14:val="none"/>
-        </w:rPr>
-        <w:t>_[</w:t>
-      </w:r>
-      <w:r>
-        <w:rPr>
-          <w:rFonts w:ascii="Consolas" w:eastAsia="Times New Roman" w:hAnsi="Consolas" w:cs="Times New Roman"/>
-          <w:color w:val="CE9178"/>
-          <w:kern w:val="0"/>
-          <w:sz w:val="16"/>
-          <w:szCs w:val="16"/>
-          <w14:ligatures w14:val="none"/>
-        </w:rPr>
-        <w:t>"</w:t>
-      </w:r>
-      <w:proofErr w:type="spellStart"/>
-      <w:r>
-        <w:rPr>
-          <w:rFonts w:ascii="Consolas" w:eastAsia="Times New Roman" w:hAnsi="Consolas" w:cs="Times New Roman"/>
-          <w:color w:val="CE9178"/>
-          <w:kern w:val="0"/>
-          <w:sz w:val="16"/>
-          <w:szCs w:val="16"/>
-          <w14:ligatures w14:val="none"/>
-        </w:rPr>
-        <w:t>svr</w:t>
-      </w:r>
-      <w:proofErr w:type="spellEnd"/>
-      <w:r>
-        <w:rPr>
-          <w:rFonts w:ascii="Consolas" w:eastAsia="Times New Roman" w:hAnsi="Consolas" w:cs="Times New Roman"/>
-          <w:color w:val="CE9178"/>
-          <w:kern w:val="0"/>
-          <w:sz w:val="16"/>
-          <w:szCs w:val="16"/>
-          <w14:ligatures w14:val="none"/>
-        </w:rPr>
-        <w:t>__gamma"</w:t>
-      </w:r>
-      <w:r>
-        <w:rPr>
-          <w:rFonts w:ascii="Consolas" w:eastAsia="Times New Roman" w:hAnsi="Consolas" w:cs="Times New Roman"/>
-          <w:color w:val="CCCCCC"/>
-          <w:kern w:val="0"/>
-          <w:sz w:val="16"/>
-          <w:szCs w:val="16"/>
-          <w14:ligatures w14:val="none"/>
-        </w:rPr>
-        <w:t>],</w:t>
-      </w:r>
-    </w:p>
-    <w:p>
-      <w:pPr>
-        <w:shd w:val="clear" w:color="auto" w:fill="1F1F1F"/>
-        <w:spacing w:after="0" w:line="285" w:lineRule="atLeast"/>
-        <w:ind w:left="0" w:firstLine="0"/>
-        <w:jc w:val="left"/>
-        <w:rPr>
-          <w:rFonts w:ascii="Consolas" w:eastAsia="Times New Roman" w:hAnsi="Consolas" w:cs="Times New Roman"/>
-          <w:color w:val="CCCCCC"/>
-          <w:kern w:val="0"/>
-          <w:sz w:val="16"/>
-          <w:szCs w:val="16"/>
-          <w14:ligatures w14:val="none"/>
-        </w:rPr>
-      </w:pPr>
-      <w:r>
-        <w:rPr>
-          <w:rFonts w:ascii="Consolas" w:eastAsia="Times New Roman" w:hAnsi="Consolas" w:cs="Times New Roman"/>
-          <w:color w:val="CCCCCC"/>
-          <w:kern w:val="0"/>
-          <w:sz w:val="16"/>
-          <w:szCs w:val="16"/>
-          <w14:ligatures w14:val="none"/>
-        </w:rPr>
-        <w:t xml:space="preserve">                </w:t>
-      </w:r>
-      <w:r>
-        <w:rPr>
-          <w:rFonts w:ascii="Consolas" w:eastAsia="Times New Roman" w:hAnsi="Consolas" w:cs="Times New Roman"/>
-          <w:color w:val="9CDCFE"/>
-          <w:kern w:val="0"/>
-          <w:sz w:val="16"/>
-          <w:szCs w:val="16"/>
-          <w14:ligatures w14:val="none"/>
-        </w:rPr>
-        <w:t>kernel</w:t>
-      </w:r>
-      <w:r>
-        <w:rPr>
-          <w:rFonts w:ascii="Consolas" w:eastAsia="Times New Roman" w:hAnsi="Consolas" w:cs="Times New Roman"/>
-          <w:color w:val="D4D4D4"/>
-          <w:kern w:val="0"/>
-          <w:sz w:val="16"/>
-          <w:szCs w:val="16"/>
-          <w14:ligatures w14:val="none"/>
-        </w:rPr>
-        <w:t>=</w:t>
-      </w:r>
-      <w:r>
-        <w:rPr>
-          <w:rFonts w:ascii="Consolas" w:eastAsia="Times New Roman" w:hAnsi="Consolas" w:cs="Times New Roman"/>
-          <w:color w:val="CE9178"/>
-          <w:kern w:val="0"/>
-          <w:sz w:val="16"/>
-          <w:szCs w:val="16"/>
-          <w14:ligatures w14:val="none"/>
-        </w:rPr>
-        <w:t>"</w:t>
-      </w:r>
-      <w:proofErr w:type="gramStart"/>
-      <w:r>
-        <w:rPr>
-          <w:rFonts w:ascii="Consolas" w:eastAsia="Times New Roman" w:hAnsi="Consolas" w:cs="Times New Roman"/>
-          <w:color w:val="CE9178"/>
-          <w:kern w:val="0"/>
-          <w:sz w:val="16"/>
-          <w:szCs w:val="16"/>
-          <w14:ligatures w14:val="none"/>
-        </w:rPr>
-        <w:t>linear"</w:t>
-      </w:r>
-      <w:r>
-        <w:rPr>
-          <w:rFonts w:ascii="Consolas" w:eastAsia="Times New Roman" w:hAnsi="Consolas" w:cs="Times New Roman"/>
-          <w:color w:val="CCCCCC"/>
-          <w:kern w:val="0"/>
-          <w:sz w:val="16"/>
-          <w:szCs w:val="16"/>
-          <w14:ligatures w14:val="none"/>
-        </w:rPr>
-        <w:t>)</w:t>
-      </w:r>
-      <w:proofErr w:type="gramEnd"/>
-      <w:r>
-        <w:rPr>
-          <w:rFonts w:ascii="Consolas" w:eastAsia="Times New Roman" w:hAnsi="Consolas" w:cs="Times New Roman"/>
-          <w:color w:val="CCCCCC"/>
-          <w:kern w:val="0"/>
-          <w:sz w:val="16"/>
-          <w:szCs w:val="16"/>
-          <w14:ligatures w14:val="none"/>
-        </w:rPr>
-        <w:t>),</w:t>
+        <w:t>"linear"</w:t>
+      </w:r>
+      <w:r>
+        <w:rPr>
+          <w:rFonts w:ascii="Consolas" w:eastAsia="Times New Roman" w:hAnsi="Consolas" w:cs="Times New Roman"/>
+          <w:color w:val="CCCCCC"/>
+          <w:kern w:val="0"/>
+          <w:sz w:val="16"/>
+          <w:szCs w:val="16"/>
+          <w14:ligatures w14:val="none"/>
+        </w:rPr>
+        <w:t>)),</w:t>
       </w:r>
     </w:p>
     <w:p>
